--- a/Website details.docx
+++ b/Website details.docx
@@ -234,6 +234,55 @@
           <w14:ligatures w14:val="none"/>
         </w:rPr>
       </w:pPr>
+      <w:r>
+        <w:rPr>
+          <w:rFonts w:ascii="Raleway" w:eastAsia="Times New Roman" w:hAnsi="Raleway" w:cs="Arial"/>
+          <w:color w:val="005588"/>
+          <w:kern w:val="36"/>
+          <w14:ligatures w14:val="none"/>
+        </w:rPr>
+        <w:t>USER</w:t>
+      </w:r>
+      <w:r>
+        <w:rPr>
+          <w:rFonts w:ascii="Raleway" w:eastAsia="Times New Roman" w:hAnsi="Raleway" w:cs="Arial"/>
+          <w:color w:val="005588"/>
+          <w:kern w:val="36"/>
+          <w14:ligatures w14:val="none"/>
+        </w:rPr>
+        <w:t xml:space="preserve"> for </w:t>
+      </w:r>
+      <w:proofErr w:type="spellStart"/>
+      <w:r>
+        <w:rPr>
+          <w:rFonts w:ascii="Raleway" w:eastAsia="Times New Roman" w:hAnsi="Raleway" w:cs="Arial"/>
+          <w:color w:val="005588"/>
+          <w:kern w:val="36"/>
+          <w14:ligatures w14:val="none"/>
+        </w:rPr>
+        <w:t>wesite</w:t>
+      </w:r>
+      <w:proofErr w:type="spellEnd"/>
+      <w:r>
+        <w:rPr>
+          <w:rFonts w:ascii="Raleway" w:eastAsia="Times New Roman" w:hAnsi="Raleway" w:cs="Arial"/>
+          <w:color w:val="005588"/>
+          <w:kern w:val="36"/>
+          <w14:ligatures w14:val="none"/>
+        </w:rPr>
+        <w:t xml:space="preserve">: </w:t>
+      </w:r>
+      <w:hyperlink r:id="rId9" w:history="1">
+        <w:r>
+          <w:rPr>
+            <w:rStyle w:val="Hyperlink"/>
+            <w:rFonts w:ascii="Raleway" w:eastAsia="Times New Roman" w:hAnsi="Raleway" w:cs="Arial"/>
+            <w:kern w:val="36"/>
+            <w14:ligatures w14:val="none"/>
+          </w:rPr>
+          <w:t>admin</w:t>
+        </w:r>
+      </w:hyperlink>
     </w:p>
     <w:p>
       <w:pPr>
@@ -244,6 +293,72 @@
         <w:spacing w:after="225" w:line="240" w:lineRule="auto"/>
         <w:outlineLvl w:val="0"/>
         <w:rPr>
+          <w:rFonts w:ascii="Raleway" w:eastAsia="Times New Roman" w:hAnsi="Raleway" w:cs="Arial"/>
+          <w:color w:val="005588"/>
+          <w:kern w:val="36"/>
+          <w14:ligatures w14:val="none"/>
+        </w:rPr>
+      </w:pPr>
+      <w:r>
+        <w:rPr>
+          <w:rFonts w:ascii="Raleway" w:eastAsia="Times New Roman" w:hAnsi="Raleway" w:cs="Arial"/>
+          <w:color w:val="005588"/>
+          <w:kern w:val="36"/>
+          <w14:ligatures w14:val="none"/>
+        </w:rPr>
+        <w:t xml:space="preserve">PASSWORD: </w:t>
+      </w:r>
+      <w:r>
+        <w:rPr>
+          <w:rFonts w:ascii="Raleway" w:eastAsia="Times New Roman" w:hAnsi="Raleway" w:cs="Arial"/>
+          <w:color w:val="005588"/>
+          <w:kern w:val="36"/>
+          <w14:ligatures w14:val="none"/>
+        </w:rPr>
+        <w:t>admin123</w:t>
+      </w:r>
+    </w:p>
+    <w:p>
+      <w:pPr>
+        <w:pBdr>
+          <w:bottom w:val="single" w:sz="6" w:space="5" w:color="CCCCCC"/>
+        </w:pBdr>
+        <w:shd w:val="clear" w:color="auto" w:fill="FFFFFF"/>
+        <w:spacing w:after="225" w:line="240" w:lineRule="auto"/>
+        <w:outlineLvl w:val="0"/>
+        <w:rPr>
+          <w:rFonts w:ascii="Raleway" w:eastAsia="Times New Roman" w:hAnsi="Raleway" w:cs="Arial"/>
+          <w:color w:val="005588"/>
+          <w:kern w:val="36"/>
+          <w14:ligatures w14:val="none"/>
+        </w:rPr>
+      </w:pPr>
+    </w:p>
+    <w:p>
+      <w:pPr>
+        <w:pBdr>
+          <w:bottom w:val="single" w:sz="6" w:space="5" w:color="CCCCCC"/>
+        </w:pBdr>
+        <w:shd w:val="clear" w:color="auto" w:fill="FFFFFF"/>
+        <w:spacing w:after="225" w:line="240" w:lineRule="auto"/>
+        <w:outlineLvl w:val="0"/>
+        <w:rPr>
+          <w:rFonts w:ascii="Raleway" w:eastAsia="Times New Roman" w:hAnsi="Raleway" w:cs="Arial"/>
+          <w:color w:val="005588"/>
+          <w:kern w:val="36"/>
+          <w14:ligatures w14:val="none"/>
+        </w:rPr>
+      </w:pPr>
+    </w:p>
+    <w:p>
+      <w:pPr>
+        <w:pBdr>
+          <w:bottom w:val="single" w:sz="6" w:space="5" w:color="CCCCCC"/>
+        </w:pBdr>
+        <w:shd w:val="clear" w:color="auto" w:fill="FFFFFF"/>
+        <w:spacing w:after="225" w:line="240" w:lineRule="auto"/>
+        <w:outlineLvl w:val="0"/>
+        <w:rPr>
           <w:rStyle w:val="Strong"/>
           <w:rFonts w:ascii="DM Sans" w:hAnsi="DM Sans"/>
           <w:color w:val="58585E"/>
@@ -268,7 +383,7 @@
         </w:rPr>
         <w:t xml:space="preserve"> </w:t>
       </w:r>
-      <w:hyperlink r:id="rId9" w:history="1">
+      <w:hyperlink r:id="rId10" w:history="1">
         <w:r>
           <w:rPr>
             <w:rStyle w:val="Hyperlink"/>
@@ -369,7 +484,7 @@
         </w:rPr>
         <w:t xml:space="preserve">USER: </w:t>
       </w:r>
-      <w:hyperlink r:id="rId10" w:history="1">
+      <w:hyperlink r:id="rId11" w:history="1">
         <w:r>
           <w:rPr>
             <w:rStyle w:val="Hyperlink"/>
@@ -467,280 +582,8 @@
         <w:spacing w:after="225" w:line="240" w:lineRule="auto"/>
         <w:outlineLvl w:val="0"/>
         <w:rPr>
-          <w:rFonts w:ascii="Arial" w:hAnsi="Arial" w:cs="Arial"/>
-          <w:color w:val="000000" w:themeColor="text1"/>
-          <w:sz w:val="21"/>
-          <w:szCs w:val="21"/>
-          <w:shd w:val="clear" w:color="auto" w:fill="FFFFFF"/>
-        </w:rPr>
-      </w:pPr>
-      <w:r>
-        <w:rPr>
-          <w:rFonts w:ascii="Arial" w:hAnsi="Arial" w:cs="Arial"/>
-          <w:color w:val="000000" w:themeColor="text1"/>
-          <w:sz w:val="21"/>
-          <w:szCs w:val="21"/>
-          <w:shd w:val="clear" w:color="auto" w:fill="FFFFFF"/>
-        </w:rPr>
-        <w:t xml:space="preserve">Legal assistance: </w:t>
-      </w:r>
-      <w:hyperlink r:id="rId11" w:history="1">
-        <w:r>
-          <w:rPr>
-            <w:rStyle w:val="Hyperlink"/>
-            <w:rFonts w:ascii="Arial" w:hAnsi="Arial" w:cs="Arial"/>
-            <w:sz w:val="21"/>
-            <w:szCs w:val="21"/>
-            <w:shd w:val="clear" w:color="auto" w:fill="FFFFFF"/>
-          </w:rPr>
-          <w:t>legal@initiativeforlegalaid.org</w:t>
-        </w:r>
-      </w:hyperlink>
-      <w:r>
-        <w:rPr>
-          <w:rFonts w:ascii="Arial" w:hAnsi="Arial" w:cs="Arial"/>
-          <w:color w:val="000000" w:themeColor="text1"/>
-          <w:sz w:val="21"/>
-          <w:szCs w:val="21"/>
-          <w:shd w:val="clear" w:color="auto" w:fill="FFFFFF"/>
-        </w:rPr>
-        <w:t xml:space="preserve"> </w:t>
-      </w:r>
-    </w:p>
-    <w:p>
-      <w:pPr>
-        <w:pBdr>
-          <w:bottom w:val="single" w:sz="6" w:space="5" w:color="CCCCCC"/>
-        </w:pBdr>
-        <w:shd w:val="clear" w:color="auto" w:fill="FFFFFF"/>
-        <w:spacing w:after="225" w:line="240" w:lineRule="auto"/>
-        <w:outlineLvl w:val="0"/>
-        <w:rPr>
-          <w:rFonts w:ascii="Arial" w:hAnsi="Arial" w:cs="Arial"/>
-          <w:color w:val="000000" w:themeColor="text1"/>
-          <w:sz w:val="21"/>
-          <w:szCs w:val="21"/>
-          <w:shd w:val="clear" w:color="auto" w:fill="FFFFFF"/>
-        </w:rPr>
-      </w:pPr>
-      <w:r>
-        <w:rPr>
-          <w:rFonts w:ascii="Arial" w:hAnsi="Arial" w:cs="Arial"/>
-          <w:color w:val="000000" w:themeColor="text1"/>
-          <w:sz w:val="21"/>
-          <w:szCs w:val="21"/>
-          <w:shd w:val="clear" w:color="auto" w:fill="FFFFFF"/>
-        </w:rPr>
-        <w:t xml:space="preserve">Partnerships: </w:t>
-      </w:r>
-      <w:hyperlink r:id="rId12" w:history="1">
-        <w:r>
-          <w:rPr>
-            <w:rStyle w:val="Hyperlink"/>
-            <w:rFonts w:ascii="Arial" w:hAnsi="Arial" w:cs="Arial"/>
-            <w:sz w:val="21"/>
-            <w:szCs w:val="21"/>
-            <w:shd w:val="clear" w:color="auto" w:fill="FFFFFF"/>
-          </w:rPr>
-          <w:t>partnerships@initiativeforlegalaid.org</w:t>
-        </w:r>
-      </w:hyperlink>
-      <w:r>
-        <w:rPr>
-          <w:rFonts w:ascii="Arial" w:hAnsi="Arial" w:cs="Arial"/>
-          <w:color w:val="000000" w:themeColor="text1"/>
-          <w:sz w:val="21"/>
-          <w:szCs w:val="21"/>
-          <w:shd w:val="clear" w:color="auto" w:fill="FFFFFF"/>
-        </w:rPr>
-        <w:t xml:space="preserve"> </w:t>
-      </w:r>
-    </w:p>
-    <w:p>
-      <w:pPr>
-        <w:pBdr>
-          <w:bottom w:val="single" w:sz="6" w:space="5" w:color="CCCCCC"/>
-        </w:pBdr>
-        <w:shd w:val="clear" w:color="auto" w:fill="FFFFFF"/>
-        <w:spacing w:after="225" w:line="240" w:lineRule="auto"/>
-        <w:outlineLvl w:val="0"/>
-        <w:rPr>
-          <w:rFonts w:ascii="Arial" w:hAnsi="Arial" w:cs="Arial"/>
-          <w:color w:val="000000" w:themeColor="text1"/>
-          <w:sz w:val="21"/>
-          <w:szCs w:val="21"/>
-          <w:shd w:val="clear" w:color="auto" w:fill="FFFFFF"/>
-        </w:rPr>
-      </w:pPr>
-      <w:r>
-        <w:rPr>
-          <w:rFonts w:ascii="Arial" w:hAnsi="Arial" w:cs="Arial"/>
-          <w:color w:val="000000" w:themeColor="text1"/>
-          <w:sz w:val="21"/>
-          <w:szCs w:val="21"/>
-          <w:shd w:val="clear" w:color="auto" w:fill="FFFFFF"/>
-        </w:rPr>
-        <w:t xml:space="preserve">Donors: </w:t>
-      </w:r>
-      <w:hyperlink r:id="rId13" w:history="1">
-        <w:r>
-          <w:rPr>
-            <w:rStyle w:val="Hyperlink"/>
-            <w:rFonts w:ascii="Arial" w:hAnsi="Arial" w:cs="Arial"/>
-            <w:sz w:val="21"/>
-            <w:szCs w:val="21"/>
-            <w:shd w:val="clear" w:color="auto" w:fill="FFFFFF"/>
-          </w:rPr>
-          <w:t>donors@initiativeforlegalaid.org</w:t>
-        </w:r>
-      </w:hyperlink>
-      <w:r>
-        <w:rPr>
-          <w:rFonts w:ascii="Arial" w:hAnsi="Arial" w:cs="Arial"/>
-          <w:color w:val="000000" w:themeColor="text1"/>
-          <w:sz w:val="21"/>
-          <w:szCs w:val="21"/>
-          <w:shd w:val="clear" w:color="auto" w:fill="FFFFFF"/>
-        </w:rPr>
-        <w:t xml:space="preserve"> </w:t>
-      </w:r>
-    </w:p>
-    <w:p>
-      <w:pPr>
-        <w:pBdr>
-          <w:bottom w:val="single" w:sz="6" w:space="5" w:color="CCCCCC"/>
-        </w:pBdr>
-        <w:shd w:val="clear" w:color="auto" w:fill="FFFFFF"/>
-        <w:spacing w:after="225" w:line="240" w:lineRule="auto"/>
-        <w:outlineLvl w:val="0"/>
-        <w:rPr>
-          <w:rFonts w:ascii="Arial" w:hAnsi="Arial" w:cs="Arial"/>
-          <w:color w:val="000000" w:themeColor="text1"/>
-          <w:sz w:val="21"/>
-          <w:szCs w:val="21"/>
-          <w:shd w:val="clear" w:color="auto" w:fill="FFFFFF"/>
-        </w:rPr>
-      </w:pPr>
-      <w:r>
-        <w:rPr>
-          <w:rFonts w:ascii="Arial" w:hAnsi="Arial" w:cs="Arial"/>
-          <w:color w:val="000000" w:themeColor="text1"/>
-          <w:sz w:val="21"/>
-          <w:szCs w:val="21"/>
-          <w:shd w:val="clear" w:color="auto" w:fill="FFFFFF"/>
-        </w:rPr>
-        <w:t xml:space="preserve">Complaints &amp; feedback: </w:t>
-      </w:r>
-      <w:hyperlink r:id="rId14" w:history="1">
-        <w:r>
-          <w:rPr>
-            <w:rStyle w:val="Hyperlink"/>
-            <w:rFonts w:ascii="Arial" w:hAnsi="Arial" w:cs="Arial"/>
-            <w:sz w:val="21"/>
-            <w:szCs w:val="21"/>
-            <w:shd w:val="clear" w:color="auto" w:fill="FFFFFF"/>
-          </w:rPr>
-          <w:t>complaints@initiativeforlegalaid.org</w:t>
-        </w:r>
-      </w:hyperlink>
-      <w:r>
-        <w:rPr>
-          <w:rFonts w:ascii="Arial" w:hAnsi="Arial" w:cs="Arial"/>
-          <w:color w:val="000000" w:themeColor="text1"/>
-          <w:sz w:val="21"/>
-          <w:szCs w:val="21"/>
-          <w:shd w:val="clear" w:color="auto" w:fill="FFFFFF"/>
-        </w:rPr>
-        <w:t xml:space="preserve"> </w:t>
-      </w:r>
-    </w:p>
-    <w:p>
-      <w:pPr>
-        <w:pBdr>
-          <w:bottom w:val="single" w:sz="6" w:space="5" w:color="CCCCCC"/>
-        </w:pBdr>
-        <w:shd w:val="clear" w:color="auto" w:fill="FFFFFF"/>
-        <w:spacing w:after="225" w:line="240" w:lineRule="auto"/>
-        <w:outlineLvl w:val="0"/>
-        <w:rPr>
-          <w:rFonts w:ascii="Arial" w:hAnsi="Arial" w:cs="Arial"/>
-          <w:color w:val="000000" w:themeColor="text1"/>
-          <w:sz w:val="21"/>
-          <w:szCs w:val="21"/>
-          <w:shd w:val="clear" w:color="auto" w:fill="FFFFFF"/>
-        </w:rPr>
-      </w:pPr>
-      <w:r>
-        <w:rPr>
-          <w:rFonts w:ascii="Arial" w:hAnsi="Arial" w:cs="Arial"/>
-          <w:color w:val="000000" w:themeColor="text1"/>
-          <w:sz w:val="21"/>
-          <w:szCs w:val="21"/>
-          <w:shd w:val="clear" w:color="auto" w:fill="FFFFFF"/>
-        </w:rPr>
-        <w:t xml:space="preserve">Safeguarding: </w:t>
-      </w:r>
-      <w:hyperlink r:id="rId15" w:history="1">
-        <w:r>
-          <w:rPr>
-            <w:rStyle w:val="Hyperlink"/>
-            <w:rFonts w:ascii="Arial" w:hAnsi="Arial" w:cs="Arial"/>
-            <w:sz w:val="21"/>
-            <w:szCs w:val="21"/>
-            <w:shd w:val="clear" w:color="auto" w:fill="FFFFFF"/>
-          </w:rPr>
-          <w:t>safeguarding@initiativeforlegalaid.org</w:t>
-        </w:r>
-      </w:hyperlink>
-      <w:r>
-        <w:rPr>
-          <w:rFonts w:ascii="Arial" w:hAnsi="Arial" w:cs="Arial"/>
-          <w:color w:val="000000" w:themeColor="text1"/>
-          <w:sz w:val="21"/>
-          <w:szCs w:val="21"/>
-          <w:shd w:val="clear" w:color="auto" w:fill="FFFFFF"/>
-        </w:rPr>
-        <w:t xml:space="preserve"> </w:t>
-      </w:r>
-    </w:p>
-    <w:p>
-      <w:pPr>
-        <w:pBdr>
-          <w:bottom w:val="single" w:sz="6" w:space="5" w:color="CCCCCC"/>
-        </w:pBdr>
-        <w:shd w:val="clear" w:color="auto" w:fill="FFFFFF"/>
-        <w:spacing w:after="225" w:line="240" w:lineRule="auto"/>
-        <w:outlineLvl w:val="0"/>
-        <w:rPr>
-          <w:rFonts w:ascii="Arial" w:hAnsi="Arial" w:cs="Arial"/>
-          <w:color w:val="000000" w:themeColor="text1"/>
-          <w:sz w:val="21"/>
-          <w:szCs w:val="21"/>
-          <w:shd w:val="clear" w:color="auto" w:fill="FFFFFF"/>
-        </w:rPr>
-      </w:pPr>
-      <w:r>
-        <w:rPr>
-          <w:rFonts w:ascii="Arial" w:hAnsi="Arial" w:cs="Arial"/>
-          <w:color w:val="000000" w:themeColor="text1"/>
-          <w:sz w:val="21"/>
-          <w:szCs w:val="21"/>
-          <w:shd w:val="clear" w:color="auto" w:fill="FFFFFF"/>
-        </w:rPr>
-        <w:t>Website: initiativeforlegalaid.org</w:t>
-      </w:r>
-    </w:p>
-    <w:p>
-      <w:pPr>
-        <w:pBdr>
-          <w:bottom w:val="single" w:sz="6" w:space="5" w:color="CCCCCC"/>
-        </w:pBdr>
-        <w:shd w:val="clear" w:color="auto" w:fill="FFFFFF"/>
-        <w:spacing w:after="225" w:line="240" w:lineRule="auto"/>
-        <w:outlineLvl w:val="0"/>
-        <w:rPr>
           <w:rFonts w:ascii="Raleway" w:eastAsia="Times New Roman" w:hAnsi="Raleway" w:cs="Arial"/>
-          <w:color w:val="000000" w:themeColor="text1"/>
+          <w:color w:val="005588"/>
           <w:kern w:val="36"/>
           <w14:ligatures w14:val="none"/>
         </w:rPr>
@@ -748,108 +591,10 @@
     </w:p>
     <w:p>
       <w:pPr>
-        <w:pBdr>
-          <w:bottom w:val="single" w:sz="6" w:space="5" w:color="CCCCCC"/>
-        </w:pBdr>
-        <w:shd w:val="clear" w:color="auto" w:fill="FFFFFF"/>
-        <w:spacing w:after="225" w:line="240" w:lineRule="auto"/>
-        <w:outlineLvl w:val="0"/>
-        <w:rPr>
-          <w:rFonts w:ascii="Raleway" w:eastAsia="Times New Roman" w:hAnsi="Raleway" w:cs="Arial"/>
-          <w:color w:val="000000" w:themeColor="text1"/>
-          <w:kern w:val="36"/>
-          <w14:ligatures w14:val="none"/>
+        <w:rPr>
+          <w:color w:val="000000" w:themeColor="text1"/>
         </w:rPr>
       </w:pPr>
-      <w:r>
-        <w:rPr>
-          <w:rFonts w:ascii="Raleway" w:eastAsia="Times New Roman" w:hAnsi="Raleway" w:cs="Arial"/>
-          <w:color w:val="000000" w:themeColor="text1"/>
-          <w:kern w:val="36"/>
-          <w14:ligatures w14:val="none"/>
-        </w:rPr>
-        <w:t>91c0d8031d1650ffef4de0c99ba039d1da074ea359a79acc93c6503bcb211d11</w:t>
-      </w:r>
-    </w:p>
-    <w:p>
-      <w:pPr>
-        <w:pBdr>
-          <w:bottom w:val="single" w:sz="6" w:space="5" w:color="CCCCCC"/>
-        </w:pBdr>
-        <w:shd w:val="clear" w:color="auto" w:fill="FFFFFF"/>
-        <w:spacing w:after="225" w:line="240" w:lineRule="auto"/>
-        <w:outlineLvl w:val="0"/>
-        <w:rPr>
-          <w:rFonts w:ascii="Raleway" w:eastAsia="Times New Roman" w:hAnsi="Raleway" w:cs="Arial"/>
-          <w:color w:val="000000" w:themeColor="text1"/>
-          <w:kern w:val="36"/>
-          <w14:ligatures w14:val="none"/>
-        </w:rPr>
-      </w:pPr>
-    </w:p>
-    <w:p>
-      <w:pPr>
-        <w:rPr>
-          <w:rFonts w:ascii="Arial" w:hAnsi="Arial" w:cs="Arial"/>
-          <w:color w:val="000000" w:themeColor="text1"/>
-          <w:sz w:val="21"/>
-          <w:szCs w:val="21"/>
-          <w:shd w:val="clear" w:color="auto" w:fill="FFFFFF"/>
-        </w:rPr>
-      </w:pPr>
-    </w:p>
-    <w:p>
-      <w:pPr>
-        <w:rPr>
-          <w:rFonts w:ascii="Arial" w:hAnsi="Arial" w:cs="Arial"/>
-          <w:color w:val="000000" w:themeColor="text1"/>
-          <w:sz w:val="21"/>
-          <w:szCs w:val="21"/>
-          <w:shd w:val="clear" w:color="auto" w:fill="FFFFFF"/>
-        </w:rPr>
-      </w:pPr>
-      <w:r>
-        <w:rPr>
-          <w:rFonts w:ascii="Arial" w:hAnsi="Arial" w:cs="Arial"/>
-          <w:color w:val="000000" w:themeColor="text1"/>
-          <w:sz w:val="21"/>
-          <w:szCs w:val="21"/>
-          <w:shd w:val="clear" w:color="auto" w:fill="FFFFFF"/>
-        </w:rPr>
-        <w:t xml:space="preserve">Standard ILA Email Signature: </w:t>
-      </w:r>
-    </w:p>
-    <w:p>
-      <w:pPr>
-        <w:rPr>
-          <w:rFonts w:ascii="Arial" w:hAnsi="Arial" w:cs="Arial"/>
-          <w:color w:val="000000" w:themeColor="text1"/>
-          <w:sz w:val="21"/>
-          <w:szCs w:val="21"/>
-          <w:shd w:val="clear" w:color="auto" w:fill="FFFFFF"/>
-        </w:rPr>
-      </w:pPr>
-    </w:p>
-    <w:p>
-      <w:pPr>
-        <w:rPr>
-          <w:rFonts w:ascii="Arial" w:hAnsi="Arial" w:cs="Arial"/>
-          <w:color w:val="000000" w:themeColor="text1"/>
-          <w:sz w:val="21"/>
-          <w:szCs w:val="21"/>
-          <w:shd w:val="clear" w:color="auto" w:fill="FFFFFF"/>
-        </w:rPr>
-      </w:pPr>
-      <w:r>
-        <w:rPr>
-          <w:rFonts w:ascii="Arial" w:hAnsi="Arial" w:cs="Arial"/>
-          <w:color w:val="000000" w:themeColor="text1"/>
-          <w:sz w:val="21"/>
-          <w:szCs w:val="21"/>
-          <w:shd w:val="clear" w:color="auto" w:fill="FFFFFF"/>
-        </w:rPr>
-        <w:t xml:space="preserve">Adv. Emmanuel S. </w:t>
-      </w:r>
       <w:proofErr w:type="spellStart"/>
       <w:r>
         <w:rPr>
@@ -859,7 +604,7 @@
           <w:szCs w:val="21"/>
           <w:shd w:val="clear" w:color="auto" w:fill="FFFFFF"/>
         </w:rPr>
-        <w:t>Benaih</w:t>
+        <w:t>Diing</w:t>
       </w:r>
       <w:proofErr w:type="spellEnd"/>
       <w:r>
@@ -870,7 +615,73 @@
           <w:szCs w:val="21"/>
           <w:shd w:val="clear" w:color="auto" w:fill="FFFFFF"/>
         </w:rPr>
-        <w:t xml:space="preserve"> Swaka Executive Director Initiative for Legal Aid (ILA) Breaking Barriers. Building Justice. </w:t>
+        <w:t xml:space="preserve"> </w:t>
+      </w:r>
+      <w:proofErr w:type="spellStart"/>
+      <w:r>
+        <w:rPr>
+          <w:rFonts w:ascii="Arial" w:hAnsi="Arial" w:cs="Arial"/>
+          <w:color w:val="000000" w:themeColor="text1"/>
+          <w:sz w:val="21"/>
+          <w:szCs w:val="21"/>
+          <w:shd w:val="clear" w:color="auto" w:fill="FFFFFF"/>
+        </w:rPr>
+        <w:t>Diing</w:t>
+      </w:r>
+      <w:proofErr w:type="spellEnd"/>
+      <w:r>
+        <w:rPr>
+          <w:rFonts w:ascii="Arial" w:hAnsi="Arial" w:cs="Arial"/>
+          <w:color w:val="000000" w:themeColor="text1"/>
+          <w:sz w:val="21"/>
+          <w:szCs w:val="21"/>
+          <w:shd w:val="clear" w:color="auto" w:fill="FFFFFF"/>
+        </w:rPr>
+        <w:t xml:space="preserve"> Tong </w:t>
+      </w:r>
+      <w:proofErr w:type="spellStart"/>
+      <w:r>
+        <w:rPr>
+          <w:rFonts w:ascii="Arial" w:hAnsi="Arial" w:cs="Arial"/>
+          <w:color w:val="000000" w:themeColor="text1"/>
+          <w:sz w:val="21"/>
+          <w:szCs w:val="21"/>
+          <w:shd w:val="clear" w:color="auto" w:fill="FFFFFF"/>
+        </w:rPr>
+        <w:t>Tong</w:t>
+      </w:r>
+      <w:proofErr w:type="spellEnd"/>
+      <w:r>
+        <w:rPr>
+          <w:rFonts w:ascii="Arial" w:hAnsi="Arial" w:cs="Arial"/>
+          <w:color w:val="000000" w:themeColor="text1"/>
+          <w:sz w:val="21"/>
+          <w:szCs w:val="21"/>
+          <w:shd w:val="clear" w:color="auto" w:fill="FFFFFF"/>
+        </w:rPr>
+        <w:t xml:space="preserve"> Donor, Partnerships &amp; Resource </w:t>
+      </w:r>
+      <w:proofErr w:type="spellStart"/>
+      <w:r>
+        <w:rPr>
+          <w:rFonts w:ascii="Arial" w:hAnsi="Arial" w:cs="Arial"/>
+          <w:color w:val="000000" w:themeColor="text1"/>
+          <w:sz w:val="21"/>
+          <w:szCs w:val="21"/>
+          <w:shd w:val="clear" w:color="auto" w:fill="FFFFFF"/>
+        </w:rPr>
+        <w:t>Mobilisation</w:t>
+      </w:r>
+      <w:proofErr w:type="spellEnd"/>
+      <w:r>
+        <w:rPr>
+          <w:rFonts w:ascii="Arial" w:hAnsi="Arial" w:cs="Arial"/>
+          <w:color w:val="000000" w:themeColor="text1"/>
+          <w:sz w:val="21"/>
+          <w:szCs w:val="21"/>
+          <w:shd w:val="clear" w:color="auto" w:fill="FFFFFF"/>
+        </w:rPr>
+        <w:t xml:space="preserve"> Officer Initiative for Legal Aid (ILA) Breaking Barriers. Building Justice. </w:t>
       </w:r>
       <w:r>
         <w:rPr>
@@ -912,10 +723,10 @@
           <w:shd w:val="clear" w:color="auto" w:fill="FFFFFF"/>
         </w:rPr>
         <w:drawing>
-          <wp:inline distT="0" distB="0" distL="0" distR="0" wp14:anchorId="2441C463" wp14:editId="0A17CCE1">
+          <wp:inline distT="0" distB="0" distL="0" distR="0" wp14:anchorId="09BE54B6" wp14:editId="65C47127">
             <wp:extent cx="199390" cy="199390"/>
             <wp:effectExtent l="0" t="0" r="0" b="3810"/>
-            <wp:docPr id="1066880811" name="Picture 34" descr="📍"/>
+            <wp:docPr id="1465096458" name="Picture 12" descr="📍"/>
             <wp:cNvGraphicFramePr>
               <a:graphicFrameLocks xmlns:a="http://schemas.openxmlformats.org/drawingml/2006/main" noChangeAspect="1"/>
             </wp:cNvGraphicFramePr>
@@ -923,13 +734,13 @@
               <a:graphicData uri="http://schemas.openxmlformats.org/drawingml/2006/picture">
                 <pic:pic xmlns:pic="http://schemas.openxmlformats.org/drawingml/2006/picture">
                   <pic:nvPicPr>
-                    <pic:cNvPr id="0" name="Picture 35" descr="📍"/>
+                    <pic:cNvPr id="0" name="Picture 57" descr="📍"/>
                     <pic:cNvPicPr>
                       <a:picLocks noChangeAspect="1" noChangeArrowheads="1"/>
                     </pic:cNvPicPr>
                   </pic:nvPicPr>
                   <pic:blipFill>
-                    <a:blip r:embed="rId16">
+                    <a:blip r:embed="rId12">
                       <a:extLst>
                         <a:ext uri="{28A0092B-C50C-407E-A947-70E740481C1C}">
                           <a14:useLocalDpi xmlns:a14="http://schemas.microsoft.com/office/drawing/2010/main" val="0"/>
@@ -1020,10 +831,10 @@
           <w:shd w:val="clear" w:color="auto" w:fill="FFFFFF"/>
         </w:rPr>
         <w:drawing>
-          <wp:inline distT="0" distB="0" distL="0" distR="0" wp14:anchorId="4E1B8F15" wp14:editId="124CED14">
+          <wp:inline distT="0" distB="0" distL="0" distR="0" wp14:anchorId="3C35D75C" wp14:editId="7893B75D">
             <wp:extent cx="199390" cy="199390"/>
             <wp:effectExtent l="0" t="0" r="3810" b="3810"/>
-            <wp:docPr id="1818110317" name="Picture 33" descr="📧"/>
+            <wp:docPr id="749504807" name="Picture 11" descr="📧"/>
             <wp:cNvGraphicFramePr>
               <a:graphicFrameLocks xmlns:a="http://schemas.openxmlformats.org/drawingml/2006/main" noChangeAspect="1"/>
             </wp:cNvGraphicFramePr>
@@ -1031,13 +842,13 @@
               <a:graphicData uri="http://schemas.openxmlformats.org/drawingml/2006/picture">
                 <pic:pic xmlns:pic="http://schemas.openxmlformats.org/drawingml/2006/picture">
                   <pic:nvPicPr>
-                    <pic:cNvPr id="0" name="Picture 36" descr="📧"/>
+                    <pic:cNvPr id="0" name="Picture 58" descr="📧"/>
                     <pic:cNvPicPr>
                       <a:picLocks noChangeAspect="1" noChangeArrowheads="1"/>
                     </pic:cNvPicPr>
                   </pic:nvPicPr>
                   <pic:blipFill>
-                    <a:blip r:embed="rId17">
+                    <a:blip r:embed="rId13">
                       <a:extLst>
                         <a:ext uri="{28A0092B-C50C-407E-A947-70E740481C1C}">
                           <a14:useLocalDpi xmlns:a14="http://schemas.microsoft.com/office/drawing/2010/main" val="0"/>
@@ -1078,27 +889,15 @@
         </w:rPr>
         <w:fldChar w:fldCharType="end"/>
       </w:r>
-      <w:hyperlink r:id="rId18" w:history="1">
-        <w:r>
-          <w:rPr>
-            <w:rStyle w:val="Hyperlink"/>
-            <w:rFonts w:ascii="Arial" w:hAnsi="Arial" w:cs="Arial"/>
-            <w:sz w:val="21"/>
-            <w:szCs w:val="21"/>
-            <w:shd w:val="clear" w:color="auto" w:fill="FFFFFF"/>
-          </w:rPr>
-          <w:t>director@initiativeforlegalaid.org</w:t>
-        </w:r>
-      </w:hyperlink>
-      <w:r>
-        <w:rPr>
-          <w:rFonts w:ascii="Arial" w:hAnsi="Arial" w:cs="Arial"/>
-          <w:color w:val="000000" w:themeColor="text1"/>
-          <w:sz w:val="21"/>
-          <w:szCs w:val="21"/>
-          <w:shd w:val="clear" w:color="auto" w:fill="FFFFFF"/>
-        </w:rPr>
-        <w:t xml:space="preserve"> </w:t>
+      <w:r>
+        <w:rPr>
+          <w:rFonts w:ascii="Arial" w:hAnsi="Arial" w:cs="Arial"/>
+          <w:color w:val="000000" w:themeColor="text1"/>
+          <w:sz w:val="21"/>
+          <w:szCs w:val="21"/>
+          <w:shd w:val="clear" w:color="auto" w:fill="FFFFFF"/>
+        </w:rPr>
+        <w:t xml:space="preserve">partnerships@initiativeforlegalaid.org </w:t>
       </w:r>
       <w:r>
         <w:rPr>
@@ -1118,7 +917,7 @@
           <w:szCs w:val="21"/>
           <w:shd w:val="clear" w:color="auto" w:fill="FFFFFF"/>
         </w:rPr>
-        <w:instrText xml:space="preserve"> INCLUDEPICTURE "https://static.xx.fbcdn.net/images/emoji.php/v9/t49/2/16/1f310.png" \* MERGEFORMATINET </w:instrText>
+        <w:instrText xml:space="preserve"> INCLUDEPICTURE "https://static.xx.fbcdn.net/images/emoji.php/v9/t5d/2/16/1f4e7.png" \* MERGEFORMATINET </w:instrText>
       </w:r>
       <w:r>
         <w:rPr>
@@ -1140,10 +939,10 @@
           <w:shd w:val="clear" w:color="auto" w:fill="FFFFFF"/>
         </w:rPr>
         <w:drawing>
-          <wp:inline distT="0" distB="0" distL="0" distR="0" wp14:anchorId="2C2FC094" wp14:editId="3EFBBCF7">
+          <wp:inline distT="0" distB="0" distL="0" distR="0" wp14:anchorId="55EE6DE9" wp14:editId="36FB588A">
             <wp:extent cx="199390" cy="199390"/>
             <wp:effectExtent l="0" t="0" r="3810" b="3810"/>
-            <wp:docPr id="380097513" name="Picture 32" descr="🌐"/>
+            <wp:docPr id="1555255657" name="Picture 10" descr="📧"/>
             <wp:cNvGraphicFramePr>
               <a:graphicFrameLocks xmlns:a="http://schemas.openxmlformats.org/drawingml/2006/main" noChangeAspect="1"/>
             </wp:cNvGraphicFramePr>
@@ -1151,13 +950,13 @@
               <a:graphicData uri="http://schemas.openxmlformats.org/drawingml/2006/picture">
                 <pic:pic xmlns:pic="http://schemas.openxmlformats.org/drawingml/2006/picture">
                   <pic:nvPicPr>
-                    <pic:cNvPr id="0" name="Picture 37" descr="🌐"/>
+                    <pic:cNvPr id="0" name="Picture 59" descr="📧"/>
                     <pic:cNvPicPr>
                       <a:picLocks noChangeAspect="1" noChangeArrowheads="1"/>
                     </pic:cNvPicPr>
                   </pic:nvPicPr>
                   <pic:blipFill>
-                    <a:blip r:embed="rId19">
+                    <a:blip r:embed="rId13">
                       <a:extLst>
                         <a:ext uri="{28A0092B-C50C-407E-A947-70E740481C1C}">
                           <a14:useLocalDpi xmlns:a14="http://schemas.microsoft.com/office/drawing/2010/main" val="0"/>
@@ -1206,7 +1005,7 @@
           <w:szCs w:val="21"/>
           <w:shd w:val="clear" w:color="auto" w:fill="FFFFFF"/>
         </w:rPr>
-        <w:t xml:space="preserve">initiativeforlegalaid.org </w:t>
+        <w:t xml:space="preserve">donors@initiativeforlegalaid.org </w:t>
       </w:r>
       <w:r>
         <w:rPr>
@@ -1226,7 +1025,7 @@
           <w:szCs w:val="21"/>
           <w:shd w:val="clear" w:color="auto" w:fill="FFFFFF"/>
         </w:rPr>
-        <w:instrText xml:space="preserve"> INCLUDEPICTURE "https://static.xx.fbcdn.net/images/emoji.php/v9/tec/2/16/1f4de.png" \* MERGEFORMATINET </w:instrText>
+        <w:instrText xml:space="preserve"> INCLUDEPICTURE "https://static.xx.fbcdn.net/images/emoji.php/v9/t49/2/16/1f310.png" \* MERGEFORMATINET </w:instrText>
       </w:r>
       <w:r>
         <w:rPr>
@@ -1248,10 +1047,10 @@
           <w:shd w:val="clear" w:color="auto" w:fill="FFFFFF"/>
         </w:rPr>
         <w:drawing>
-          <wp:inline distT="0" distB="0" distL="0" distR="0" wp14:anchorId="5A8D2958" wp14:editId="7477F819">
+          <wp:inline distT="0" distB="0" distL="0" distR="0" wp14:anchorId="63807841" wp14:editId="52923273">
             <wp:extent cx="199390" cy="199390"/>
             <wp:effectExtent l="0" t="0" r="3810" b="3810"/>
-            <wp:docPr id="1569174005" name="Picture 31" descr="📞"/>
+            <wp:docPr id="1750527087" name="Picture 9" descr="🌐"/>
             <wp:cNvGraphicFramePr>
               <a:graphicFrameLocks xmlns:a="http://schemas.openxmlformats.org/drawingml/2006/main" noChangeAspect="1"/>
             </wp:cNvGraphicFramePr>
@@ -1259,13 +1058,13 @@
               <a:graphicData uri="http://schemas.openxmlformats.org/drawingml/2006/picture">
                 <pic:pic xmlns:pic="http://schemas.openxmlformats.org/drawingml/2006/picture">
                   <pic:nvPicPr>
-                    <pic:cNvPr id="0" name="Picture 38" descr="📞"/>
+                    <pic:cNvPr id="0" name="Picture 60" descr="🌐"/>
                     <pic:cNvPicPr>
                       <a:picLocks noChangeAspect="1" noChangeArrowheads="1"/>
                     </pic:cNvPicPr>
                   </pic:nvPicPr>
                   <pic:blipFill>
-                    <a:blip r:embed="rId20">
+                    <a:blip r:embed="rId14">
                       <a:extLst>
                         <a:ext uri="{28A0092B-C50C-407E-A947-70E740481C1C}">
                           <a14:useLocalDpi xmlns:a14="http://schemas.microsoft.com/office/drawing/2010/main" val="0"/>
@@ -1314,39 +1113,678 @@
           <w:szCs w:val="21"/>
           <w:shd w:val="clear" w:color="auto" w:fill="FFFFFF"/>
         </w:rPr>
-        <w:t xml:space="preserve">+211 9800800802 Access to Justice | Legal Aid | Human Rights | Protection | Governance. </w:t>
+        <w:t xml:space="preserve">initiativeforlegalaid.org Building Partnerships. </w:t>
+      </w:r>
+      <w:proofErr w:type="spellStart"/>
+      <w:r>
+        <w:rPr>
+          <w:rFonts w:ascii="Arial" w:hAnsi="Arial" w:cs="Arial"/>
+          <w:color w:val="000000" w:themeColor="text1"/>
+          <w:sz w:val="21"/>
+          <w:szCs w:val="21"/>
+          <w:shd w:val="clear" w:color="auto" w:fill="FFFFFF"/>
+        </w:rPr>
+        <w:t>Mobilising</w:t>
+      </w:r>
+      <w:proofErr w:type="spellEnd"/>
+      <w:r>
+        <w:rPr>
+          <w:rFonts w:ascii="Arial" w:hAnsi="Arial" w:cs="Arial"/>
+          <w:color w:val="000000" w:themeColor="text1"/>
+          <w:sz w:val="21"/>
+          <w:szCs w:val="21"/>
+          <w:shd w:val="clear" w:color="auto" w:fill="FFFFFF"/>
+        </w:rPr>
+        <w:t xml:space="preserve"> Resources. Expanding Access to Justice.</w:t>
       </w:r>
     </w:p>
     <w:p>
       <w:pPr>
-        <w:rPr>
-          <w:rFonts w:ascii="Arial" w:hAnsi="Arial" w:cs="Arial"/>
-          <w:color w:val="000000" w:themeColor="text1"/>
-          <w:sz w:val="21"/>
-          <w:szCs w:val="21"/>
-          <w:shd w:val="clear" w:color="auto" w:fill="FFFFFF"/>
+        <w:pBdr>
+          <w:bottom w:val="single" w:sz="6" w:space="5" w:color="CCCCCC"/>
+        </w:pBdr>
+        <w:shd w:val="clear" w:color="auto" w:fill="FFFFFF"/>
+        <w:spacing w:after="225" w:line="240" w:lineRule="auto"/>
+        <w:outlineLvl w:val="0"/>
+        <w:rPr>
+          <w:rFonts w:ascii="Raleway" w:eastAsia="Times New Roman" w:hAnsi="Raleway" w:cs="Arial"/>
+          <w:color w:val="005588"/>
+          <w:kern w:val="36"/>
+          <w14:ligatures w14:val="none"/>
         </w:rPr>
       </w:pPr>
     </w:p>
     <w:p>
       <w:pPr>
-        <w:rPr>
-          <w:rFonts w:ascii="Arial" w:hAnsi="Arial" w:cs="Arial"/>
-          <w:color w:val="000000" w:themeColor="text1"/>
-          <w:sz w:val="21"/>
-          <w:szCs w:val="21"/>
-          <w:shd w:val="clear" w:color="auto" w:fill="FFFFFF"/>
+        <w:pBdr>
+          <w:bottom w:val="single" w:sz="6" w:space="5" w:color="CCCCCC"/>
+        </w:pBdr>
+        <w:shd w:val="clear" w:color="auto" w:fill="FFFFFF"/>
+        <w:spacing w:after="225" w:line="240" w:lineRule="auto"/>
+        <w:outlineLvl w:val="0"/>
+        <w:rPr>
+          <w:rFonts w:ascii="Raleway" w:eastAsia="Times New Roman" w:hAnsi="Raleway" w:cs="Arial"/>
+          <w:color w:val="005588"/>
+          <w:kern w:val="36"/>
+          <w14:ligatures w14:val="none"/>
         </w:rPr>
       </w:pPr>
-      <w:r>
-        <w:rPr>
-          <w:rFonts w:ascii="Arial" w:hAnsi="Arial" w:cs="Arial"/>
-          <w:color w:val="000000" w:themeColor="text1"/>
-          <w:sz w:val="21"/>
-          <w:szCs w:val="21"/>
-          <w:shd w:val="clear" w:color="auto" w:fill="FFFFFF"/>
-        </w:rPr>
-        <w:t xml:space="preserve">Godfrey Modi Martin O. </w:t>
+    </w:p>
+    <w:p>
+      <w:pPr>
+        <w:pBdr>
+          <w:bottom w:val="single" w:sz="6" w:space="5" w:color="CCCCCC"/>
+        </w:pBdr>
+        <w:shd w:val="clear" w:color="auto" w:fill="FFFFFF"/>
+        <w:spacing w:after="225" w:line="240" w:lineRule="auto"/>
+        <w:outlineLvl w:val="0"/>
+        <w:rPr>
+          <w:rFonts w:ascii="Raleway" w:eastAsia="Times New Roman" w:hAnsi="Raleway" w:cs="Arial"/>
+          <w:color w:val="005588"/>
+          <w:kern w:val="36"/>
+          <w14:ligatures w14:val="none"/>
+        </w:rPr>
+      </w:pPr>
+      <w:r>
+        <w:rPr>
+          <w:rFonts w:ascii="Raleway" w:eastAsia="Times New Roman" w:hAnsi="Raleway" w:cs="Arial"/>
+          <w:color w:val="005588"/>
+          <w:kern w:val="36"/>
+          <w14:ligatures w14:val="none"/>
+        </w:rPr>
+        <w:lastRenderedPageBreak/>
+        <w:t xml:space="preserve">USER: </w:t>
+      </w:r>
+      <w:r>
+        <w:rPr>
+          <w:rFonts w:ascii="Arial" w:hAnsi="Arial" w:cs="Arial"/>
+          <w:color w:val="000000" w:themeColor="text1"/>
+          <w:sz w:val="21"/>
+          <w:szCs w:val="21"/>
+          <w:shd w:val="clear" w:color="auto" w:fill="FFFFFF"/>
+        </w:rPr>
+        <w:fldChar w:fldCharType="begin"/>
+      </w:r>
+      <w:r>
+        <w:rPr>
+          <w:rFonts w:ascii="Arial" w:hAnsi="Arial" w:cs="Arial"/>
+          <w:color w:val="000000" w:themeColor="text1"/>
+          <w:sz w:val="21"/>
+          <w:szCs w:val="21"/>
+          <w:shd w:val="clear" w:color="auto" w:fill="FFFFFF"/>
+        </w:rPr>
+        <w:instrText>HYPERLINK "mailto:</w:instrText>
+      </w:r>
+      <w:r>
+        <w:rPr>
+          <w:rFonts w:ascii="Arial" w:hAnsi="Arial" w:cs="Arial"/>
+          <w:color w:val="000000" w:themeColor="text1"/>
+          <w:sz w:val="21"/>
+          <w:szCs w:val="21"/>
+          <w:shd w:val="clear" w:color="auto" w:fill="FFFFFF"/>
+        </w:rPr>
+        <w:instrText xml:space="preserve"> </w:instrText>
+      </w:r>
+      <w:r>
+        <w:rPr>
+          <w:rFonts w:ascii="Arial" w:hAnsi="Arial" w:cs="Arial"/>
+          <w:color w:val="000000" w:themeColor="text1"/>
+          <w:sz w:val="21"/>
+          <w:szCs w:val="21"/>
+          <w:shd w:val="clear" w:color="auto" w:fill="FFFFFF"/>
+        </w:rPr>
+        <w:instrText>partnerships</w:instrText>
+      </w:r>
+      <w:r>
+        <w:rPr>
+          <w:rFonts w:ascii="Raleway" w:eastAsia="Times New Roman" w:hAnsi="Raleway" w:cs="Arial"/>
+          <w:kern w:val="36"/>
+          <w14:ligatures w14:val="none"/>
+        </w:rPr>
+        <w:instrText>@initiative4legalaid.org</w:instrText>
+      </w:r>
+      <w:r>
+        <w:rPr>
+          <w:rFonts w:ascii="Arial" w:hAnsi="Arial" w:cs="Arial"/>
+          <w:color w:val="000000" w:themeColor="text1"/>
+          <w:sz w:val="21"/>
+          <w:szCs w:val="21"/>
+          <w:shd w:val="clear" w:color="auto" w:fill="FFFFFF"/>
+        </w:rPr>
+        <w:instrText>"</w:instrText>
+      </w:r>
+      <w:r>
+        <w:rPr>
+          <w:rFonts w:ascii="Arial" w:hAnsi="Arial" w:cs="Arial"/>
+          <w:color w:val="000000" w:themeColor="text1"/>
+          <w:sz w:val="21"/>
+          <w:szCs w:val="21"/>
+          <w:shd w:val="clear" w:color="auto" w:fill="FFFFFF"/>
+        </w:rPr>
+        <w:fldChar w:fldCharType="separate"/>
+      </w:r>
+      <w:r>
+        <w:rPr>
+          <w:rStyle w:val="Hyperlink"/>
+          <w:rFonts w:ascii="Arial" w:hAnsi="Arial" w:cs="Arial"/>
+          <w:sz w:val="21"/>
+          <w:szCs w:val="21"/>
+          <w:shd w:val="clear" w:color="auto" w:fill="FFFFFF"/>
+        </w:rPr>
+        <w:t xml:space="preserve"> </w:t>
+      </w:r>
+      <w:r>
+        <w:rPr>
+          <w:rStyle w:val="Hyperlink"/>
+          <w:rFonts w:ascii="Arial" w:hAnsi="Arial" w:cs="Arial"/>
+          <w:sz w:val="21"/>
+          <w:szCs w:val="21"/>
+          <w:shd w:val="clear" w:color="auto" w:fill="FFFFFF"/>
+        </w:rPr>
+        <w:t>partnerships</w:t>
+      </w:r>
+      <w:r>
+        <w:rPr>
+          <w:rStyle w:val="Hyperlink"/>
+          <w:rFonts w:ascii="Raleway" w:eastAsia="Times New Roman" w:hAnsi="Raleway" w:cs="Arial"/>
+          <w:kern w:val="36"/>
+          <w14:ligatures w14:val="none"/>
+        </w:rPr>
+        <w:t>@</w:t>
+      </w:r>
+      <w:r>
+        <w:rPr>
+          <w:rStyle w:val="Hyperlink"/>
+          <w:rFonts w:ascii="Raleway" w:eastAsia="Times New Roman" w:hAnsi="Raleway" w:cs="Arial"/>
+          <w:kern w:val="36"/>
+          <w14:ligatures w14:val="none"/>
+        </w:rPr>
+        <w:t>initiative4legalaid.org</w:t>
+      </w:r>
+      <w:r>
+        <w:rPr>
+          <w:rFonts w:ascii="Arial" w:hAnsi="Arial" w:cs="Arial"/>
+          <w:color w:val="000000" w:themeColor="text1"/>
+          <w:sz w:val="21"/>
+          <w:szCs w:val="21"/>
+          <w:shd w:val="clear" w:color="auto" w:fill="FFFFFF"/>
+        </w:rPr>
+        <w:fldChar w:fldCharType="end"/>
+      </w:r>
+    </w:p>
+    <w:p>
+      <w:pPr>
+        <w:pBdr>
+          <w:bottom w:val="single" w:sz="6" w:space="5" w:color="CCCCCC"/>
+        </w:pBdr>
+        <w:shd w:val="clear" w:color="auto" w:fill="FFFFFF"/>
+        <w:spacing w:after="225" w:line="240" w:lineRule="auto"/>
+        <w:outlineLvl w:val="0"/>
+        <w:rPr>
+          <w:rFonts w:ascii="Raleway" w:eastAsia="Times New Roman" w:hAnsi="Raleway" w:cs="Arial"/>
+          <w:color w:val="005588"/>
+          <w:kern w:val="36"/>
+          <w14:ligatures w14:val="none"/>
+        </w:rPr>
+      </w:pPr>
+      <w:r>
+        <w:rPr>
+          <w:rFonts w:ascii="Raleway" w:eastAsia="Times New Roman" w:hAnsi="Raleway" w:cs="Arial"/>
+          <w:color w:val="005588"/>
+          <w:kern w:val="36"/>
+          <w14:ligatures w14:val="none"/>
+        </w:rPr>
+        <w:t xml:space="preserve">PASSWORD: </w:t>
+      </w:r>
+      <w:r>
+        <w:rPr>
+          <w:rFonts w:ascii="Raleway" w:eastAsia="Times New Roman" w:hAnsi="Raleway" w:cs="Arial"/>
+          <w:color w:val="005588"/>
+          <w:kern w:val="36"/>
+          <w14:ligatures w14:val="none"/>
+        </w:rPr>
+        <w:t>Admin123</w:t>
+      </w:r>
+    </w:p>
+    <w:p>
+      <w:pPr>
+        <w:pBdr>
+          <w:bottom w:val="single" w:sz="6" w:space="5" w:color="CCCCCC"/>
+        </w:pBdr>
+        <w:shd w:val="clear" w:color="auto" w:fill="FFFFFF"/>
+        <w:spacing w:after="225" w:line="240" w:lineRule="auto"/>
+        <w:outlineLvl w:val="0"/>
+        <w:rPr>
+          <w:rFonts w:ascii="Raleway" w:eastAsia="Times New Roman" w:hAnsi="Raleway" w:cs="Arial"/>
+          <w:color w:val="005588"/>
+          <w:kern w:val="36"/>
+          <w14:ligatures w14:val="none"/>
+        </w:rPr>
+      </w:pPr>
+    </w:p>
+    <w:p>
+      <w:pPr>
+        <w:pBdr>
+          <w:bottom w:val="single" w:sz="6" w:space="5" w:color="CCCCCC"/>
+        </w:pBdr>
+        <w:shd w:val="clear" w:color="auto" w:fill="FFFFFF"/>
+        <w:spacing w:after="225" w:line="240" w:lineRule="auto"/>
+        <w:outlineLvl w:val="0"/>
+        <w:rPr>
+          <w:rFonts w:ascii="Raleway" w:eastAsia="Times New Roman" w:hAnsi="Raleway" w:cs="Arial"/>
+          <w:color w:val="005588"/>
+          <w:kern w:val="36"/>
+          <w14:ligatures w14:val="none"/>
+        </w:rPr>
+      </w:pPr>
+    </w:p>
+    <w:p>
+      <w:pPr>
+        <w:pBdr>
+          <w:bottom w:val="single" w:sz="6" w:space="5" w:color="CCCCCC"/>
+        </w:pBdr>
+        <w:shd w:val="clear" w:color="auto" w:fill="FFFFFF"/>
+        <w:spacing w:after="225" w:line="240" w:lineRule="auto"/>
+        <w:outlineLvl w:val="0"/>
+        <w:rPr>
+          <w:rFonts w:ascii="Raleway" w:eastAsia="Times New Roman" w:hAnsi="Raleway" w:cs="Arial"/>
+          <w:color w:val="005588"/>
+          <w:kern w:val="36"/>
+          <w14:ligatures w14:val="none"/>
+        </w:rPr>
+      </w:pPr>
+    </w:p>
+    <w:p>
+      <w:pPr>
+        <w:pBdr>
+          <w:bottom w:val="single" w:sz="6" w:space="5" w:color="CCCCCC"/>
+        </w:pBdr>
+        <w:shd w:val="clear" w:color="auto" w:fill="FFFFFF"/>
+        <w:spacing w:after="225" w:line="240" w:lineRule="auto"/>
+        <w:outlineLvl w:val="0"/>
+        <w:rPr>
+          <w:rFonts w:ascii="Arial" w:hAnsi="Arial" w:cs="Arial"/>
+          <w:color w:val="000000" w:themeColor="text1"/>
+          <w:sz w:val="21"/>
+          <w:szCs w:val="21"/>
+          <w:shd w:val="clear" w:color="auto" w:fill="FFFFFF"/>
+        </w:rPr>
+      </w:pPr>
+      <w:r>
+        <w:rPr>
+          <w:rFonts w:ascii="Arial" w:hAnsi="Arial" w:cs="Arial"/>
+          <w:color w:val="000000" w:themeColor="text1"/>
+          <w:sz w:val="21"/>
+          <w:szCs w:val="21"/>
+          <w:shd w:val="clear" w:color="auto" w:fill="FFFFFF"/>
+        </w:rPr>
+        <w:t xml:space="preserve">Legal assistance: </w:t>
+      </w:r>
+      <w:hyperlink r:id="rId15" w:history="1">
+        <w:r>
+          <w:rPr>
+            <w:rStyle w:val="Hyperlink"/>
+            <w:rFonts w:ascii="Arial" w:hAnsi="Arial" w:cs="Arial"/>
+            <w:sz w:val="21"/>
+            <w:szCs w:val="21"/>
+            <w:shd w:val="clear" w:color="auto" w:fill="FFFFFF"/>
+          </w:rPr>
+          <w:t>legal@initiativeforlegalaid.org</w:t>
+        </w:r>
+      </w:hyperlink>
+      <w:r>
+        <w:rPr>
+          <w:rFonts w:ascii="Arial" w:hAnsi="Arial" w:cs="Arial"/>
+          <w:color w:val="000000" w:themeColor="text1"/>
+          <w:sz w:val="21"/>
+          <w:szCs w:val="21"/>
+          <w:shd w:val="clear" w:color="auto" w:fill="FFFFFF"/>
+        </w:rPr>
+        <w:t xml:space="preserve"> </w:t>
+      </w:r>
+    </w:p>
+    <w:p>
+      <w:pPr>
+        <w:pBdr>
+          <w:bottom w:val="single" w:sz="6" w:space="5" w:color="CCCCCC"/>
+        </w:pBdr>
+        <w:shd w:val="clear" w:color="auto" w:fill="FFFFFF"/>
+        <w:spacing w:after="225" w:line="240" w:lineRule="auto"/>
+        <w:outlineLvl w:val="0"/>
+        <w:rPr>
+          <w:rFonts w:ascii="Arial" w:hAnsi="Arial" w:cs="Arial"/>
+          <w:color w:val="000000" w:themeColor="text1"/>
+          <w:sz w:val="21"/>
+          <w:szCs w:val="21"/>
+          <w:shd w:val="clear" w:color="auto" w:fill="FFFFFF"/>
+        </w:rPr>
+      </w:pPr>
+      <w:r>
+        <w:rPr>
+          <w:rFonts w:ascii="Arial" w:hAnsi="Arial" w:cs="Arial"/>
+          <w:color w:val="000000" w:themeColor="text1"/>
+          <w:sz w:val="21"/>
+          <w:szCs w:val="21"/>
+          <w:shd w:val="clear" w:color="auto" w:fill="FFFFFF"/>
+        </w:rPr>
+        <w:t xml:space="preserve">Partnerships: </w:t>
+      </w:r>
+      <w:hyperlink r:id="rId16" w:history="1">
+        <w:r>
+          <w:rPr>
+            <w:rStyle w:val="Hyperlink"/>
+            <w:rFonts w:ascii="Arial" w:hAnsi="Arial" w:cs="Arial"/>
+            <w:sz w:val="21"/>
+            <w:szCs w:val="21"/>
+            <w:shd w:val="clear" w:color="auto" w:fill="FFFFFF"/>
+          </w:rPr>
+          <w:t>partnerships@initiativeforlegalaid.org</w:t>
+        </w:r>
+      </w:hyperlink>
+      <w:r>
+        <w:rPr>
+          <w:rFonts w:ascii="Arial" w:hAnsi="Arial" w:cs="Arial"/>
+          <w:color w:val="000000" w:themeColor="text1"/>
+          <w:sz w:val="21"/>
+          <w:szCs w:val="21"/>
+          <w:shd w:val="clear" w:color="auto" w:fill="FFFFFF"/>
+        </w:rPr>
+        <w:t xml:space="preserve"> </w:t>
+      </w:r>
+    </w:p>
+    <w:p>
+      <w:pPr>
+        <w:pBdr>
+          <w:bottom w:val="single" w:sz="6" w:space="5" w:color="CCCCCC"/>
+        </w:pBdr>
+        <w:shd w:val="clear" w:color="auto" w:fill="FFFFFF"/>
+        <w:spacing w:after="225" w:line="240" w:lineRule="auto"/>
+        <w:outlineLvl w:val="0"/>
+        <w:rPr>
+          <w:rFonts w:ascii="Arial" w:hAnsi="Arial" w:cs="Arial"/>
+          <w:color w:val="000000" w:themeColor="text1"/>
+          <w:sz w:val="21"/>
+          <w:szCs w:val="21"/>
+          <w:shd w:val="clear" w:color="auto" w:fill="FFFFFF"/>
+        </w:rPr>
+      </w:pPr>
+      <w:r>
+        <w:rPr>
+          <w:rFonts w:ascii="Arial" w:hAnsi="Arial" w:cs="Arial"/>
+          <w:color w:val="000000" w:themeColor="text1"/>
+          <w:sz w:val="21"/>
+          <w:szCs w:val="21"/>
+          <w:shd w:val="clear" w:color="auto" w:fill="FFFFFF"/>
+        </w:rPr>
+        <w:t xml:space="preserve">Donors: </w:t>
+      </w:r>
+      <w:hyperlink r:id="rId17" w:history="1">
+        <w:r>
+          <w:rPr>
+            <w:rStyle w:val="Hyperlink"/>
+            <w:rFonts w:ascii="Arial" w:hAnsi="Arial" w:cs="Arial"/>
+            <w:sz w:val="21"/>
+            <w:szCs w:val="21"/>
+            <w:shd w:val="clear" w:color="auto" w:fill="FFFFFF"/>
+          </w:rPr>
+          <w:t>donors@initiativeforlegalaid.org</w:t>
+        </w:r>
+      </w:hyperlink>
+      <w:r>
+        <w:rPr>
+          <w:rFonts w:ascii="Arial" w:hAnsi="Arial" w:cs="Arial"/>
+          <w:color w:val="000000" w:themeColor="text1"/>
+          <w:sz w:val="21"/>
+          <w:szCs w:val="21"/>
+          <w:shd w:val="clear" w:color="auto" w:fill="FFFFFF"/>
+        </w:rPr>
+        <w:t xml:space="preserve"> </w:t>
+      </w:r>
+    </w:p>
+    <w:p>
+      <w:pPr>
+        <w:pBdr>
+          <w:bottom w:val="single" w:sz="6" w:space="5" w:color="CCCCCC"/>
+        </w:pBdr>
+        <w:shd w:val="clear" w:color="auto" w:fill="FFFFFF"/>
+        <w:spacing w:after="225" w:line="240" w:lineRule="auto"/>
+        <w:outlineLvl w:val="0"/>
+        <w:rPr>
+          <w:rFonts w:ascii="Arial" w:hAnsi="Arial" w:cs="Arial"/>
+          <w:color w:val="000000" w:themeColor="text1"/>
+          <w:sz w:val="21"/>
+          <w:szCs w:val="21"/>
+          <w:shd w:val="clear" w:color="auto" w:fill="FFFFFF"/>
+        </w:rPr>
+      </w:pPr>
+      <w:r>
+        <w:rPr>
+          <w:rFonts w:ascii="Arial" w:hAnsi="Arial" w:cs="Arial"/>
+          <w:color w:val="000000" w:themeColor="text1"/>
+          <w:sz w:val="21"/>
+          <w:szCs w:val="21"/>
+          <w:shd w:val="clear" w:color="auto" w:fill="FFFFFF"/>
+        </w:rPr>
+        <w:t xml:space="preserve">Complaints &amp; feedback: </w:t>
+      </w:r>
+      <w:hyperlink r:id="rId18" w:history="1">
+        <w:r>
+          <w:rPr>
+            <w:rStyle w:val="Hyperlink"/>
+            <w:rFonts w:ascii="Arial" w:hAnsi="Arial" w:cs="Arial"/>
+            <w:sz w:val="21"/>
+            <w:szCs w:val="21"/>
+            <w:shd w:val="clear" w:color="auto" w:fill="FFFFFF"/>
+          </w:rPr>
+          <w:t>complaints@initiativeforlegalaid.org</w:t>
+        </w:r>
+      </w:hyperlink>
+      <w:r>
+        <w:rPr>
+          <w:rFonts w:ascii="Arial" w:hAnsi="Arial" w:cs="Arial"/>
+          <w:color w:val="000000" w:themeColor="text1"/>
+          <w:sz w:val="21"/>
+          <w:szCs w:val="21"/>
+          <w:shd w:val="clear" w:color="auto" w:fill="FFFFFF"/>
+        </w:rPr>
+        <w:t xml:space="preserve"> </w:t>
+      </w:r>
+    </w:p>
+    <w:p>
+      <w:pPr>
+        <w:pBdr>
+          <w:bottom w:val="single" w:sz="6" w:space="5" w:color="CCCCCC"/>
+        </w:pBdr>
+        <w:shd w:val="clear" w:color="auto" w:fill="FFFFFF"/>
+        <w:spacing w:after="225" w:line="240" w:lineRule="auto"/>
+        <w:outlineLvl w:val="0"/>
+        <w:rPr>
+          <w:rFonts w:ascii="Arial" w:hAnsi="Arial" w:cs="Arial"/>
+          <w:color w:val="000000" w:themeColor="text1"/>
+          <w:sz w:val="21"/>
+          <w:szCs w:val="21"/>
+          <w:shd w:val="clear" w:color="auto" w:fill="FFFFFF"/>
+        </w:rPr>
+      </w:pPr>
+      <w:r>
+        <w:rPr>
+          <w:rFonts w:ascii="Arial" w:hAnsi="Arial" w:cs="Arial"/>
+          <w:color w:val="000000" w:themeColor="text1"/>
+          <w:sz w:val="21"/>
+          <w:szCs w:val="21"/>
+          <w:shd w:val="clear" w:color="auto" w:fill="FFFFFF"/>
+        </w:rPr>
+        <w:t xml:space="preserve">Safeguarding: </w:t>
+      </w:r>
+      <w:hyperlink r:id="rId19" w:history="1">
+        <w:r>
+          <w:rPr>
+            <w:rStyle w:val="Hyperlink"/>
+            <w:rFonts w:ascii="Arial" w:hAnsi="Arial" w:cs="Arial"/>
+            <w:sz w:val="21"/>
+            <w:szCs w:val="21"/>
+            <w:shd w:val="clear" w:color="auto" w:fill="FFFFFF"/>
+          </w:rPr>
+          <w:t>safeguarding@initiativeforlegalaid.org</w:t>
+        </w:r>
+      </w:hyperlink>
+      <w:r>
+        <w:rPr>
+          <w:rFonts w:ascii="Arial" w:hAnsi="Arial" w:cs="Arial"/>
+          <w:color w:val="000000" w:themeColor="text1"/>
+          <w:sz w:val="21"/>
+          <w:szCs w:val="21"/>
+          <w:shd w:val="clear" w:color="auto" w:fill="FFFFFF"/>
+        </w:rPr>
+        <w:t xml:space="preserve"> </w:t>
+      </w:r>
+    </w:p>
+    <w:p>
+      <w:pPr>
+        <w:pBdr>
+          <w:bottom w:val="single" w:sz="6" w:space="5" w:color="CCCCCC"/>
+        </w:pBdr>
+        <w:shd w:val="clear" w:color="auto" w:fill="FFFFFF"/>
+        <w:spacing w:after="225" w:line="240" w:lineRule="auto"/>
+        <w:outlineLvl w:val="0"/>
+        <w:rPr>
+          <w:rFonts w:ascii="Arial" w:hAnsi="Arial" w:cs="Arial"/>
+          <w:color w:val="000000" w:themeColor="text1"/>
+          <w:sz w:val="21"/>
+          <w:szCs w:val="21"/>
+          <w:shd w:val="clear" w:color="auto" w:fill="FFFFFF"/>
+        </w:rPr>
+      </w:pPr>
+      <w:r>
+        <w:rPr>
+          <w:rFonts w:ascii="Arial" w:hAnsi="Arial" w:cs="Arial"/>
+          <w:color w:val="000000" w:themeColor="text1"/>
+          <w:sz w:val="21"/>
+          <w:szCs w:val="21"/>
+          <w:shd w:val="clear" w:color="auto" w:fill="FFFFFF"/>
+        </w:rPr>
+        <w:t>Website: initiativeforlegalaid.org</w:t>
+      </w:r>
+    </w:p>
+    <w:p>
+      <w:pPr>
+        <w:pBdr>
+          <w:bottom w:val="single" w:sz="6" w:space="5" w:color="CCCCCC"/>
+        </w:pBdr>
+        <w:shd w:val="clear" w:color="auto" w:fill="FFFFFF"/>
+        <w:spacing w:after="225" w:line="240" w:lineRule="auto"/>
+        <w:outlineLvl w:val="0"/>
+        <w:rPr>
+          <w:rFonts w:ascii="Raleway" w:eastAsia="Times New Roman" w:hAnsi="Raleway" w:cs="Arial"/>
+          <w:color w:val="000000" w:themeColor="text1"/>
+          <w:kern w:val="36"/>
+          <w14:ligatures w14:val="none"/>
+        </w:rPr>
+      </w:pPr>
+    </w:p>
+    <w:p>
+      <w:pPr>
+        <w:pBdr>
+          <w:bottom w:val="single" w:sz="6" w:space="5" w:color="CCCCCC"/>
+        </w:pBdr>
+        <w:shd w:val="clear" w:color="auto" w:fill="FFFFFF"/>
+        <w:spacing w:after="225" w:line="240" w:lineRule="auto"/>
+        <w:outlineLvl w:val="0"/>
+        <w:rPr>
+          <w:rFonts w:ascii="Raleway" w:eastAsia="Times New Roman" w:hAnsi="Raleway" w:cs="Arial"/>
+          <w:color w:val="000000" w:themeColor="text1"/>
+          <w:kern w:val="36"/>
+          <w14:ligatures w14:val="none"/>
+        </w:rPr>
+      </w:pPr>
+      <w:r>
+        <w:rPr>
+          <w:rFonts w:ascii="Raleway" w:eastAsia="Times New Roman" w:hAnsi="Raleway" w:cs="Arial"/>
+          <w:color w:val="000000" w:themeColor="text1"/>
+          <w:kern w:val="36"/>
+          <w14:ligatures w14:val="none"/>
+        </w:rPr>
+        <w:t>91c0d8031d1650ffef4de0c99ba039d1da074ea359a79acc93c6503bcb211d11</w:t>
+      </w:r>
+    </w:p>
+    <w:p>
+      <w:pPr>
+        <w:pBdr>
+          <w:bottom w:val="single" w:sz="6" w:space="5" w:color="CCCCCC"/>
+        </w:pBdr>
+        <w:shd w:val="clear" w:color="auto" w:fill="FFFFFF"/>
+        <w:spacing w:after="225" w:line="240" w:lineRule="auto"/>
+        <w:outlineLvl w:val="0"/>
+        <w:rPr>
+          <w:rFonts w:ascii="Raleway" w:eastAsia="Times New Roman" w:hAnsi="Raleway" w:cs="Arial"/>
+          <w:color w:val="000000" w:themeColor="text1"/>
+          <w:kern w:val="36"/>
+          <w14:ligatures w14:val="none"/>
+        </w:rPr>
+      </w:pPr>
+    </w:p>
+    <w:p>
+      <w:pPr>
+        <w:rPr>
+          <w:rFonts w:ascii="Arial" w:hAnsi="Arial" w:cs="Arial"/>
+          <w:color w:val="000000" w:themeColor="text1"/>
+          <w:sz w:val="21"/>
+          <w:szCs w:val="21"/>
+          <w:shd w:val="clear" w:color="auto" w:fill="FFFFFF"/>
+        </w:rPr>
+      </w:pPr>
+    </w:p>
+    <w:p>
+      <w:pPr>
+        <w:rPr>
+          <w:rFonts w:ascii="Arial" w:hAnsi="Arial" w:cs="Arial"/>
+          <w:color w:val="000000" w:themeColor="text1"/>
+          <w:sz w:val="21"/>
+          <w:szCs w:val="21"/>
+          <w:shd w:val="clear" w:color="auto" w:fill="FFFFFF"/>
+        </w:rPr>
+      </w:pPr>
+      <w:r>
+        <w:rPr>
+          <w:rFonts w:ascii="Arial" w:hAnsi="Arial" w:cs="Arial"/>
+          <w:color w:val="000000" w:themeColor="text1"/>
+          <w:sz w:val="21"/>
+          <w:szCs w:val="21"/>
+          <w:shd w:val="clear" w:color="auto" w:fill="FFFFFF"/>
+        </w:rPr>
+        <w:t xml:space="preserve">Standard ILA Email Signature: </w:t>
+      </w:r>
+    </w:p>
+    <w:p>
+      <w:pPr>
+        <w:rPr>
+          <w:rFonts w:ascii="Arial" w:hAnsi="Arial" w:cs="Arial"/>
+          <w:color w:val="000000" w:themeColor="text1"/>
+          <w:sz w:val="21"/>
+          <w:szCs w:val="21"/>
+          <w:shd w:val="clear" w:color="auto" w:fill="FFFFFF"/>
+        </w:rPr>
+      </w:pPr>
+    </w:p>
+    <w:p>
+      <w:pPr>
+        <w:rPr>
+          <w:rFonts w:ascii="Arial" w:hAnsi="Arial" w:cs="Arial"/>
+          <w:color w:val="000000" w:themeColor="text1"/>
+          <w:sz w:val="21"/>
+          <w:szCs w:val="21"/>
+          <w:shd w:val="clear" w:color="auto" w:fill="FFFFFF"/>
+        </w:rPr>
+      </w:pPr>
+      <w:r>
+        <w:rPr>
+          <w:rFonts w:ascii="Arial" w:hAnsi="Arial" w:cs="Arial"/>
+          <w:color w:val="000000" w:themeColor="text1"/>
+          <w:sz w:val="21"/>
+          <w:szCs w:val="21"/>
+          <w:shd w:val="clear" w:color="auto" w:fill="FFFFFF"/>
+        </w:rPr>
+        <w:t xml:space="preserve">Adv. Emmanuel S. </w:t>
       </w:r>
       <w:proofErr w:type="spellStart"/>
       <w:r>
@@ -1357,7 +1795,7 @@
           <w:szCs w:val="21"/>
           <w:shd w:val="clear" w:color="auto" w:fill="FFFFFF"/>
         </w:rPr>
-        <w:t>Programme</w:t>
+        <w:t>Benaih</w:t>
       </w:r>
       <w:proofErr w:type="spellEnd"/>
       <w:r>
@@ -1368,7 +1806,7 @@
           <w:szCs w:val="21"/>
           <w:shd w:val="clear" w:color="auto" w:fill="FFFFFF"/>
         </w:rPr>
-        <w:t xml:space="preserve"> Manager Initiative for Legal Aid (ILA) Breaking Barriers. Building Justice. </w:t>
+        <w:t xml:space="preserve"> Swaka Executive Director Initiative for Legal Aid (ILA) Breaking Barriers. Building Justice. </w:t>
       </w:r>
       <w:r>
         <w:rPr>
@@ -1410,10 +1848,10 @@
           <w:shd w:val="clear" w:color="auto" w:fill="FFFFFF"/>
         </w:rPr>
         <w:drawing>
-          <wp:inline distT="0" distB="0" distL="0" distR="0" wp14:anchorId="3975BCD6" wp14:editId="74DA2AD7">
+          <wp:inline distT="0" distB="0" distL="0" distR="0" wp14:anchorId="2441C463" wp14:editId="0A17CCE1">
             <wp:extent cx="199390" cy="199390"/>
             <wp:effectExtent l="0" t="0" r="0" b="3810"/>
-            <wp:docPr id="1668360221" name="Picture 30" descr="📍"/>
+            <wp:docPr id="1066880811" name="Picture 34" descr="📍"/>
             <wp:cNvGraphicFramePr>
               <a:graphicFrameLocks xmlns:a="http://schemas.openxmlformats.org/drawingml/2006/main" noChangeAspect="1"/>
             </wp:cNvGraphicFramePr>
@@ -1421,13 +1859,13 @@
               <a:graphicData uri="http://schemas.openxmlformats.org/drawingml/2006/picture">
                 <pic:pic xmlns:pic="http://schemas.openxmlformats.org/drawingml/2006/picture">
                   <pic:nvPicPr>
-                    <pic:cNvPr id="0" name="Picture 39" descr="📍"/>
+                    <pic:cNvPr id="0" name="Picture 35" descr="📍"/>
                     <pic:cNvPicPr>
                       <a:picLocks noChangeAspect="1" noChangeArrowheads="1"/>
                     </pic:cNvPicPr>
                   </pic:nvPicPr>
                   <pic:blipFill>
-                    <a:blip r:embed="rId16">
+                    <a:blip r:embed="rId12">
                       <a:extLst>
                         <a:ext uri="{28A0092B-C50C-407E-A947-70E740481C1C}">
                           <a14:useLocalDpi xmlns:a14="http://schemas.microsoft.com/office/drawing/2010/main" val="0"/>
@@ -1518,10 +1956,10 @@
           <w:shd w:val="clear" w:color="auto" w:fill="FFFFFF"/>
         </w:rPr>
         <w:drawing>
-          <wp:inline distT="0" distB="0" distL="0" distR="0" wp14:anchorId="70AA76C9" wp14:editId="569BE073">
+          <wp:inline distT="0" distB="0" distL="0" distR="0" wp14:anchorId="4E1B8F15" wp14:editId="124CED14">
             <wp:extent cx="199390" cy="199390"/>
             <wp:effectExtent l="0" t="0" r="3810" b="3810"/>
-            <wp:docPr id="1004035243" name="Picture 29" descr="📧"/>
+            <wp:docPr id="1818110317" name="Picture 33" descr="📧"/>
             <wp:cNvGraphicFramePr>
               <a:graphicFrameLocks xmlns:a="http://schemas.openxmlformats.org/drawingml/2006/main" noChangeAspect="1"/>
             </wp:cNvGraphicFramePr>
@@ -1529,13 +1967,13 @@
               <a:graphicData uri="http://schemas.openxmlformats.org/drawingml/2006/picture">
                 <pic:pic xmlns:pic="http://schemas.openxmlformats.org/drawingml/2006/picture">
                   <pic:nvPicPr>
-                    <pic:cNvPr id="0" name="Picture 40" descr="📧"/>
+                    <pic:cNvPr id="0" name="Picture 36" descr="📧"/>
                     <pic:cNvPicPr>
                       <a:picLocks noChangeAspect="1" noChangeArrowheads="1"/>
                     </pic:cNvPicPr>
                   </pic:nvPicPr>
                   <pic:blipFill>
-                    <a:blip r:embed="rId17">
+                    <a:blip r:embed="rId13">
                       <a:extLst>
                         <a:ext uri="{28A0092B-C50C-407E-A947-70E740481C1C}">
                           <a14:useLocalDpi xmlns:a14="http://schemas.microsoft.com/office/drawing/2010/main" val="0"/>
@@ -1576,15 +2014,27 @@
         </w:rPr>
         <w:fldChar w:fldCharType="end"/>
       </w:r>
-      <w:r>
-        <w:rPr>
-          <w:rFonts w:ascii="Arial" w:hAnsi="Arial" w:cs="Arial"/>
-          <w:color w:val="000000" w:themeColor="text1"/>
-          <w:sz w:val="21"/>
-          <w:szCs w:val="21"/>
-          <w:shd w:val="clear" w:color="auto" w:fill="FFFFFF"/>
-        </w:rPr>
-        <w:t xml:space="preserve">programmes@initiativeforlegalaid.org </w:t>
+      <w:hyperlink r:id="rId20" w:history="1">
+        <w:r>
+          <w:rPr>
+            <w:rStyle w:val="Hyperlink"/>
+            <w:rFonts w:ascii="Arial" w:hAnsi="Arial" w:cs="Arial"/>
+            <w:sz w:val="21"/>
+            <w:szCs w:val="21"/>
+            <w:shd w:val="clear" w:color="auto" w:fill="FFFFFF"/>
+          </w:rPr>
+          <w:t>director@initiativeforlegalaid.org</w:t>
+        </w:r>
+      </w:hyperlink>
+      <w:r>
+        <w:rPr>
+          <w:rFonts w:ascii="Arial" w:hAnsi="Arial" w:cs="Arial"/>
+          <w:color w:val="000000" w:themeColor="text1"/>
+          <w:sz w:val="21"/>
+          <w:szCs w:val="21"/>
+          <w:shd w:val="clear" w:color="auto" w:fill="FFFFFF"/>
+        </w:rPr>
+        <w:t xml:space="preserve"> </w:t>
       </w:r>
       <w:r>
         <w:rPr>
@@ -1626,10 +2076,10 @@
           <w:shd w:val="clear" w:color="auto" w:fill="FFFFFF"/>
         </w:rPr>
         <w:drawing>
-          <wp:inline distT="0" distB="0" distL="0" distR="0" wp14:anchorId="34FE771E" wp14:editId="212C7D7C">
+          <wp:inline distT="0" distB="0" distL="0" distR="0" wp14:anchorId="2C2FC094" wp14:editId="3EFBBCF7">
             <wp:extent cx="199390" cy="199390"/>
             <wp:effectExtent l="0" t="0" r="3810" b="3810"/>
-            <wp:docPr id="1230213879" name="Picture 28" descr="🌐"/>
+            <wp:docPr id="380097513" name="Picture 32" descr="🌐"/>
             <wp:cNvGraphicFramePr>
               <a:graphicFrameLocks xmlns:a="http://schemas.openxmlformats.org/drawingml/2006/main" noChangeAspect="1"/>
             </wp:cNvGraphicFramePr>
@@ -1637,13 +2087,13 @@
               <a:graphicData uri="http://schemas.openxmlformats.org/drawingml/2006/picture">
                 <pic:pic xmlns:pic="http://schemas.openxmlformats.org/drawingml/2006/picture">
                   <pic:nvPicPr>
-                    <pic:cNvPr id="0" name="Picture 41" descr="🌐"/>
+                    <pic:cNvPr id="0" name="Picture 37" descr="🌐"/>
                     <pic:cNvPicPr>
                       <a:picLocks noChangeAspect="1" noChangeArrowheads="1"/>
                     </pic:cNvPicPr>
                   </pic:nvPicPr>
                   <pic:blipFill>
-                    <a:blip r:embed="rId19">
+                    <a:blip r:embed="rId14">
                       <a:extLst>
                         <a:ext uri="{28A0092B-C50C-407E-A947-70E740481C1C}">
                           <a14:useLocalDpi xmlns:a14="http://schemas.microsoft.com/office/drawing/2010/main" val="0"/>
@@ -1734,10 +2184,10 @@
           <w:shd w:val="clear" w:color="auto" w:fill="FFFFFF"/>
         </w:rPr>
         <w:drawing>
-          <wp:inline distT="0" distB="0" distL="0" distR="0" wp14:anchorId="42D6D1BE" wp14:editId="46393BBE">
+          <wp:inline distT="0" distB="0" distL="0" distR="0" wp14:anchorId="5A8D2958" wp14:editId="7477F819">
             <wp:extent cx="199390" cy="199390"/>
             <wp:effectExtent l="0" t="0" r="3810" b="3810"/>
-            <wp:docPr id="1936611407" name="Picture 27" descr="📞"/>
+            <wp:docPr id="1569174005" name="Picture 31" descr="📞"/>
             <wp:cNvGraphicFramePr>
               <a:graphicFrameLocks xmlns:a="http://schemas.openxmlformats.org/drawingml/2006/main" noChangeAspect="1"/>
             </wp:cNvGraphicFramePr>
@@ -1745,1769 +2195,7 @@
               <a:graphicData uri="http://schemas.openxmlformats.org/drawingml/2006/picture">
                 <pic:pic xmlns:pic="http://schemas.openxmlformats.org/drawingml/2006/picture">
                   <pic:nvPicPr>
-                    <pic:cNvPr id="0" name="Picture 42" descr="📞"/>
-                    <pic:cNvPicPr>
-                      <a:picLocks noChangeAspect="1" noChangeArrowheads="1"/>
-                    </pic:cNvPicPr>
-                  </pic:nvPicPr>
-                  <pic:blipFill>
-                    <a:blip r:embed="rId20">
-                      <a:extLst>
-                        <a:ext uri="{28A0092B-C50C-407E-A947-70E740481C1C}">
-                          <a14:useLocalDpi xmlns:a14="http://schemas.microsoft.com/office/drawing/2010/main" val="0"/>
-                        </a:ext>
-                      </a:extLst>
-                    </a:blip>
-                    <a:srcRect/>
-                    <a:stretch>
-                      <a:fillRect/>
-                    </a:stretch>
-                  </pic:blipFill>
-                  <pic:spPr bwMode="auto">
-                    <a:xfrm>
-                      <a:off x="0" y="0"/>
-                      <a:ext cx="199390" cy="199390"/>
-                    </a:xfrm>
-                    <a:prstGeom prst="rect">
-                      <a:avLst/>
-                    </a:prstGeom>
-                    <a:noFill/>
-                    <a:ln>
-                      <a:noFill/>
-                    </a:ln>
-                  </pic:spPr>
-                </pic:pic>
-              </a:graphicData>
-            </a:graphic>
-          </wp:inline>
-        </w:drawing>
-      </w:r>
-      <w:r>
-        <w:rPr>
-          <w:rFonts w:ascii="Arial" w:hAnsi="Arial" w:cs="Arial"/>
-          <w:color w:val="000000" w:themeColor="text1"/>
-          <w:sz w:val="21"/>
-          <w:szCs w:val="21"/>
-          <w:shd w:val="clear" w:color="auto" w:fill="FFFFFF"/>
-        </w:rPr>
-        <w:fldChar w:fldCharType="end"/>
-      </w:r>
-      <w:r>
-        <w:rPr>
-          <w:rFonts w:ascii="Arial" w:hAnsi="Arial" w:cs="Arial"/>
-          <w:color w:val="000000" w:themeColor="text1"/>
-          <w:sz w:val="21"/>
-          <w:szCs w:val="21"/>
-          <w:shd w:val="clear" w:color="auto" w:fill="FFFFFF"/>
-        </w:rPr>
-        <w:t xml:space="preserve">+211 0927011157 Legal Aid | Access to Justice | Human Rights | Community Empowerment. </w:t>
-      </w:r>
-    </w:p>
-    <w:p>
-      <w:pPr>
-        <w:rPr>
-          <w:rFonts w:ascii="Arial" w:hAnsi="Arial" w:cs="Arial"/>
-          <w:color w:val="000000" w:themeColor="text1"/>
-          <w:sz w:val="21"/>
-          <w:szCs w:val="21"/>
-          <w:shd w:val="clear" w:color="auto" w:fill="FFFFFF"/>
-        </w:rPr>
-      </w:pPr>
-    </w:p>
-    <w:p>
-      <w:pPr>
-        <w:rPr>
-          <w:rFonts w:ascii="Arial" w:hAnsi="Arial" w:cs="Arial"/>
-          <w:color w:val="000000" w:themeColor="text1"/>
-          <w:sz w:val="21"/>
-          <w:szCs w:val="21"/>
-          <w:shd w:val="clear" w:color="auto" w:fill="FFFFFF"/>
-        </w:rPr>
-      </w:pPr>
-      <w:r>
-        <w:rPr>
-          <w:rFonts w:ascii="Arial" w:hAnsi="Arial" w:cs="Arial"/>
-          <w:color w:val="000000" w:themeColor="text1"/>
-          <w:sz w:val="21"/>
-          <w:szCs w:val="21"/>
-          <w:shd w:val="clear" w:color="auto" w:fill="FFFFFF"/>
-        </w:rPr>
-        <w:t xml:space="preserve">Finance Officer Initiative for Legal Aid (ILA) Breaking Barriers. Building Justice. </w:t>
-      </w:r>
-      <w:r>
-        <w:rPr>
-          <w:rFonts w:ascii="Arial" w:hAnsi="Arial" w:cs="Arial"/>
-          <w:color w:val="000000" w:themeColor="text1"/>
-          <w:sz w:val="21"/>
-          <w:szCs w:val="21"/>
-          <w:shd w:val="clear" w:color="auto" w:fill="FFFFFF"/>
-        </w:rPr>
-        <w:fldChar w:fldCharType="begin"/>
-      </w:r>
-      <w:r>
-        <w:rPr>
-          <w:rFonts w:ascii="Arial" w:hAnsi="Arial" w:cs="Arial"/>
-          <w:color w:val="000000" w:themeColor="text1"/>
-          <w:sz w:val="21"/>
-          <w:szCs w:val="21"/>
-          <w:shd w:val="clear" w:color="auto" w:fill="FFFFFF"/>
-        </w:rPr>
-        <w:instrText xml:space="preserve"> INCLUDEPICTURE "https://static.xx.fbcdn.net/images/emoji.php/v9/tcc/2/16/1f4cd.png" \* MERGEFORMATINET </w:instrText>
-      </w:r>
-      <w:r>
-        <w:rPr>
-          <w:rFonts w:ascii="Arial" w:hAnsi="Arial" w:cs="Arial"/>
-          <w:color w:val="000000" w:themeColor="text1"/>
-          <w:sz w:val="21"/>
-          <w:szCs w:val="21"/>
-          <w:shd w:val="clear" w:color="auto" w:fill="FFFFFF"/>
-        </w:rPr>
-        <w:fldChar w:fldCharType="separate"/>
-      </w:r>
-      <w:r>
-        <w:rPr>
-          <w:rFonts w:ascii="Arial" w:hAnsi="Arial" w:cs="Arial"/>
-          <w:noProof/>
-          <w:color w:val="000000" w:themeColor="text1"/>
-          <w:sz w:val="21"/>
-          <w:szCs w:val="21"/>
-          <w:shd w:val="clear" w:color="auto" w:fill="FFFFFF"/>
-        </w:rPr>
-        <w:drawing>
-          <wp:inline distT="0" distB="0" distL="0" distR="0" wp14:anchorId="1CB5BA13" wp14:editId="02B01A69">
-            <wp:extent cx="199390" cy="199390"/>
-            <wp:effectExtent l="0" t="0" r="0" b="3810"/>
-            <wp:docPr id="613317907" name="Picture 26" descr="📍"/>
-            <wp:cNvGraphicFramePr>
-              <a:graphicFrameLocks xmlns:a="http://schemas.openxmlformats.org/drawingml/2006/main" noChangeAspect="1"/>
-            </wp:cNvGraphicFramePr>
-            <a:graphic xmlns:a="http://schemas.openxmlformats.org/drawingml/2006/main">
-              <a:graphicData uri="http://schemas.openxmlformats.org/drawingml/2006/picture">
-                <pic:pic xmlns:pic="http://schemas.openxmlformats.org/drawingml/2006/picture">
-                  <pic:nvPicPr>
-                    <pic:cNvPr id="0" name="Picture 43" descr="📍"/>
-                    <pic:cNvPicPr>
-                      <a:picLocks noChangeAspect="1" noChangeArrowheads="1"/>
-                    </pic:cNvPicPr>
-                  </pic:nvPicPr>
-                  <pic:blipFill>
-                    <a:blip r:embed="rId16">
-                      <a:extLst>
-                        <a:ext uri="{28A0092B-C50C-407E-A947-70E740481C1C}">
-                          <a14:useLocalDpi xmlns:a14="http://schemas.microsoft.com/office/drawing/2010/main" val="0"/>
-                        </a:ext>
-                      </a:extLst>
-                    </a:blip>
-                    <a:srcRect/>
-                    <a:stretch>
-                      <a:fillRect/>
-                    </a:stretch>
-                  </pic:blipFill>
-                  <pic:spPr bwMode="auto">
-                    <a:xfrm>
-                      <a:off x="0" y="0"/>
-                      <a:ext cx="199390" cy="199390"/>
-                    </a:xfrm>
-                    <a:prstGeom prst="rect">
-                      <a:avLst/>
-                    </a:prstGeom>
-                    <a:noFill/>
-                    <a:ln>
-                      <a:noFill/>
-                    </a:ln>
-                  </pic:spPr>
-                </pic:pic>
-              </a:graphicData>
-            </a:graphic>
-          </wp:inline>
-        </w:drawing>
-      </w:r>
-      <w:r>
-        <w:rPr>
-          <w:rFonts w:ascii="Arial" w:hAnsi="Arial" w:cs="Arial"/>
-          <w:color w:val="000000" w:themeColor="text1"/>
-          <w:sz w:val="21"/>
-          <w:szCs w:val="21"/>
-          <w:shd w:val="clear" w:color="auto" w:fill="FFFFFF"/>
-        </w:rPr>
-        <w:fldChar w:fldCharType="end"/>
-      </w:r>
-      <w:r>
-        <w:rPr>
-          <w:rFonts w:ascii="Arial" w:hAnsi="Arial" w:cs="Arial"/>
-          <w:color w:val="000000" w:themeColor="text1"/>
-          <w:sz w:val="21"/>
-          <w:szCs w:val="21"/>
-          <w:shd w:val="clear" w:color="auto" w:fill="FFFFFF"/>
-        </w:rPr>
-        <w:t xml:space="preserve">Juba, South Sudan </w:t>
-      </w:r>
-      <w:r>
-        <w:rPr>
-          <w:rFonts w:ascii="Arial" w:hAnsi="Arial" w:cs="Arial"/>
-          <w:color w:val="000000" w:themeColor="text1"/>
-          <w:sz w:val="21"/>
-          <w:szCs w:val="21"/>
-          <w:shd w:val="clear" w:color="auto" w:fill="FFFFFF"/>
-        </w:rPr>
-        <w:fldChar w:fldCharType="begin"/>
-      </w:r>
-      <w:r>
-        <w:rPr>
-          <w:rFonts w:ascii="Arial" w:hAnsi="Arial" w:cs="Arial"/>
-          <w:color w:val="000000" w:themeColor="text1"/>
-          <w:sz w:val="21"/>
-          <w:szCs w:val="21"/>
-          <w:shd w:val="clear" w:color="auto" w:fill="FFFFFF"/>
-        </w:rPr>
-        <w:instrText xml:space="preserve"> INCLUDEPICTURE "https://static.xx.fbcdn.net/images/emoji.php/v9/t5d/2/16/1f4e7.png" \* MERGEFORMATINET </w:instrText>
-      </w:r>
-      <w:r>
-        <w:rPr>
-          <w:rFonts w:ascii="Arial" w:hAnsi="Arial" w:cs="Arial"/>
-          <w:color w:val="000000" w:themeColor="text1"/>
-          <w:sz w:val="21"/>
-          <w:szCs w:val="21"/>
-          <w:shd w:val="clear" w:color="auto" w:fill="FFFFFF"/>
-        </w:rPr>
-        <w:fldChar w:fldCharType="separate"/>
-      </w:r>
-      <w:r>
-        <w:rPr>
-          <w:rFonts w:ascii="Arial" w:hAnsi="Arial" w:cs="Arial"/>
-          <w:noProof/>
-          <w:color w:val="000000" w:themeColor="text1"/>
-          <w:sz w:val="21"/>
-          <w:szCs w:val="21"/>
-          <w:shd w:val="clear" w:color="auto" w:fill="FFFFFF"/>
-        </w:rPr>
-        <w:drawing>
-          <wp:inline distT="0" distB="0" distL="0" distR="0" wp14:anchorId="38F1E7C4" wp14:editId="335517D5">
-            <wp:extent cx="199390" cy="199390"/>
-            <wp:effectExtent l="0" t="0" r="3810" b="3810"/>
-            <wp:docPr id="1087424127" name="Picture 25" descr="📧"/>
-            <wp:cNvGraphicFramePr>
-              <a:graphicFrameLocks xmlns:a="http://schemas.openxmlformats.org/drawingml/2006/main" noChangeAspect="1"/>
-            </wp:cNvGraphicFramePr>
-            <a:graphic xmlns:a="http://schemas.openxmlformats.org/drawingml/2006/main">
-              <a:graphicData uri="http://schemas.openxmlformats.org/drawingml/2006/picture">
-                <pic:pic xmlns:pic="http://schemas.openxmlformats.org/drawingml/2006/picture">
-                  <pic:nvPicPr>
-                    <pic:cNvPr id="0" name="Picture 44" descr="📧"/>
-                    <pic:cNvPicPr>
-                      <a:picLocks noChangeAspect="1" noChangeArrowheads="1"/>
-                    </pic:cNvPicPr>
-                  </pic:nvPicPr>
-                  <pic:blipFill>
-                    <a:blip r:embed="rId17">
-                      <a:extLst>
-                        <a:ext uri="{28A0092B-C50C-407E-A947-70E740481C1C}">
-                          <a14:useLocalDpi xmlns:a14="http://schemas.microsoft.com/office/drawing/2010/main" val="0"/>
-                        </a:ext>
-                      </a:extLst>
-                    </a:blip>
-                    <a:srcRect/>
-                    <a:stretch>
-                      <a:fillRect/>
-                    </a:stretch>
-                  </pic:blipFill>
-                  <pic:spPr bwMode="auto">
-                    <a:xfrm>
-                      <a:off x="0" y="0"/>
-                      <a:ext cx="199390" cy="199390"/>
-                    </a:xfrm>
-                    <a:prstGeom prst="rect">
-                      <a:avLst/>
-                    </a:prstGeom>
-                    <a:noFill/>
-                    <a:ln>
-                      <a:noFill/>
-                    </a:ln>
-                  </pic:spPr>
-                </pic:pic>
-              </a:graphicData>
-            </a:graphic>
-          </wp:inline>
-        </w:drawing>
-      </w:r>
-      <w:r>
-        <w:rPr>
-          <w:rFonts w:ascii="Arial" w:hAnsi="Arial" w:cs="Arial"/>
-          <w:color w:val="000000" w:themeColor="text1"/>
-          <w:sz w:val="21"/>
-          <w:szCs w:val="21"/>
-          <w:shd w:val="clear" w:color="auto" w:fill="FFFFFF"/>
-        </w:rPr>
-        <w:fldChar w:fldCharType="end"/>
-      </w:r>
-      <w:r>
-        <w:rPr>
-          <w:rFonts w:ascii="Arial" w:hAnsi="Arial" w:cs="Arial"/>
-          <w:color w:val="000000" w:themeColor="text1"/>
-          <w:sz w:val="21"/>
-          <w:szCs w:val="21"/>
-          <w:shd w:val="clear" w:color="auto" w:fill="FFFFFF"/>
-        </w:rPr>
-        <w:t xml:space="preserve">finance@initiativeforlegalaid.org </w:t>
-      </w:r>
-      <w:r>
-        <w:rPr>
-          <w:rFonts w:ascii="Arial" w:hAnsi="Arial" w:cs="Arial"/>
-          <w:color w:val="000000" w:themeColor="text1"/>
-          <w:sz w:val="21"/>
-          <w:szCs w:val="21"/>
-          <w:shd w:val="clear" w:color="auto" w:fill="FFFFFF"/>
-        </w:rPr>
-        <w:fldChar w:fldCharType="begin"/>
-      </w:r>
-      <w:r>
-        <w:rPr>
-          <w:rFonts w:ascii="Arial" w:hAnsi="Arial" w:cs="Arial"/>
-          <w:color w:val="000000" w:themeColor="text1"/>
-          <w:sz w:val="21"/>
-          <w:szCs w:val="21"/>
-          <w:shd w:val="clear" w:color="auto" w:fill="FFFFFF"/>
-        </w:rPr>
-        <w:instrText xml:space="preserve"> INCLUDEPICTURE "https://static.xx.fbcdn.net/images/emoji.php/v9/t49/2/16/1f310.png" \* MERGEFORMATINET </w:instrText>
-      </w:r>
-      <w:r>
-        <w:rPr>
-          <w:rFonts w:ascii="Arial" w:hAnsi="Arial" w:cs="Arial"/>
-          <w:color w:val="000000" w:themeColor="text1"/>
-          <w:sz w:val="21"/>
-          <w:szCs w:val="21"/>
-          <w:shd w:val="clear" w:color="auto" w:fill="FFFFFF"/>
-        </w:rPr>
-        <w:fldChar w:fldCharType="separate"/>
-      </w:r>
-      <w:r>
-        <w:rPr>
-          <w:rFonts w:ascii="Arial" w:hAnsi="Arial" w:cs="Arial"/>
-          <w:noProof/>
-          <w:color w:val="000000" w:themeColor="text1"/>
-          <w:sz w:val="21"/>
-          <w:szCs w:val="21"/>
-          <w:shd w:val="clear" w:color="auto" w:fill="FFFFFF"/>
-        </w:rPr>
-        <w:drawing>
-          <wp:inline distT="0" distB="0" distL="0" distR="0" wp14:anchorId="628017C0" wp14:editId="671C04A1">
-            <wp:extent cx="199390" cy="199390"/>
-            <wp:effectExtent l="0" t="0" r="3810" b="3810"/>
-            <wp:docPr id="1593885429" name="Picture 24" descr="🌐"/>
-            <wp:cNvGraphicFramePr>
-              <a:graphicFrameLocks xmlns:a="http://schemas.openxmlformats.org/drawingml/2006/main" noChangeAspect="1"/>
-            </wp:cNvGraphicFramePr>
-            <a:graphic xmlns:a="http://schemas.openxmlformats.org/drawingml/2006/main">
-              <a:graphicData uri="http://schemas.openxmlformats.org/drawingml/2006/picture">
-                <pic:pic xmlns:pic="http://schemas.openxmlformats.org/drawingml/2006/picture">
-                  <pic:nvPicPr>
-                    <pic:cNvPr id="0" name="Picture 45" descr="🌐"/>
-                    <pic:cNvPicPr>
-                      <a:picLocks noChangeAspect="1" noChangeArrowheads="1"/>
-                    </pic:cNvPicPr>
-                  </pic:nvPicPr>
-                  <pic:blipFill>
-                    <a:blip r:embed="rId19">
-                      <a:extLst>
-                        <a:ext uri="{28A0092B-C50C-407E-A947-70E740481C1C}">
-                          <a14:useLocalDpi xmlns:a14="http://schemas.microsoft.com/office/drawing/2010/main" val="0"/>
-                        </a:ext>
-                      </a:extLst>
-                    </a:blip>
-                    <a:srcRect/>
-                    <a:stretch>
-                      <a:fillRect/>
-                    </a:stretch>
-                  </pic:blipFill>
-                  <pic:spPr bwMode="auto">
-                    <a:xfrm>
-                      <a:off x="0" y="0"/>
-                      <a:ext cx="199390" cy="199390"/>
-                    </a:xfrm>
-                    <a:prstGeom prst="rect">
-                      <a:avLst/>
-                    </a:prstGeom>
-                    <a:noFill/>
-                    <a:ln>
-                      <a:noFill/>
-                    </a:ln>
-                  </pic:spPr>
-                </pic:pic>
-              </a:graphicData>
-            </a:graphic>
-          </wp:inline>
-        </w:drawing>
-      </w:r>
-      <w:r>
-        <w:rPr>
-          <w:rFonts w:ascii="Arial" w:hAnsi="Arial" w:cs="Arial"/>
-          <w:color w:val="000000" w:themeColor="text1"/>
-          <w:sz w:val="21"/>
-          <w:szCs w:val="21"/>
-          <w:shd w:val="clear" w:color="auto" w:fill="FFFFFF"/>
-        </w:rPr>
-        <w:fldChar w:fldCharType="end"/>
-      </w:r>
-      <w:r>
-        <w:rPr>
-          <w:rFonts w:ascii="Arial" w:hAnsi="Arial" w:cs="Arial"/>
-          <w:color w:val="000000" w:themeColor="text1"/>
-          <w:sz w:val="21"/>
-          <w:szCs w:val="21"/>
-          <w:shd w:val="clear" w:color="auto" w:fill="FFFFFF"/>
-        </w:rPr>
-        <w:t xml:space="preserve">initiativeforlegalaid.org. </w:t>
-      </w:r>
-    </w:p>
-    <w:p>
-      <w:pPr>
-        <w:rPr>
-          <w:rFonts w:ascii="Arial" w:hAnsi="Arial" w:cs="Arial"/>
-          <w:color w:val="000000" w:themeColor="text1"/>
-          <w:sz w:val="21"/>
-          <w:szCs w:val="21"/>
-          <w:shd w:val="clear" w:color="auto" w:fill="FFFFFF"/>
-        </w:rPr>
-      </w:pPr>
-    </w:p>
-    <w:p>
-      <w:pPr>
-        <w:rPr>
-          <w:rFonts w:ascii="Arial" w:hAnsi="Arial" w:cs="Arial"/>
-          <w:color w:val="000000" w:themeColor="text1"/>
-          <w:sz w:val="21"/>
-          <w:szCs w:val="21"/>
-          <w:shd w:val="clear" w:color="auto" w:fill="FFFFFF"/>
-        </w:rPr>
-      </w:pPr>
-      <w:proofErr w:type="spellStart"/>
-      <w:r>
-        <w:rPr>
-          <w:rFonts w:ascii="Arial" w:hAnsi="Arial" w:cs="Arial"/>
-          <w:color w:val="000000" w:themeColor="text1"/>
-          <w:sz w:val="21"/>
-          <w:szCs w:val="21"/>
-          <w:shd w:val="clear" w:color="auto" w:fill="FFFFFF"/>
-        </w:rPr>
-        <w:t>victoria</w:t>
-      </w:r>
-      <w:proofErr w:type="spellEnd"/>
-      <w:r>
-        <w:rPr>
-          <w:rFonts w:ascii="Arial" w:hAnsi="Arial" w:cs="Arial"/>
-          <w:color w:val="000000" w:themeColor="text1"/>
-          <w:sz w:val="21"/>
-          <w:szCs w:val="21"/>
-          <w:shd w:val="clear" w:color="auto" w:fill="FFFFFF"/>
-        </w:rPr>
-        <w:t xml:space="preserve"> </w:t>
-      </w:r>
-      <w:proofErr w:type="spellStart"/>
-      <w:r>
-        <w:rPr>
-          <w:rFonts w:ascii="Arial" w:hAnsi="Arial" w:cs="Arial"/>
-          <w:color w:val="000000" w:themeColor="text1"/>
-          <w:sz w:val="21"/>
-          <w:szCs w:val="21"/>
-          <w:shd w:val="clear" w:color="auto" w:fill="FFFFFF"/>
-        </w:rPr>
-        <w:t>Namuru</w:t>
-      </w:r>
-      <w:proofErr w:type="spellEnd"/>
-      <w:r>
-        <w:rPr>
-          <w:rFonts w:ascii="Arial" w:hAnsi="Arial" w:cs="Arial"/>
-          <w:color w:val="000000" w:themeColor="text1"/>
-          <w:sz w:val="21"/>
-          <w:szCs w:val="21"/>
-          <w:shd w:val="clear" w:color="auto" w:fill="FFFFFF"/>
-        </w:rPr>
-        <w:t xml:space="preserve"> Human Resources Officer. Initiative for Legal Aid (ILA) Breaking Barriers. Building Justice. </w:t>
-      </w:r>
-      <w:r>
-        <w:rPr>
-          <w:rFonts w:ascii="Arial" w:hAnsi="Arial" w:cs="Arial"/>
-          <w:color w:val="000000" w:themeColor="text1"/>
-          <w:sz w:val="21"/>
-          <w:szCs w:val="21"/>
-          <w:shd w:val="clear" w:color="auto" w:fill="FFFFFF"/>
-        </w:rPr>
-        <w:fldChar w:fldCharType="begin"/>
-      </w:r>
-      <w:r>
-        <w:rPr>
-          <w:rFonts w:ascii="Arial" w:hAnsi="Arial" w:cs="Arial"/>
-          <w:color w:val="000000" w:themeColor="text1"/>
-          <w:sz w:val="21"/>
-          <w:szCs w:val="21"/>
-          <w:shd w:val="clear" w:color="auto" w:fill="FFFFFF"/>
-        </w:rPr>
-        <w:instrText xml:space="preserve"> INCLUDEPICTURE "https://static.xx.fbcdn.net/images/emoji.php/v9/tcc/2/16/1f4cd.png" \* MERGEFORMATINET </w:instrText>
-      </w:r>
-      <w:r>
-        <w:rPr>
-          <w:rFonts w:ascii="Arial" w:hAnsi="Arial" w:cs="Arial"/>
-          <w:color w:val="000000" w:themeColor="text1"/>
-          <w:sz w:val="21"/>
-          <w:szCs w:val="21"/>
-          <w:shd w:val="clear" w:color="auto" w:fill="FFFFFF"/>
-        </w:rPr>
-        <w:fldChar w:fldCharType="separate"/>
-      </w:r>
-      <w:r>
-        <w:rPr>
-          <w:rFonts w:ascii="Arial" w:hAnsi="Arial" w:cs="Arial"/>
-          <w:noProof/>
-          <w:color w:val="000000" w:themeColor="text1"/>
-          <w:sz w:val="21"/>
-          <w:szCs w:val="21"/>
-          <w:shd w:val="clear" w:color="auto" w:fill="FFFFFF"/>
-        </w:rPr>
-        <w:drawing>
-          <wp:inline distT="0" distB="0" distL="0" distR="0" wp14:anchorId="38EA7333" wp14:editId="155235C9">
-            <wp:extent cx="199390" cy="199390"/>
-            <wp:effectExtent l="0" t="0" r="0" b="3810"/>
-            <wp:docPr id="1178151187" name="Picture 23" descr="📍"/>
-            <wp:cNvGraphicFramePr>
-              <a:graphicFrameLocks xmlns:a="http://schemas.openxmlformats.org/drawingml/2006/main" noChangeAspect="1"/>
-            </wp:cNvGraphicFramePr>
-            <a:graphic xmlns:a="http://schemas.openxmlformats.org/drawingml/2006/main">
-              <a:graphicData uri="http://schemas.openxmlformats.org/drawingml/2006/picture">
-                <pic:pic xmlns:pic="http://schemas.openxmlformats.org/drawingml/2006/picture">
-                  <pic:nvPicPr>
-                    <pic:cNvPr id="0" name="Picture 46" descr="📍"/>
-                    <pic:cNvPicPr>
-                      <a:picLocks noChangeAspect="1" noChangeArrowheads="1"/>
-                    </pic:cNvPicPr>
-                  </pic:nvPicPr>
-                  <pic:blipFill>
-                    <a:blip r:embed="rId16">
-                      <a:extLst>
-                        <a:ext uri="{28A0092B-C50C-407E-A947-70E740481C1C}">
-                          <a14:useLocalDpi xmlns:a14="http://schemas.microsoft.com/office/drawing/2010/main" val="0"/>
-                        </a:ext>
-                      </a:extLst>
-                    </a:blip>
-                    <a:srcRect/>
-                    <a:stretch>
-                      <a:fillRect/>
-                    </a:stretch>
-                  </pic:blipFill>
-                  <pic:spPr bwMode="auto">
-                    <a:xfrm>
-                      <a:off x="0" y="0"/>
-                      <a:ext cx="199390" cy="199390"/>
-                    </a:xfrm>
-                    <a:prstGeom prst="rect">
-                      <a:avLst/>
-                    </a:prstGeom>
-                    <a:noFill/>
-                    <a:ln>
-                      <a:noFill/>
-                    </a:ln>
-                  </pic:spPr>
-                </pic:pic>
-              </a:graphicData>
-            </a:graphic>
-          </wp:inline>
-        </w:drawing>
-      </w:r>
-      <w:r>
-        <w:rPr>
-          <w:rFonts w:ascii="Arial" w:hAnsi="Arial" w:cs="Arial"/>
-          <w:color w:val="000000" w:themeColor="text1"/>
-          <w:sz w:val="21"/>
-          <w:szCs w:val="21"/>
-          <w:shd w:val="clear" w:color="auto" w:fill="FFFFFF"/>
-        </w:rPr>
-        <w:fldChar w:fldCharType="end"/>
-      </w:r>
-      <w:r>
-        <w:rPr>
-          <w:rFonts w:ascii="Arial" w:hAnsi="Arial" w:cs="Arial"/>
-          <w:color w:val="000000" w:themeColor="text1"/>
-          <w:sz w:val="21"/>
-          <w:szCs w:val="21"/>
-          <w:shd w:val="clear" w:color="auto" w:fill="FFFFFF"/>
-        </w:rPr>
-        <w:t xml:space="preserve">Juba, South Sudan </w:t>
-      </w:r>
-      <w:r>
-        <w:rPr>
-          <w:rFonts w:ascii="Arial" w:hAnsi="Arial" w:cs="Arial"/>
-          <w:color w:val="000000" w:themeColor="text1"/>
-          <w:sz w:val="21"/>
-          <w:szCs w:val="21"/>
-          <w:shd w:val="clear" w:color="auto" w:fill="FFFFFF"/>
-        </w:rPr>
-        <w:fldChar w:fldCharType="begin"/>
-      </w:r>
-      <w:r>
-        <w:rPr>
-          <w:rFonts w:ascii="Arial" w:hAnsi="Arial" w:cs="Arial"/>
-          <w:color w:val="000000" w:themeColor="text1"/>
-          <w:sz w:val="21"/>
-          <w:szCs w:val="21"/>
-          <w:shd w:val="clear" w:color="auto" w:fill="FFFFFF"/>
-        </w:rPr>
-        <w:instrText xml:space="preserve"> INCLUDEPICTURE "https://static.xx.fbcdn.net/images/emoji.php/v9/t5d/2/16/1f4e7.png" \* MERGEFORMATINET </w:instrText>
-      </w:r>
-      <w:r>
-        <w:rPr>
-          <w:rFonts w:ascii="Arial" w:hAnsi="Arial" w:cs="Arial"/>
-          <w:color w:val="000000" w:themeColor="text1"/>
-          <w:sz w:val="21"/>
-          <w:szCs w:val="21"/>
-          <w:shd w:val="clear" w:color="auto" w:fill="FFFFFF"/>
-        </w:rPr>
-        <w:fldChar w:fldCharType="separate"/>
-      </w:r>
-      <w:r>
-        <w:rPr>
-          <w:rFonts w:ascii="Arial" w:hAnsi="Arial" w:cs="Arial"/>
-          <w:noProof/>
-          <w:color w:val="000000" w:themeColor="text1"/>
-          <w:sz w:val="21"/>
-          <w:szCs w:val="21"/>
-          <w:shd w:val="clear" w:color="auto" w:fill="FFFFFF"/>
-        </w:rPr>
-        <w:drawing>
-          <wp:inline distT="0" distB="0" distL="0" distR="0" wp14:anchorId="0DE613B9" wp14:editId="4E8F606C">
-            <wp:extent cx="199390" cy="199390"/>
-            <wp:effectExtent l="0" t="0" r="3810" b="3810"/>
-            <wp:docPr id="101381046" name="Picture 22" descr="📧"/>
-            <wp:cNvGraphicFramePr>
-              <a:graphicFrameLocks xmlns:a="http://schemas.openxmlformats.org/drawingml/2006/main" noChangeAspect="1"/>
-            </wp:cNvGraphicFramePr>
-            <a:graphic xmlns:a="http://schemas.openxmlformats.org/drawingml/2006/main">
-              <a:graphicData uri="http://schemas.openxmlformats.org/drawingml/2006/picture">
-                <pic:pic xmlns:pic="http://schemas.openxmlformats.org/drawingml/2006/picture">
-                  <pic:nvPicPr>
-                    <pic:cNvPr id="0" name="Picture 47" descr="📧"/>
-                    <pic:cNvPicPr>
-                      <a:picLocks noChangeAspect="1" noChangeArrowheads="1"/>
-                    </pic:cNvPicPr>
-                  </pic:nvPicPr>
-                  <pic:blipFill>
-                    <a:blip r:embed="rId17">
-                      <a:extLst>
-                        <a:ext uri="{28A0092B-C50C-407E-A947-70E740481C1C}">
-                          <a14:useLocalDpi xmlns:a14="http://schemas.microsoft.com/office/drawing/2010/main" val="0"/>
-                        </a:ext>
-                      </a:extLst>
-                    </a:blip>
-                    <a:srcRect/>
-                    <a:stretch>
-                      <a:fillRect/>
-                    </a:stretch>
-                  </pic:blipFill>
-                  <pic:spPr bwMode="auto">
-                    <a:xfrm>
-                      <a:off x="0" y="0"/>
-                      <a:ext cx="199390" cy="199390"/>
-                    </a:xfrm>
-                    <a:prstGeom prst="rect">
-                      <a:avLst/>
-                    </a:prstGeom>
-                    <a:noFill/>
-                    <a:ln>
-                      <a:noFill/>
-                    </a:ln>
-                  </pic:spPr>
-                </pic:pic>
-              </a:graphicData>
-            </a:graphic>
-          </wp:inline>
-        </w:drawing>
-      </w:r>
-      <w:r>
-        <w:rPr>
-          <w:rFonts w:ascii="Arial" w:hAnsi="Arial" w:cs="Arial"/>
-          <w:color w:val="000000" w:themeColor="text1"/>
-          <w:sz w:val="21"/>
-          <w:szCs w:val="21"/>
-          <w:shd w:val="clear" w:color="auto" w:fill="FFFFFF"/>
-        </w:rPr>
-        <w:fldChar w:fldCharType="end"/>
-      </w:r>
-      <w:r>
-        <w:rPr>
-          <w:rFonts w:ascii="Arial" w:hAnsi="Arial" w:cs="Arial"/>
-          <w:color w:val="000000" w:themeColor="text1"/>
-          <w:sz w:val="21"/>
-          <w:szCs w:val="21"/>
-          <w:shd w:val="clear" w:color="auto" w:fill="FFFFFF"/>
-        </w:rPr>
-        <w:t xml:space="preserve">hr@initiativeforlegalaid.org </w:t>
-      </w:r>
-      <w:r>
-        <w:rPr>
-          <w:rFonts w:ascii="Arial" w:hAnsi="Arial" w:cs="Arial"/>
-          <w:color w:val="000000" w:themeColor="text1"/>
-          <w:sz w:val="21"/>
-          <w:szCs w:val="21"/>
-          <w:shd w:val="clear" w:color="auto" w:fill="FFFFFF"/>
-        </w:rPr>
-        <w:fldChar w:fldCharType="begin"/>
-      </w:r>
-      <w:r>
-        <w:rPr>
-          <w:rFonts w:ascii="Arial" w:hAnsi="Arial" w:cs="Arial"/>
-          <w:color w:val="000000" w:themeColor="text1"/>
-          <w:sz w:val="21"/>
-          <w:szCs w:val="21"/>
-          <w:shd w:val="clear" w:color="auto" w:fill="FFFFFF"/>
-        </w:rPr>
-        <w:instrText xml:space="preserve"> INCLUDEPICTURE "https://static.xx.fbcdn.net/images/emoji.php/v9/t49/2/16/1f310.png" \* MERGEFORMATINET </w:instrText>
-      </w:r>
-      <w:r>
-        <w:rPr>
-          <w:rFonts w:ascii="Arial" w:hAnsi="Arial" w:cs="Arial"/>
-          <w:color w:val="000000" w:themeColor="text1"/>
-          <w:sz w:val="21"/>
-          <w:szCs w:val="21"/>
-          <w:shd w:val="clear" w:color="auto" w:fill="FFFFFF"/>
-        </w:rPr>
-        <w:fldChar w:fldCharType="separate"/>
-      </w:r>
-      <w:r>
-        <w:rPr>
-          <w:rFonts w:ascii="Arial" w:hAnsi="Arial" w:cs="Arial"/>
-          <w:noProof/>
-          <w:color w:val="000000" w:themeColor="text1"/>
-          <w:sz w:val="21"/>
-          <w:szCs w:val="21"/>
-          <w:shd w:val="clear" w:color="auto" w:fill="FFFFFF"/>
-        </w:rPr>
-        <w:drawing>
-          <wp:inline distT="0" distB="0" distL="0" distR="0" wp14:anchorId="6D72DC42" wp14:editId="6A78C5B0">
-            <wp:extent cx="199390" cy="199390"/>
-            <wp:effectExtent l="0" t="0" r="3810" b="3810"/>
-            <wp:docPr id="1053708218" name="Picture 21" descr="🌐"/>
-            <wp:cNvGraphicFramePr>
-              <a:graphicFrameLocks xmlns:a="http://schemas.openxmlformats.org/drawingml/2006/main" noChangeAspect="1"/>
-            </wp:cNvGraphicFramePr>
-            <a:graphic xmlns:a="http://schemas.openxmlformats.org/drawingml/2006/main">
-              <a:graphicData uri="http://schemas.openxmlformats.org/drawingml/2006/picture">
-                <pic:pic xmlns:pic="http://schemas.openxmlformats.org/drawingml/2006/picture">
-                  <pic:nvPicPr>
-                    <pic:cNvPr id="0" name="Picture 48" descr="🌐"/>
-                    <pic:cNvPicPr>
-                      <a:picLocks noChangeAspect="1" noChangeArrowheads="1"/>
-                    </pic:cNvPicPr>
-                  </pic:nvPicPr>
-                  <pic:blipFill>
-                    <a:blip r:embed="rId19">
-                      <a:extLst>
-                        <a:ext uri="{28A0092B-C50C-407E-A947-70E740481C1C}">
-                          <a14:useLocalDpi xmlns:a14="http://schemas.microsoft.com/office/drawing/2010/main" val="0"/>
-                        </a:ext>
-                      </a:extLst>
-                    </a:blip>
-                    <a:srcRect/>
-                    <a:stretch>
-                      <a:fillRect/>
-                    </a:stretch>
-                  </pic:blipFill>
-                  <pic:spPr bwMode="auto">
-                    <a:xfrm>
-                      <a:off x="0" y="0"/>
-                      <a:ext cx="199390" cy="199390"/>
-                    </a:xfrm>
-                    <a:prstGeom prst="rect">
-                      <a:avLst/>
-                    </a:prstGeom>
-                    <a:noFill/>
-                    <a:ln>
-                      <a:noFill/>
-                    </a:ln>
-                  </pic:spPr>
-                </pic:pic>
-              </a:graphicData>
-            </a:graphic>
-          </wp:inline>
-        </w:drawing>
-      </w:r>
-      <w:r>
-        <w:rPr>
-          <w:rFonts w:ascii="Arial" w:hAnsi="Arial" w:cs="Arial"/>
-          <w:color w:val="000000" w:themeColor="text1"/>
-          <w:sz w:val="21"/>
-          <w:szCs w:val="21"/>
-          <w:shd w:val="clear" w:color="auto" w:fill="FFFFFF"/>
-        </w:rPr>
-        <w:fldChar w:fldCharType="end"/>
-      </w:r>
-      <w:r>
-        <w:rPr>
-          <w:rFonts w:ascii="Arial" w:hAnsi="Arial" w:cs="Arial"/>
-          <w:color w:val="000000" w:themeColor="text1"/>
-          <w:sz w:val="21"/>
-          <w:szCs w:val="21"/>
-          <w:shd w:val="clear" w:color="auto" w:fill="FFFFFF"/>
-        </w:rPr>
-        <w:t xml:space="preserve">initiativeforlegalaid.org Protection &amp; Safeguarding </w:t>
-      </w:r>
-    </w:p>
-    <w:p>
-      <w:pPr>
-        <w:rPr>
-          <w:rFonts w:ascii="Arial" w:hAnsi="Arial" w:cs="Arial"/>
-          <w:color w:val="000000" w:themeColor="text1"/>
-          <w:sz w:val="21"/>
-          <w:szCs w:val="21"/>
-          <w:shd w:val="clear" w:color="auto" w:fill="FFFFFF"/>
-        </w:rPr>
-      </w:pPr>
-    </w:p>
-    <w:p>
-      <w:pPr>
-        <w:rPr>
-          <w:rFonts w:ascii="Arial" w:hAnsi="Arial" w:cs="Arial"/>
-          <w:color w:val="000000" w:themeColor="text1"/>
-          <w:sz w:val="21"/>
-          <w:szCs w:val="21"/>
-          <w:shd w:val="clear" w:color="auto" w:fill="FFFFFF"/>
-        </w:rPr>
-      </w:pPr>
-      <w:r>
-        <w:rPr>
-          <w:rFonts w:ascii="Arial" w:hAnsi="Arial" w:cs="Arial"/>
-          <w:color w:val="000000" w:themeColor="text1"/>
-          <w:sz w:val="21"/>
-          <w:szCs w:val="21"/>
-          <w:shd w:val="clear" w:color="auto" w:fill="FFFFFF"/>
-        </w:rPr>
-        <w:t xml:space="preserve">Nicodemus </w:t>
-      </w:r>
-      <w:proofErr w:type="spellStart"/>
-      <w:r>
-        <w:rPr>
-          <w:rFonts w:ascii="Arial" w:hAnsi="Arial" w:cs="Arial"/>
-          <w:color w:val="000000" w:themeColor="text1"/>
-          <w:sz w:val="21"/>
-          <w:szCs w:val="21"/>
-          <w:shd w:val="clear" w:color="auto" w:fill="FFFFFF"/>
-        </w:rPr>
-        <w:t>Arkangelo</w:t>
-      </w:r>
-      <w:proofErr w:type="spellEnd"/>
-      <w:r>
-        <w:rPr>
-          <w:rFonts w:ascii="Arial" w:hAnsi="Arial" w:cs="Arial"/>
-          <w:color w:val="000000" w:themeColor="text1"/>
-          <w:sz w:val="21"/>
-          <w:szCs w:val="21"/>
-          <w:shd w:val="clear" w:color="auto" w:fill="FFFFFF"/>
-        </w:rPr>
-        <w:t xml:space="preserve"> Protection &amp; Safeguarding Officer Initiative for Legal Aid (ILA) Breaking Barriers. Building Justice. </w:t>
-      </w:r>
-      <w:r>
-        <w:rPr>
-          <w:rFonts w:ascii="Arial" w:hAnsi="Arial" w:cs="Arial"/>
-          <w:color w:val="000000" w:themeColor="text1"/>
-          <w:sz w:val="21"/>
-          <w:szCs w:val="21"/>
-          <w:shd w:val="clear" w:color="auto" w:fill="FFFFFF"/>
-        </w:rPr>
-        <w:fldChar w:fldCharType="begin"/>
-      </w:r>
-      <w:r>
-        <w:rPr>
-          <w:rFonts w:ascii="Arial" w:hAnsi="Arial" w:cs="Arial"/>
-          <w:color w:val="000000" w:themeColor="text1"/>
-          <w:sz w:val="21"/>
-          <w:szCs w:val="21"/>
-          <w:shd w:val="clear" w:color="auto" w:fill="FFFFFF"/>
-        </w:rPr>
-        <w:instrText xml:space="preserve"> INCLUDEPICTURE "https://static.xx.fbcdn.net/images/emoji.php/v9/tcc/2/16/1f4cd.png" \* MERGEFORMATINET </w:instrText>
-      </w:r>
-      <w:r>
-        <w:rPr>
-          <w:rFonts w:ascii="Arial" w:hAnsi="Arial" w:cs="Arial"/>
-          <w:color w:val="000000" w:themeColor="text1"/>
-          <w:sz w:val="21"/>
-          <w:szCs w:val="21"/>
-          <w:shd w:val="clear" w:color="auto" w:fill="FFFFFF"/>
-        </w:rPr>
-        <w:fldChar w:fldCharType="separate"/>
-      </w:r>
-      <w:r>
-        <w:rPr>
-          <w:rFonts w:ascii="Arial" w:hAnsi="Arial" w:cs="Arial"/>
-          <w:noProof/>
-          <w:color w:val="000000" w:themeColor="text1"/>
-          <w:sz w:val="21"/>
-          <w:szCs w:val="21"/>
-          <w:shd w:val="clear" w:color="auto" w:fill="FFFFFF"/>
-        </w:rPr>
-        <w:drawing>
-          <wp:inline distT="0" distB="0" distL="0" distR="0" wp14:anchorId="3644D890" wp14:editId="0A34EE2C">
-            <wp:extent cx="199390" cy="199390"/>
-            <wp:effectExtent l="0" t="0" r="0" b="3810"/>
-            <wp:docPr id="1118583104" name="Picture 20" descr="📍"/>
-            <wp:cNvGraphicFramePr>
-              <a:graphicFrameLocks xmlns:a="http://schemas.openxmlformats.org/drawingml/2006/main" noChangeAspect="1"/>
-            </wp:cNvGraphicFramePr>
-            <a:graphic xmlns:a="http://schemas.openxmlformats.org/drawingml/2006/main">
-              <a:graphicData uri="http://schemas.openxmlformats.org/drawingml/2006/picture">
-                <pic:pic xmlns:pic="http://schemas.openxmlformats.org/drawingml/2006/picture">
-                  <pic:nvPicPr>
-                    <pic:cNvPr id="0" name="Picture 49" descr="📍"/>
-                    <pic:cNvPicPr>
-                      <a:picLocks noChangeAspect="1" noChangeArrowheads="1"/>
-                    </pic:cNvPicPr>
-                  </pic:nvPicPr>
-                  <pic:blipFill>
-                    <a:blip r:embed="rId16">
-                      <a:extLst>
-                        <a:ext uri="{28A0092B-C50C-407E-A947-70E740481C1C}">
-                          <a14:useLocalDpi xmlns:a14="http://schemas.microsoft.com/office/drawing/2010/main" val="0"/>
-                        </a:ext>
-                      </a:extLst>
-                    </a:blip>
-                    <a:srcRect/>
-                    <a:stretch>
-                      <a:fillRect/>
-                    </a:stretch>
-                  </pic:blipFill>
-                  <pic:spPr bwMode="auto">
-                    <a:xfrm>
-                      <a:off x="0" y="0"/>
-                      <a:ext cx="199390" cy="199390"/>
-                    </a:xfrm>
-                    <a:prstGeom prst="rect">
-                      <a:avLst/>
-                    </a:prstGeom>
-                    <a:noFill/>
-                    <a:ln>
-                      <a:noFill/>
-                    </a:ln>
-                  </pic:spPr>
-                </pic:pic>
-              </a:graphicData>
-            </a:graphic>
-          </wp:inline>
-        </w:drawing>
-      </w:r>
-      <w:r>
-        <w:rPr>
-          <w:rFonts w:ascii="Arial" w:hAnsi="Arial" w:cs="Arial"/>
-          <w:color w:val="000000" w:themeColor="text1"/>
-          <w:sz w:val="21"/>
-          <w:szCs w:val="21"/>
-          <w:shd w:val="clear" w:color="auto" w:fill="FFFFFF"/>
-        </w:rPr>
-        <w:fldChar w:fldCharType="end"/>
-      </w:r>
-      <w:r>
-        <w:rPr>
-          <w:rFonts w:ascii="Arial" w:hAnsi="Arial" w:cs="Arial"/>
-          <w:color w:val="000000" w:themeColor="text1"/>
-          <w:sz w:val="21"/>
-          <w:szCs w:val="21"/>
-          <w:shd w:val="clear" w:color="auto" w:fill="FFFFFF"/>
-        </w:rPr>
-        <w:t xml:space="preserve">Juba, South Sudan </w:t>
-      </w:r>
-      <w:r>
-        <w:rPr>
-          <w:rFonts w:ascii="Arial" w:hAnsi="Arial" w:cs="Arial"/>
-          <w:color w:val="000000" w:themeColor="text1"/>
-          <w:sz w:val="21"/>
-          <w:szCs w:val="21"/>
-          <w:shd w:val="clear" w:color="auto" w:fill="FFFFFF"/>
-        </w:rPr>
-        <w:fldChar w:fldCharType="begin"/>
-      </w:r>
-      <w:r>
-        <w:rPr>
-          <w:rFonts w:ascii="Arial" w:hAnsi="Arial" w:cs="Arial"/>
-          <w:color w:val="000000" w:themeColor="text1"/>
-          <w:sz w:val="21"/>
-          <w:szCs w:val="21"/>
-          <w:shd w:val="clear" w:color="auto" w:fill="FFFFFF"/>
-        </w:rPr>
-        <w:instrText xml:space="preserve"> INCLUDEPICTURE "https://static.xx.fbcdn.net/images/emoji.php/v9/t5d/2/16/1f4e7.png" \* MERGEFORMATINET </w:instrText>
-      </w:r>
-      <w:r>
-        <w:rPr>
-          <w:rFonts w:ascii="Arial" w:hAnsi="Arial" w:cs="Arial"/>
-          <w:color w:val="000000" w:themeColor="text1"/>
-          <w:sz w:val="21"/>
-          <w:szCs w:val="21"/>
-          <w:shd w:val="clear" w:color="auto" w:fill="FFFFFF"/>
-        </w:rPr>
-        <w:fldChar w:fldCharType="separate"/>
-      </w:r>
-      <w:r>
-        <w:rPr>
-          <w:rFonts w:ascii="Arial" w:hAnsi="Arial" w:cs="Arial"/>
-          <w:noProof/>
-          <w:color w:val="000000" w:themeColor="text1"/>
-          <w:sz w:val="21"/>
-          <w:szCs w:val="21"/>
-          <w:shd w:val="clear" w:color="auto" w:fill="FFFFFF"/>
-        </w:rPr>
-        <w:drawing>
-          <wp:inline distT="0" distB="0" distL="0" distR="0" wp14:anchorId="2BA1CA01" wp14:editId="78CF4ECB">
-            <wp:extent cx="199390" cy="199390"/>
-            <wp:effectExtent l="0" t="0" r="3810" b="3810"/>
-            <wp:docPr id="810277849" name="Picture 19" descr="📧"/>
-            <wp:cNvGraphicFramePr>
-              <a:graphicFrameLocks xmlns:a="http://schemas.openxmlformats.org/drawingml/2006/main" noChangeAspect="1"/>
-            </wp:cNvGraphicFramePr>
-            <a:graphic xmlns:a="http://schemas.openxmlformats.org/drawingml/2006/main">
-              <a:graphicData uri="http://schemas.openxmlformats.org/drawingml/2006/picture">
-                <pic:pic xmlns:pic="http://schemas.openxmlformats.org/drawingml/2006/picture">
-                  <pic:nvPicPr>
-                    <pic:cNvPr id="0" name="Picture 50" descr="📧"/>
-                    <pic:cNvPicPr>
-                      <a:picLocks noChangeAspect="1" noChangeArrowheads="1"/>
-                    </pic:cNvPicPr>
-                  </pic:nvPicPr>
-                  <pic:blipFill>
-                    <a:blip r:embed="rId17">
-                      <a:extLst>
-                        <a:ext uri="{28A0092B-C50C-407E-A947-70E740481C1C}">
-                          <a14:useLocalDpi xmlns:a14="http://schemas.microsoft.com/office/drawing/2010/main" val="0"/>
-                        </a:ext>
-                      </a:extLst>
-                    </a:blip>
-                    <a:srcRect/>
-                    <a:stretch>
-                      <a:fillRect/>
-                    </a:stretch>
-                  </pic:blipFill>
-                  <pic:spPr bwMode="auto">
-                    <a:xfrm>
-                      <a:off x="0" y="0"/>
-                      <a:ext cx="199390" cy="199390"/>
-                    </a:xfrm>
-                    <a:prstGeom prst="rect">
-                      <a:avLst/>
-                    </a:prstGeom>
-                    <a:noFill/>
-                    <a:ln>
-                      <a:noFill/>
-                    </a:ln>
-                  </pic:spPr>
-                </pic:pic>
-              </a:graphicData>
-            </a:graphic>
-          </wp:inline>
-        </w:drawing>
-      </w:r>
-      <w:r>
-        <w:rPr>
-          <w:rFonts w:ascii="Arial" w:hAnsi="Arial" w:cs="Arial"/>
-          <w:color w:val="000000" w:themeColor="text1"/>
-          <w:sz w:val="21"/>
-          <w:szCs w:val="21"/>
-          <w:shd w:val="clear" w:color="auto" w:fill="FFFFFF"/>
-        </w:rPr>
-        <w:fldChar w:fldCharType="end"/>
-      </w:r>
-      <w:r>
-        <w:rPr>
-          <w:rFonts w:ascii="Arial" w:hAnsi="Arial" w:cs="Arial"/>
-          <w:color w:val="000000" w:themeColor="text1"/>
-          <w:sz w:val="21"/>
-          <w:szCs w:val="21"/>
-          <w:shd w:val="clear" w:color="auto" w:fill="FFFFFF"/>
-        </w:rPr>
-        <w:t xml:space="preserve">protection@initiativeforlegalaid.org </w:t>
-      </w:r>
-      <w:r>
-        <w:rPr>
-          <w:rFonts w:ascii="Arial" w:hAnsi="Arial" w:cs="Arial"/>
-          <w:color w:val="000000" w:themeColor="text1"/>
-          <w:sz w:val="21"/>
-          <w:szCs w:val="21"/>
-          <w:shd w:val="clear" w:color="auto" w:fill="FFFFFF"/>
-        </w:rPr>
-        <w:fldChar w:fldCharType="begin"/>
-      </w:r>
-      <w:r>
-        <w:rPr>
-          <w:rFonts w:ascii="Arial" w:hAnsi="Arial" w:cs="Arial"/>
-          <w:color w:val="000000" w:themeColor="text1"/>
-          <w:sz w:val="21"/>
-          <w:szCs w:val="21"/>
-          <w:shd w:val="clear" w:color="auto" w:fill="FFFFFF"/>
-        </w:rPr>
-        <w:instrText xml:space="preserve"> INCLUDEPICTURE "https://static.xx.fbcdn.net/images/emoji.php/v9/t5d/2/16/1f4e7.png" \* MERGEFORMATINET </w:instrText>
-      </w:r>
-      <w:r>
-        <w:rPr>
-          <w:rFonts w:ascii="Arial" w:hAnsi="Arial" w:cs="Arial"/>
-          <w:color w:val="000000" w:themeColor="text1"/>
-          <w:sz w:val="21"/>
-          <w:szCs w:val="21"/>
-          <w:shd w:val="clear" w:color="auto" w:fill="FFFFFF"/>
-        </w:rPr>
-        <w:fldChar w:fldCharType="separate"/>
-      </w:r>
-      <w:r>
-        <w:rPr>
-          <w:rFonts w:ascii="Arial" w:hAnsi="Arial" w:cs="Arial"/>
-          <w:noProof/>
-          <w:color w:val="000000" w:themeColor="text1"/>
-          <w:sz w:val="21"/>
-          <w:szCs w:val="21"/>
-          <w:shd w:val="clear" w:color="auto" w:fill="FFFFFF"/>
-        </w:rPr>
-        <w:drawing>
-          <wp:inline distT="0" distB="0" distL="0" distR="0" wp14:anchorId="440EB80F" wp14:editId="03B7EA19">
-            <wp:extent cx="199390" cy="199390"/>
-            <wp:effectExtent l="0" t="0" r="3810" b="3810"/>
-            <wp:docPr id="2030356782" name="Picture 18" descr="📧"/>
-            <wp:cNvGraphicFramePr>
-              <a:graphicFrameLocks xmlns:a="http://schemas.openxmlformats.org/drawingml/2006/main" noChangeAspect="1"/>
-            </wp:cNvGraphicFramePr>
-            <a:graphic xmlns:a="http://schemas.openxmlformats.org/drawingml/2006/main">
-              <a:graphicData uri="http://schemas.openxmlformats.org/drawingml/2006/picture">
-                <pic:pic xmlns:pic="http://schemas.openxmlformats.org/drawingml/2006/picture">
-                  <pic:nvPicPr>
-                    <pic:cNvPr id="0" name="Picture 51" descr="📧"/>
-                    <pic:cNvPicPr>
-                      <a:picLocks noChangeAspect="1" noChangeArrowheads="1"/>
-                    </pic:cNvPicPr>
-                  </pic:nvPicPr>
-                  <pic:blipFill>
-                    <a:blip r:embed="rId17">
-                      <a:extLst>
-                        <a:ext uri="{28A0092B-C50C-407E-A947-70E740481C1C}">
-                          <a14:useLocalDpi xmlns:a14="http://schemas.microsoft.com/office/drawing/2010/main" val="0"/>
-                        </a:ext>
-                      </a:extLst>
-                    </a:blip>
-                    <a:srcRect/>
-                    <a:stretch>
-                      <a:fillRect/>
-                    </a:stretch>
-                  </pic:blipFill>
-                  <pic:spPr bwMode="auto">
-                    <a:xfrm>
-                      <a:off x="0" y="0"/>
-                      <a:ext cx="199390" cy="199390"/>
-                    </a:xfrm>
-                    <a:prstGeom prst="rect">
-                      <a:avLst/>
-                    </a:prstGeom>
-                    <a:noFill/>
-                    <a:ln>
-                      <a:noFill/>
-                    </a:ln>
-                  </pic:spPr>
-                </pic:pic>
-              </a:graphicData>
-            </a:graphic>
-          </wp:inline>
-        </w:drawing>
-      </w:r>
-      <w:r>
-        <w:rPr>
-          <w:rFonts w:ascii="Arial" w:hAnsi="Arial" w:cs="Arial"/>
-          <w:color w:val="000000" w:themeColor="text1"/>
-          <w:sz w:val="21"/>
-          <w:szCs w:val="21"/>
-          <w:shd w:val="clear" w:color="auto" w:fill="FFFFFF"/>
-        </w:rPr>
-        <w:fldChar w:fldCharType="end"/>
-      </w:r>
-      <w:r>
-        <w:rPr>
-          <w:rFonts w:ascii="Arial" w:hAnsi="Arial" w:cs="Arial"/>
-          <w:color w:val="000000" w:themeColor="text1"/>
-          <w:sz w:val="21"/>
-          <w:szCs w:val="21"/>
-          <w:shd w:val="clear" w:color="auto" w:fill="FFFFFF"/>
-        </w:rPr>
-        <w:t xml:space="preserve">safeguarding@initiativeforlegalaid.org </w:t>
-      </w:r>
-      <w:r>
-        <w:rPr>
-          <w:rFonts w:ascii="Arial" w:hAnsi="Arial" w:cs="Arial"/>
-          <w:color w:val="000000" w:themeColor="text1"/>
-          <w:sz w:val="21"/>
-          <w:szCs w:val="21"/>
-          <w:shd w:val="clear" w:color="auto" w:fill="FFFFFF"/>
-        </w:rPr>
-        <w:fldChar w:fldCharType="begin"/>
-      </w:r>
-      <w:r>
-        <w:rPr>
-          <w:rFonts w:ascii="Arial" w:hAnsi="Arial" w:cs="Arial"/>
-          <w:color w:val="000000" w:themeColor="text1"/>
-          <w:sz w:val="21"/>
-          <w:szCs w:val="21"/>
-          <w:shd w:val="clear" w:color="auto" w:fill="FFFFFF"/>
-        </w:rPr>
-        <w:instrText xml:space="preserve"> INCLUDEPICTURE "https://static.xx.fbcdn.net/images/emoji.php/v9/t49/2/16/1f310.png" \* MERGEFORMATINET </w:instrText>
-      </w:r>
-      <w:r>
-        <w:rPr>
-          <w:rFonts w:ascii="Arial" w:hAnsi="Arial" w:cs="Arial"/>
-          <w:color w:val="000000" w:themeColor="text1"/>
-          <w:sz w:val="21"/>
-          <w:szCs w:val="21"/>
-          <w:shd w:val="clear" w:color="auto" w:fill="FFFFFF"/>
-        </w:rPr>
-        <w:fldChar w:fldCharType="separate"/>
-      </w:r>
-      <w:r>
-        <w:rPr>
-          <w:rFonts w:ascii="Arial" w:hAnsi="Arial" w:cs="Arial"/>
-          <w:noProof/>
-          <w:color w:val="000000" w:themeColor="text1"/>
-          <w:sz w:val="21"/>
-          <w:szCs w:val="21"/>
-          <w:shd w:val="clear" w:color="auto" w:fill="FFFFFF"/>
-        </w:rPr>
-        <w:drawing>
-          <wp:inline distT="0" distB="0" distL="0" distR="0" wp14:anchorId="419C81F8" wp14:editId="2C32EC79">
-            <wp:extent cx="199390" cy="199390"/>
-            <wp:effectExtent l="0" t="0" r="3810" b="3810"/>
-            <wp:docPr id="1069922269" name="Picture 17" descr="🌐"/>
-            <wp:cNvGraphicFramePr>
-              <a:graphicFrameLocks xmlns:a="http://schemas.openxmlformats.org/drawingml/2006/main" noChangeAspect="1"/>
-            </wp:cNvGraphicFramePr>
-            <a:graphic xmlns:a="http://schemas.openxmlformats.org/drawingml/2006/main">
-              <a:graphicData uri="http://schemas.openxmlformats.org/drawingml/2006/picture">
-                <pic:pic xmlns:pic="http://schemas.openxmlformats.org/drawingml/2006/picture">
-                  <pic:nvPicPr>
-                    <pic:cNvPr id="0" name="Picture 52" descr="🌐"/>
-                    <pic:cNvPicPr>
-                      <a:picLocks noChangeAspect="1" noChangeArrowheads="1"/>
-                    </pic:cNvPicPr>
-                  </pic:nvPicPr>
-                  <pic:blipFill>
-                    <a:blip r:embed="rId19">
-                      <a:extLst>
-                        <a:ext uri="{28A0092B-C50C-407E-A947-70E740481C1C}">
-                          <a14:useLocalDpi xmlns:a14="http://schemas.microsoft.com/office/drawing/2010/main" val="0"/>
-                        </a:ext>
-                      </a:extLst>
-                    </a:blip>
-                    <a:srcRect/>
-                    <a:stretch>
-                      <a:fillRect/>
-                    </a:stretch>
-                  </pic:blipFill>
-                  <pic:spPr bwMode="auto">
-                    <a:xfrm>
-                      <a:off x="0" y="0"/>
-                      <a:ext cx="199390" cy="199390"/>
-                    </a:xfrm>
-                    <a:prstGeom prst="rect">
-                      <a:avLst/>
-                    </a:prstGeom>
-                    <a:noFill/>
-                    <a:ln>
-                      <a:noFill/>
-                    </a:ln>
-                  </pic:spPr>
-                </pic:pic>
-              </a:graphicData>
-            </a:graphic>
-          </wp:inline>
-        </w:drawing>
-      </w:r>
-      <w:r>
-        <w:rPr>
-          <w:rFonts w:ascii="Arial" w:hAnsi="Arial" w:cs="Arial"/>
-          <w:color w:val="000000" w:themeColor="text1"/>
-          <w:sz w:val="21"/>
-          <w:szCs w:val="21"/>
-          <w:shd w:val="clear" w:color="auto" w:fill="FFFFFF"/>
-        </w:rPr>
-        <w:fldChar w:fldCharType="end"/>
-      </w:r>
-      <w:r>
-        <w:rPr>
-          <w:rFonts w:ascii="Arial" w:hAnsi="Arial" w:cs="Arial"/>
-          <w:color w:val="000000" w:themeColor="text1"/>
-          <w:sz w:val="21"/>
-          <w:szCs w:val="21"/>
-          <w:shd w:val="clear" w:color="auto" w:fill="FFFFFF"/>
-        </w:rPr>
-        <w:t xml:space="preserve">initiativeforlegalaid.org </w:t>
-      </w:r>
-    </w:p>
-    <w:p>
-      <w:pPr>
-        <w:rPr>
-          <w:rFonts w:ascii="Arial" w:hAnsi="Arial" w:cs="Arial"/>
-          <w:color w:val="000000" w:themeColor="text1"/>
-          <w:sz w:val="21"/>
-          <w:szCs w:val="21"/>
-          <w:shd w:val="clear" w:color="auto" w:fill="FFFFFF"/>
-        </w:rPr>
-      </w:pPr>
-    </w:p>
-    <w:p>
-      <w:pPr>
-        <w:rPr>
-          <w:rFonts w:ascii="Arial" w:hAnsi="Arial" w:cs="Arial"/>
-          <w:color w:val="000000" w:themeColor="text1"/>
-          <w:sz w:val="21"/>
-          <w:szCs w:val="21"/>
-          <w:shd w:val="clear" w:color="auto" w:fill="FFFFFF"/>
-        </w:rPr>
-      </w:pPr>
-      <w:r>
-        <w:rPr>
-          <w:rFonts w:ascii="Arial" w:hAnsi="Arial" w:cs="Arial"/>
-          <w:color w:val="000000" w:themeColor="text1"/>
-          <w:sz w:val="21"/>
-          <w:szCs w:val="21"/>
-          <w:shd w:val="clear" w:color="auto" w:fill="FFFFFF"/>
-        </w:rPr>
-        <w:t xml:space="preserve">Confidentiality Notice: This communication may contain confidential or sensitive information intended only for the recipient. If you have received it in error, please notify the sender and do not disclose, copy or distribute its contents. Communications Officer Signature </w:t>
-      </w:r>
-      <w:proofErr w:type="spellStart"/>
-      <w:r>
-        <w:rPr>
-          <w:rFonts w:ascii="Arial" w:hAnsi="Arial" w:cs="Arial"/>
-          <w:color w:val="000000" w:themeColor="text1"/>
-          <w:sz w:val="21"/>
-          <w:szCs w:val="21"/>
-          <w:shd w:val="clear" w:color="auto" w:fill="FFFFFF"/>
-        </w:rPr>
-        <w:t>Diing</w:t>
-      </w:r>
-      <w:proofErr w:type="spellEnd"/>
-      <w:r>
-        <w:rPr>
-          <w:rFonts w:ascii="Arial" w:hAnsi="Arial" w:cs="Arial"/>
-          <w:color w:val="000000" w:themeColor="text1"/>
-          <w:sz w:val="21"/>
-          <w:szCs w:val="21"/>
-          <w:shd w:val="clear" w:color="auto" w:fill="FFFFFF"/>
-        </w:rPr>
-        <w:t xml:space="preserve"> </w:t>
-      </w:r>
-      <w:proofErr w:type="spellStart"/>
-      <w:r>
-        <w:rPr>
-          <w:rFonts w:ascii="Arial" w:hAnsi="Arial" w:cs="Arial"/>
-          <w:color w:val="000000" w:themeColor="text1"/>
-          <w:sz w:val="21"/>
-          <w:szCs w:val="21"/>
-          <w:shd w:val="clear" w:color="auto" w:fill="FFFFFF"/>
-        </w:rPr>
-        <w:t>Diing</w:t>
-      </w:r>
-      <w:proofErr w:type="spellEnd"/>
-      <w:r>
-        <w:rPr>
-          <w:rFonts w:ascii="Arial" w:hAnsi="Arial" w:cs="Arial"/>
-          <w:color w:val="000000" w:themeColor="text1"/>
-          <w:sz w:val="21"/>
-          <w:szCs w:val="21"/>
-          <w:shd w:val="clear" w:color="auto" w:fill="FFFFFF"/>
-        </w:rPr>
-        <w:t xml:space="preserve"> Tong </w:t>
-      </w:r>
-      <w:proofErr w:type="spellStart"/>
-      <w:r>
-        <w:rPr>
-          <w:rFonts w:ascii="Arial" w:hAnsi="Arial" w:cs="Arial"/>
-          <w:color w:val="000000" w:themeColor="text1"/>
-          <w:sz w:val="21"/>
-          <w:szCs w:val="21"/>
-          <w:shd w:val="clear" w:color="auto" w:fill="FFFFFF"/>
-        </w:rPr>
-        <w:t>Tong</w:t>
-      </w:r>
-      <w:proofErr w:type="spellEnd"/>
-      <w:r>
-        <w:rPr>
-          <w:rFonts w:ascii="Arial" w:hAnsi="Arial" w:cs="Arial"/>
-          <w:color w:val="000000" w:themeColor="text1"/>
-          <w:sz w:val="21"/>
-          <w:szCs w:val="21"/>
-          <w:shd w:val="clear" w:color="auto" w:fill="FFFFFF"/>
-        </w:rPr>
-        <w:t xml:space="preserve"> Communications &amp; Advisory &amp; Donar Liaison Officer Initiative for Legal Aid (ILA) Breaking Barriers. Building Justice. </w:t>
-      </w:r>
-      <w:r>
-        <w:rPr>
-          <w:rFonts w:ascii="Arial" w:hAnsi="Arial" w:cs="Arial"/>
-          <w:color w:val="000000" w:themeColor="text1"/>
-          <w:sz w:val="21"/>
-          <w:szCs w:val="21"/>
-          <w:shd w:val="clear" w:color="auto" w:fill="FFFFFF"/>
-        </w:rPr>
-        <w:fldChar w:fldCharType="begin"/>
-      </w:r>
-      <w:r>
-        <w:rPr>
-          <w:rFonts w:ascii="Arial" w:hAnsi="Arial" w:cs="Arial"/>
-          <w:color w:val="000000" w:themeColor="text1"/>
-          <w:sz w:val="21"/>
-          <w:szCs w:val="21"/>
-          <w:shd w:val="clear" w:color="auto" w:fill="FFFFFF"/>
-        </w:rPr>
-        <w:instrText xml:space="preserve"> INCLUDEPICTURE "https://static.xx.fbcdn.net/images/emoji.php/v9/tcc/2/16/1f4cd.png" \* MERGEFORMATINET </w:instrText>
-      </w:r>
-      <w:r>
-        <w:rPr>
-          <w:rFonts w:ascii="Arial" w:hAnsi="Arial" w:cs="Arial"/>
-          <w:color w:val="000000" w:themeColor="text1"/>
-          <w:sz w:val="21"/>
-          <w:szCs w:val="21"/>
-          <w:shd w:val="clear" w:color="auto" w:fill="FFFFFF"/>
-        </w:rPr>
-        <w:fldChar w:fldCharType="separate"/>
-      </w:r>
-      <w:r>
-        <w:rPr>
-          <w:rFonts w:ascii="Arial" w:hAnsi="Arial" w:cs="Arial"/>
-          <w:noProof/>
-          <w:color w:val="000000" w:themeColor="text1"/>
-          <w:sz w:val="21"/>
-          <w:szCs w:val="21"/>
-          <w:shd w:val="clear" w:color="auto" w:fill="FFFFFF"/>
-        </w:rPr>
-        <w:drawing>
-          <wp:inline distT="0" distB="0" distL="0" distR="0" wp14:anchorId="38A6AE95" wp14:editId="6D844EB0">
-            <wp:extent cx="199390" cy="199390"/>
-            <wp:effectExtent l="0" t="0" r="0" b="3810"/>
-            <wp:docPr id="1699629217" name="Picture 16" descr="📍"/>
-            <wp:cNvGraphicFramePr>
-              <a:graphicFrameLocks xmlns:a="http://schemas.openxmlformats.org/drawingml/2006/main" noChangeAspect="1"/>
-            </wp:cNvGraphicFramePr>
-            <a:graphic xmlns:a="http://schemas.openxmlformats.org/drawingml/2006/main">
-              <a:graphicData uri="http://schemas.openxmlformats.org/drawingml/2006/picture">
-                <pic:pic xmlns:pic="http://schemas.openxmlformats.org/drawingml/2006/picture">
-                  <pic:nvPicPr>
-                    <pic:cNvPr id="0" name="Picture 53" descr="📍"/>
-                    <pic:cNvPicPr>
-                      <a:picLocks noChangeAspect="1" noChangeArrowheads="1"/>
-                    </pic:cNvPicPr>
-                  </pic:nvPicPr>
-                  <pic:blipFill>
-                    <a:blip r:embed="rId16">
-                      <a:extLst>
-                        <a:ext uri="{28A0092B-C50C-407E-A947-70E740481C1C}">
-                          <a14:useLocalDpi xmlns:a14="http://schemas.microsoft.com/office/drawing/2010/main" val="0"/>
-                        </a:ext>
-                      </a:extLst>
-                    </a:blip>
-                    <a:srcRect/>
-                    <a:stretch>
-                      <a:fillRect/>
-                    </a:stretch>
-                  </pic:blipFill>
-                  <pic:spPr bwMode="auto">
-                    <a:xfrm>
-                      <a:off x="0" y="0"/>
-                      <a:ext cx="199390" cy="199390"/>
-                    </a:xfrm>
-                    <a:prstGeom prst="rect">
-                      <a:avLst/>
-                    </a:prstGeom>
-                    <a:noFill/>
-                    <a:ln>
-                      <a:noFill/>
-                    </a:ln>
-                  </pic:spPr>
-                </pic:pic>
-              </a:graphicData>
-            </a:graphic>
-          </wp:inline>
-        </w:drawing>
-      </w:r>
-      <w:r>
-        <w:rPr>
-          <w:rFonts w:ascii="Arial" w:hAnsi="Arial" w:cs="Arial"/>
-          <w:color w:val="000000" w:themeColor="text1"/>
-          <w:sz w:val="21"/>
-          <w:szCs w:val="21"/>
-          <w:shd w:val="clear" w:color="auto" w:fill="FFFFFF"/>
-        </w:rPr>
-        <w:fldChar w:fldCharType="end"/>
-      </w:r>
-      <w:r>
-        <w:rPr>
-          <w:rFonts w:ascii="Arial" w:hAnsi="Arial" w:cs="Arial"/>
-          <w:color w:val="000000" w:themeColor="text1"/>
-          <w:sz w:val="21"/>
-          <w:szCs w:val="21"/>
-          <w:shd w:val="clear" w:color="auto" w:fill="FFFFFF"/>
-        </w:rPr>
-        <w:t xml:space="preserve">Juba, South Sudan </w:t>
-      </w:r>
-      <w:r>
-        <w:rPr>
-          <w:rFonts w:ascii="Arial" w:hAnsi="Arial" w:cs="Arial"/>
-          <w:color w:val="000000" w:themeColor="text1"/>
-          <w:sz w:val="21"/>
-          <w:szCs w:val="21"/>
-          <w:shd w:val="clear" w:color="auto" w:fill="FFFFFF"/>
-        </w:rPr>
-        <w:fldChar w:fldCharType="begin"/>
-      </w:r>
-      <w:r>
-        <w:rPr>
-          <w:rFonts w:ascii="Arial" w:hAnsi="Arial" w:cs="Arial"/>
-          <w:color w:val="000000" w:themeColor="text1"/>
-          <w:sz w:val="21"/>
-          <w:szCs w:val="21"/>
-          <w:shd w:val="clear" w:color="auto" w:fill="FFFFFF"/>
-        </w:rPr>
-        <w:instrText xml:space="preserve"> INCLUDEPICTURE "https://static.xx.fbcdn.net/images/emoji.php/v9/t5d/2/16/1f4e7.png" \* MERGEFORMATINET </w:instrText>
-      </w:r>
-      <w:r>
-        <w:rPr>
-          <w:rFonts w:ascii="Arial" w:hAnsi="Arial" w:cs="Arial"/>
-          <w:color w:val="000000" w:themeColor="text1"/>
-          <w:sz w:val="21"/>
-          <w:szCs w:val="21"/>
-          <w:shd w:val="clear" w:color="auto" w:fill="FFFFFF"/>
-        </w:rPr>
-        <w:fldChar w:fldCharType="separate"/>
-      </w:r>
-      <w:r>
-        <w:rPr>
-          <w:rFonts w:ascii="Arial" w:hAnsi="Arial" w:cs="Arial"/>
-          <w:noProof/>
-          <w:color w:val="000000" w:themeColor="text1"/>
-          <w:sz w:val="21"/>
-          <w:szCs w:val="21"/>
-          <w:shd w:val="clear" w:color="auto" w:fill="FFFFFF"/>
-        </w:rPr>
-        <w:drawing>
-          <wp:inline distT="0" distB="0" distL="0" distR="0" wp14:anchorId="07CB977F" wp14:editId="287FA9A5">
-            <wp:extent cx="199390" cy="199390"/>
-            <wp:effectExtent l="0" t="0" r="3810" b="3810"/>
-            <wp:docPr id="1630373506" name="Picture 15" descr="📧"/>
-            <wp:cNvGraphicFramePr>
-              <a:graphicFrameLocks xmlns:a="http://schemas.openxmlformats.org/drawingml/2006/main" noChangeAspect="1"/>
-            </wp:cNvGraphicFramePr>
-            <a:graphic xmlns:a="http://schemas.openxmlformats.org/drawingml/2006/main">
-              <a:graphicData uri="http://schemas.openxmlformats.org/drawingml/2006/picture">
-                <pic:pic xmlns:pic="http://schemas.openxmlformats.org/drawingml/2006/picture">
-                  <pic:nvPicPr>
-                    <pic:cNvPr id="0" name="Picture 54" descr="📧"/>
-                    <pic:cNvPicPr>
-                      <a:picLocks noChangeAspect="1" noChangeArrowheads="1"/>
-                    </pic:cNvPicPr>
-                  </pic:nvPicPr>
-                  <pic:blipFill>
-                    <a:blip r:embed="rId17">
-                      <a:extLst>
-                        <a:ext uri="{28A0092B-C50C-407E-A947-70E740481C1C}">
-                          <a14:useLocalDpi xmlns:a14="http://schemas.microsoft.com/office/drawing/2010/main" val="0"/>
-                        </a:ext>
-                      </a:extLst>
-                    </a:blip>
-                    <a:srcRect/>
-                    <a:stretch>
-                      <a:fillRect/>
-                    </a:stretch>
-                  </pic:blipFill>
-                  <pic:spPr bwMode="auto">
-                    <a:xfrm>
-                      <a:off x="0" y="0"/>
-                      <a:ext cx="199390" cy="199390"/>
-                    </a:xfrm>
-                    <a:prstGeom prst="rect">
-                      <a:avLst/>
-                    </a:prstGeom>
-                    <a:noFill/>
-                    <a:ln>
-                      <a:noFill/>
-                    </a:ln>
-                  </pic:spPr>
-                </pic:pic>
-              </a:graphicData>
-            </a:graphic>
-          </wp:inline>
-        </w:drawing>
-      </w:r>
-      <w:r>
-        <w:rPr>
-          <w:rFonts w:ascii="Arial" w:hAnsi="Arial" w:cs="Arial"/>
-          <w:color w:val="000000" w:themeColor="text1"/>
-          <w:sz w:val="21"/>
-          <w:szCs w:val="21"/>
-          <w:shd w:val="clear" w:color="auto" w:fill="FFFFFF"/>
-        </w:rPr>
-        <w:fldChar w:fldCharType="end"/>
-      </w:r>
-      <w:r>
-        <w:rPr>
-          <w:rFonts w:ascii="Arial" w:hAnsi="Arial" w:cs="Arial"/>
-          <w:color w:val="000000" w:themeColor="text1"/>
-          <w:sz w:val="21"/>
-          <w:szCs w:val="21"/>
-          <w:shd w:val="clear" w:color="auto" w:fill="FFFFFF"/>
-        </w:rPr>
-        <w:t xml:space="preserve">communications@initiativeforlegalaid.org </w:t>
-      </w:r>
-      <w:r>
-        <w:rPr>
-          <w:rFonts w:ascii="Arial" w:hAnsi="Arial" w:cs="Arial"/>
-          <w:color w:val="000000" w:themeColor="text1"/>
-          <w:sz w:val="21"/>
-          <w:szCs w:val="21"/>
-          <w:shd w:val="clear" w:color="auto" w:fill="FFFFFF"/>
-        </w:rPr>
-        <w:fldChar w:fldCharType="begin"/>
-      </w:r>
-      <w:r>
-        <w:rPr>
-          <w:rFonts w:ascii="Arial" w:hAnsi="Arial" w:cs="Arial"/>
-          <w:color w:val="000000" w:themeColor="text1"/>
-          <w:sz w:val="21"/>
-          <w:szCs w:val="21"/>
-          <w:shd w:val="clear" w:color="auto" w:fill="FFFFFF"/>
-        </w:rPr>
-        <w:instrText xml:space="preserve"> INCLUDEPICTURE "https://static.xx.fbcdn.net/images/emoji.php/v9/t49/2/16/1f310.png" \* MERGEFORMATINET </w:instrText>
-      </w:r>
-      <w:r>
-        <w:rPr>
-          <w:rFonts w:ascii="Arial" w:hAnsi="Arial" w:cs="Arial"/>
-          <w:color w:val="000000" w:themeColor="text1"/>
-          <w:sz w:val="21"/>
-          <w:szCs w:val="21"/>
-          <w:shd w:val="clear" w:color="auto" w:fill="FFFFFF"/>
-        </w:rPr>
-        <w:fldChar w:fldCharType="separate"/>
-      </w:r>
-      <w:r>
-        <w:rPr>
-          <w:rFonts w:ascii="Arial" w:hAnsi="Arial" w:cs="Arial"/>
-          <w:noProof/>
-          <w:color w:val="000000" w:themeColor="text1"/>
-          <w:sz w:val="21"/>
-          <w:szCs w:val="21"/>
-          <w:shd w:val="clear" w:color="auto" w:fill="FFFFFF"/>
-        </w:rPr>
-        <w:drawing>
-          <wp:inline distT="0" distB="0" distL="0" distR="0" wp14:anchorId="449BF5DC" wp14:editId="2E33C760">
-            <wp:extent cx="199390" cy="199390"/>
-            <wp:effectExtent l="0" t="0" r="3810" b="3810"/>
-            <wp:docPr id="775030112" name="Picture 14" descr="🌐"/>
-            <wp:cNvGraphicFramePr>
-              <a:graphicFrameLocks xmlns:a="http://schemas.openxmlformats.org/drawingml/2006/main" noChangeAspect="1"/>
-            </wp:cNvGraphicFramePr>
-            <a:graphic xmlns:a="http://schemas.openxmlformats.org/drawingml/2006/main">
-              <a:graphicData uri="http://schemas.openxmlformats.org/drawingml/2006/picture">
-                <pic:pic xmlns:pic="http://schemas.openxmlformats.org/drawingml/2006/picture">
-                  <pic:nvPicPr>
-                    <pic:cNvPr id="0" name="Picture 55" descr="🌐"/>
-                    <pic:cNvPicPr>
-                      <a:picLocks noChangeAspect="1" noChangeArrowheads="1"/>
-                    </pic:cNvPicPr>
-                  </pic:nvPicPr>
-                  <pic:blipFill>
-                    <a:blip r:embed="rId19">
-                      <a:extLst>
-                        <a:ext uri="{28A0092B-C50C-407E-A947-70E740481C1C}">
-                          <a14:useLocalDpi xmlns:a14="http://schemas.microsoft.com/office/drawing/2010/main" val="0"/>
-                        </a:ext>
-                      </a:extLst>
-                    </a:blip>
-                    <a:srcRect/>
-                    <a:stretch>
-                      <a:fillRect/>
-                    </a:stretch>
-                  </pic:blipFill>
-                  <pic:spPr bwMode="auto">
-                    <a:xfrm>
-                      <a:off x="0" y="0"/>
-                      <a:ext cx="199390" cy="199390"/>
-                    </a:xfrm>
-                    <a:prstGeom prst="rect">
-                      <a:avLst/>
-                    </a:prstGeom>
-                    <a:noFill/>
-                    <a:ln>
-                      <a:noFill/>
-                    </a:ln>
-                  </pic:spPr>
-                </pic:pic>
-              </a:graphicData>
-            </a:graphic>
-          </wp:inline>
-        </w:drawing>
-      </w:r>
-      <w:r>
-        <w:rPr>
-          <w:rFonts w:ascii="Arial" w:hAnsi="Arial" w:cs="Arial"/>
-          <w:color w:val="000000" w:themeColor="text1"/>
-          <w:sz w:val="21"/>
-          <w:szCs w:val="21"/>
-          <w:shd w:val="clear" w:color="auto" w:fill="FFFFFF"/>
-        </w:rPr>
-        <w:fldChar w:fldCharType="end"/>
-      </w:r>
-      <w:r>
-        <w:rPr>
-          <w:rFonts w:ascii="Arial" w:hAnsi="Arial" w:cs="Arial"/>
-          <w:color w:val="000000" w:themeColor="text1"/>
-          <w:sz w:val="21"/>
-          <w:szCs w:val="21"/>
-          <w:shd w:val="clear" w:color="auto" w:fill="FFFFFF"/>
-        </w:rPr>
-        <w:t xml:space="preserve">initiativeforlegalaid.org </w:t>
-      </w:r>
-      <w:r>
-        <w:rPr>
-          <w:rFonts w:ascii="Arial" w:hAnsi="Arial" w:cs="Arial"/>
-          <w:color w:val="000000" w:themeColor="text1"/>
-          <w:sz w:val="21"/>
-          <w:szCs w:val="21"/>
-          <w:shd w:val="clear" w:color="auto" w:fill="FFFFFF"/>
-        </w:rPr>
-        <w:fldChar w:fldCharType="begin"/>
-      </w:r>
-      <w:r>
-        <w:rPr>
-          <w:rFonts w:ascii="Arial" w:hAnsi="Arial" w:cs="Arial"/>
-          <w:color w:val="000000" w:themeColor="text1"/>
-          <w:sz w:val="21"/>
-          <w:szCs w:val="21"/>
-          <w:shd w:val="clear" w:color="auto" w:fill="FFFFFF"/>
-        </w:rPr>
-        <w:instrText xml:space="preserve"> INCLUDEPICTURE "https://static.xx.fbcdn.net/images/emoji.php/v9/tf6/2/16/1f4f1.png" \* MERGEFORMATINET </w:instrText>
-      </w:r>
-      <w:r>
-        <w:rPr>
-          <w:rFonts w:ascii="Arial" w:hAnsi="Arial" w:cs="Arial"/>
-          <w:color w:val="000000" w:themeColor="text1"/>
-          <w:sz w:val="21"/>
-          <w:szCs w:val="21"/>
-          <w:shd w:val="clear" w:color="auto" w:fill="FFFFFF"/>
-        </w:rPr>
-        <w:fldChar w:fldCharType="separate"/>
-      </w:r>
-      <w:r>
-        <w:rPr>
-          <w:rFonts w:ascii="Arial" w:hAnsi="Arial" w:cs="Arial"/>
-          <w:noProof/>
-          <w:color w:val="000000" w:themeColor="text1"/>
-          <w:sz w:val="21"/>
-          <w:szCs w:val="21"/>
-          <w:shd w:val="clear" w:color="auto" w:fill="FFFFFF"/>
-        </w:rPr>
-        <w:drawing>
-          <wp:inline distT="0" distB="0" distL="0" distR="0" wp14:anchorId="1374682C" wp14:editId="73CD1F98">
-            <wp:extent cx="199390" cy="199390"/>
-            <wp:effectExtent l="0" t="0" r="0" b="3810"/>
-            <wp:docPr id="918158189" name="Picture 13" descr="📱"/>
-            <wp:cNvGraphicFramePr>
-              <a:graphicFrameLocks xmlns:a="http://schemas.openxmlformats.org/drawingml/2006/main" noChangeAspect="1"/>
-            </wp:cNvGraphicFramePr>
-            <a:graphic xmlns:a="http://schemas.openxmlformats.org/drawingml/2006/main">
-              <a:graphicData uri="http://schemas.openxmlformats.org/drawingml/2006/picture">
-                <pic:pic xmlns:pic="http://schemas.openxmlformats.org/drawingml/2006/picture">
-                  <pic:nvPicPr>
-                    <pic:cNvPr id="0" name="Picture 56" descr="📱"/>
+                    <pic:cNvPr id="0" name="Picture 38" descr="📞"/>
                     <pic:cNvPicPr>
                       <a:picLocks noChangeAspect="1" noChangeArrowheads="1"/>
                     </pic:cNvPicPr>
@@ -3562,7 +2250,7 @@
           <w:szCs w:val="21"/>
           <w:shd w:val="clear" w:color="auto" w:fill="FFFFFF"/>
         </w:rPr>
-        <w:t xml:space="preserve">Facebook | LinkedIn </w:t>
+        <w:t xml:space="preserve">+211 9800800802 Access to Justice | Legal Aid | Human Rights | Protection | Governance. </w:t>
       </w:r>
     </w:p>
     <w:p>
@@ -3579,9 +2267,23 @@
     <w:p>
       <w:pPr>
         <w:rPr>
-          <w:color w:val="000000" w:themeColor="text1"/>
+          <w:rFonts w:ascii="Arial" w:hAnsi="Arial" w:cs="Arial"/>
+          <w:color w:val="000000" w:themeColor="text1"/>
+          <w:sz w:val="21"/>
+          <w:szCs w:val="21"/>
+          <w:shd w:val="clear" w:color="auto" w:fill="FFFFFF"/>
         </w:rPr>
       </w:pPr>
+      <w:r>
+        <w:rPr>
+          <w:rFonts w:ascii="Arial" w:hAnsi="Arial" w:cs="Arial"/>
+          <w:color w:val="000000" w:themeColor="text1"/>
+          <w:sz w:val="21"/>
+          <w:szCs w:val="21"/>
+          <w:shd w:val="clear" w:color="auto" w:fill="FFFFFF"/>
+        </w:rPr>
+        <w:t xml:space="preserve">Godfrey Modi Martin O. </w:t>
+      </w:r>
       <w:proofErr w:type="spellStart"/>
       <w:r>
         <w:rPr>
@@ -3591,7 +2293,7 @@
           <w:szCs w:val="21"/>
           <w:shd w:val="clear" w:color="auto" w:fill="FFFFFF"/>
         </w:rPr>
-        <w:t>Diing</w:t>
+        <w:t>Programme</w:t>
       </w:r>
       <w:proofErr w:type="spellEnd"/>
       <w:r>
@@ -3602,73 +2304,7 @@
           <w:szCs w:val="21"/>
           <w:shd w:val="clear" w:color="auto" w:fill="FFFFFF"/>
         </w:rPr>
-        <w:t xml:space="preserve"> </w:t>
-      </w:r>
-      <w:proofErr w:type="spellStart"/>
-      <w:r>
-        <w:rPr>
-          <w:rFonts w:ascii="Arial" w:hAnsi="Arial" w:cs="Arial"/>
-          <w:color w:val="000000" w:themeColor="text1"/>
-          <w:sz w:val="21"/>
-          <w:szCs w:val="21"/>
-          <w:shd w:val="clear" w:color="auto" w:fill="FFFFFF"/>
-        </w:rPr>
-        <w:t>Diing</w:t>
-      </w:r>
-      <w:proofErr w:type="spellEnd"/>
-      <w:r>
-        <w:rPr>
-          <w:rFonts w:ascii="Arial" w:hAnsi="Arial" w:cs="Arial"/>
-          <w:color w:val="000000" w:themeColor="text1"/>
-          <w:sz w:val="21"/>
-          <w:szCs w:val="21"/>
-          <w:shd w:val="clear" w:color="auto" w:fill="FFFFFF"/>
-        </w:rPr>
-        <w:t xml:space="preserve"> Tong </w:t>
-      </w:r>
-      <w:proofErr w:type="spellStart"/>
-      <w:r>
-        <w:rPr>
-          <w:rFonts w:ascii="Arial" w:hAnsi="Arial" w:cs="Arial"/>
-          <w:color w:val="000000" w:themeColor="text1"/>
-          <w:sz w:val="21"/>
-          <w:szCs w:val="21"/>
-          <w:shd w:val="clear" w:color="auto" w:fill="FFFFFF"/>
-        </w:rPr>
-        <w:t>Tong</w:t>
-      </w:r>
-      <w:proofErr w:type="spellEnd"/>
-      <w:r>
-        <w:rPr>
-          <w:rFonts w:ascii="Arial" w:hAnsi="Arial" w:cs="Arial"/>
-          <w:color w:val="000000" w:themeColor="text1"/>
-          <w:sz w:val="21"/>
-          <w:szCs w:val="21"/>
-          <w:shd w:val="clear" w:color="auto" w:fill="FFFFFF"/>
-        </w:rPr>
-        <w:t xml:space="preserve"> Donor, Partnerships &amp; Resource </w:t>
-      </w:r>
-      <w:proofErr w:type="spellStart"/>
-      <w:r>
-        <w:rPr>
-          <w:rFonts w:ascii="Arial" w:hAnsi="Arial" w:cs="Arial"/>
-          <w:color w:val="000000" w:themeColor="text1"/>
-          <w:sz w:val="21"/>
-          <w:szCs w:val="21"/>
-          <w:shd w:val="clear" w:color="auto" w:fill="FFFFFF"/>
-        </w:rPr>
-        <w:t>Mobilisation</w:t>
-      </w:r>
-      <w:proofErr w:type="spellEnd"/>
-      <w:r>
-        <w:rPr>
-          <w:rFonts w:ascii="Arial" w:hAnsi="Arial" w:cs="Arial"/>
-          <w:color w:val="000000" w:themeColor="text1"/>
-          <w:sz w:val="21"/>
-          <w:szCs w:val="21"/>
-          <w:shd w:val="clear" w:color="auto" w:fill="FFFFFF"/>
-        </w:rPr>
-        <w:t xml:space="preserve"> Officer Initiative for Legal Aid (ILA) Breaking Barriers. Building Justice. </w:t>
+        <w:t xml:space="preserve"> Manager Initiative for Legal Aid (ILA) Breaking Barriers. Building Justice. </w:t>
       </w:r>
       <w:r>
         <w:rPr>
@@ -3710,10 +2346,10 @@
           <w:shd w:val="clear" w:color="auto" w:fill="FFFFFF"/>
         </w:rPr>
         <w:drawing>
-          <wp:inline distT="0" distB="0" distL="0" distR="0" wp14:anchorId="1F421297" wp14:editId="44CFF4CF">
+          <wp:inline distT="0" distB="0" distL="0" distR="0" wp14:anchorId="3975BCD6" wp14:editId="74DA2AD7">
             <wp:extent cx="199390" cy="199390"/>
             <wp:effectExtent l="0" t="0" r="0" b="3810"/>
-            <wp:docPr id="1759689161" name="Picture 12" descr="📍"/>
+            <wp:docPr id="1668360221" name="Picture 30" descr="📍"/>
             <wp:cNvGraphicFramePr>
               <a:graphicFrameLocks xmlns:a="http://schemas.openxmlformats.org/drawingml/2006/main" noChangeAspect="1"/>
             </wp:cNvGraphicFramePr>
@@ -3721,13 +2357,13 @@
               <a:graphicData uri="http://schemas.openxmlformats.org/drawingml/2006/picture">
                 <pic:pic xmlns:pic="http://schemas.openxmlformats.org/drawingml/2006/picture">
                   <pic:nvPicPr>
-                    <pic:cNvPr id="0" name="Picture 57" descr="📍"/>
+                    <pic:cNvPr id="0" name="Picture 39" descr="📍"/>
                     <pic:cNvPicPr>
                       <a:picLocks noChangeAspect="1" noChangeArrowheads="1"/>
                     </pic:cNvPicPr>
                   </pic:nvPicPr>
                   <pic:blipFill>
-                    <a:blip r:embed="rId16">
+                    <a:blip r:embed="rId12">
                       <a:extLst>
                         <a:ext uri="{28A0092B-C50C-407E-A947-70E740481C1C}">
                           <a14:useLocalDpi xmlns:a14="http://schemas.microsoft.com/office/drawing/2010/main" val="0"/>
@@ -3818,10 +2454,10 @@
           <w:shd w:val="clear" w:color="auto" w:fill="FFFFFF"/>
         </w:rPr>
         <w:drawing>
-          <wp:inline distT="0" distB="0" distL="0" distR="0" wp14:anchorId="78EF8DC0" wp14:editId="191DF5D0">
+          <wp:inline distT="0" distB="0" distL="0" distR="0" wp14:anchorId="70AA76C9" wp14:editId="569BE073">
             <wp:extent cx="199390" cy="199390"/>
             <wp:effectExtent l="0" t="0" r="3810" b="3810"/>
-            <wp:docPr id="473293277" name="Picture 11" descr="📧"/>
+            <wp:docPr id="1004035243" name="Picture 29" descr="📧"/>
             <wp:cNvGraphicFramePr>
               <a:graphicFrameLocks xmlns:a="http://schemas.openxmlformats.org/drawingml/2006/main" noChangeAspect="1"/>
             </wp:cNvGraphicFramePr>
@@ -3829,13 +2465,13 @@
               <a:graphicData uri="http://schemas.openxmlformats.org/drawingml/2006/picture">
                 <pic:pic xmlns:pic="http://schemas.openxmlformats.org/drawingml/2006/picture">
                   <pic:nvPicPr>
-                    <pic:cNvPr id="0" name="Picture 58" descr="📧"/>
+                    <pic:cNvPr id="0" name="Picture 40" descr="📧"/>
                     <pic:cNvPicPr>
                       <a:picLocks noChangeAspect="1" noChangeArrowheads="1"/>
                     </pic:cNvPicPr>
                   </pic:nvPicPr>
                   <pic:blipFill>
-                    <a:blip r:embed="rId17">
+                    <a:blip r:embed="rId13">
                       <a:extLst>
                         <a:ext uri="{28A0092B-C50C-407E-A947-70E740481C1C}">
                           <a14:useLocalDpi xmlns:a14="http://schemas.microsoft.com/office/drawing/2010/main" val="0"/>
@@ -3884,8 +2520,7 @@
           <w:szCs w:val="21"/>
           <w:shd w:val="clear" w:color="auto" w:fill="FFFFFF"/>
         </w:rPr>
-        <w:lastRenderedPageBreak/>
-        <w:t xml:space="preserve">partnerships@initiativeforlegalaid.org </w:t>
+        <w:t xml:space="preserve">programmes@initiativeforlegalaid.org </w:t>
       </w:r>
       <w:r>
         <w:rPr>
@@ -3905,7 +2540,7 @@
           <w:szCs w:val="21"/>
           <w:shd w:val="clear" w:color="auto" w:fill="FFFFFF"/>
         </w:rPr>
-        <w:instrText xml:space="preserve"> INCLUDEPICTURE "https://static.xx.fbcdn.net/images/emoji.php/v9/t5d/2/16/1f4e7.png" \* MERGEFORMATINET </w:instrText>
+        <w:instrText xml:space="preserve"> INCLUDEPICTURE "https://static.xx.fbcdn.net/images/emoji.php/v9/t49/2/16/1f310.png" \* MERGEFORMATINET </w:instrText>
       </w:r>
       <w:r>
         <w:rPr>
@@ -3927,10 +2562,10 @@
           <w:shd w:val="clear" w:color="auto" w:fill="FFFFFF"/>
         </w:rPr>
         <w:drawing>
-          <wp:inline distT="0" distB="0" distL="0" distR="0" wp14:anchorId="2D6BF82B" wp14:editId="221C47AA">
+          <wp:inline distT="0" distB="0" distL="0" distR="0" wp14:anchorId="34FE771E" wp14:editId="212C7D7C">
             <wp:extent cx="199390" cy="199390"/>
             <wp:effectExtent l="0" t="0" r="3810" b="3810"/>
-            <wp:docPr id="1471544537" name="Picture 10" descr="📧"/>
+            <wp:docPr id="1230213879" name="Picture 28" descr="🌐"/>
             <wp:cNvGraphicFramePr>
               <a:graphicFrameLocks xmlns:a="http://schemas.openxmlformats.org/drawingml/2006/main" noChangeAspect="1"/>
             </wp:cNvGraphicFramePr>
@@ -3938,13 +2573,13 @@
               <a:graphicData uri="http://schemas.openxmlformats.org/drawingml/2006/picture">
                 <pic:pic xmlns:pic="http://schemas.openxmlformats.org/drawingml/2006/picture">
                   <pic:nvPicPr>
-                    <pic:cNvPr id="0" name="Picture 59" descr="📧"/>
+                    <pic:cNvPr id="0" name="Picture 41" descr="🌐"/>
                     <pic:cNvPicPr>
                       <a:picLocks noChangeAspect="1" noChangeArrowheads="1"/>
                     </pic:cNvPicPr>
                   </pic:nvPicPr>
                   <pic:blipFill>
-                    <a:blip r:embed="rId17">
+                    <a:blip r:embed="rId14">
                       <a:extLst>
                         <a:ext uri="{28A0092B-C50C-407E-A947-70E740481C1C}">
                           <a14:useLocalDpi xmlns:a14="http://schemas.microsoft.com/office/drawing/2010/main" val="0"/>
@@ -3993,7 +2628,7 @@
           <w:szCs w:val="21"/>
           <w:shd w:val="clear" w:color="auto" w:fill="FFFFFF"/>
         </w:rPr>
-        <w:t xml:space="preserve">donors@initiativeforlegalaid.org </w:t>
+        <w:t xml:space="preserve">initiativeforlegalaid.org </w:t>
       </w:r>
       <w:r>
         <w:rPr>
@@ -4013,7 +2648,7 @@
           <w:szCs w:val="21"/>
           <w:shd w:val="clear" w:color="auto" w:fill="FFFFFF"/>
         </w:rPr>
-        <w:instrText xml:space="preserve"> INCLUDEPICTURE "https://static.xx.fbcdn.net/images/emoji.php/v9/t49/2/16/1f310.png" \* MERGEFORMATINET </w:instrText>
+        <w:instrText xml:space="preserve"> INCLUDEPICTURE "https://static.xx.fbcdn.net/images/emoji.php/v9/tec/2/16/1f4de.png" \* MERGEFORMATINET </w:instrText>
       </w:r>
       <w:r>
         <w:rPr>
@@ -4035,10 +2670,10 @@
           <w:shd w:val="clear" w:color="auto" w:fill="FFFFFF"/>
         </w:rPr>
         <w:drawing>
-          <wp:inline distT="0" distB="0" distL="0" distR="0" wp14:anchorId="31F60785" wp14:editId="468B4D16">
+          <wp:inline distT="0" distB="0" distL="0" distR="0" wp14:anchorId="42D6D1BE" wp14:editId="46393BBE">
             <wp:extent cx="199390" cy="199390"/>
             <wp:effectExtent l="0" t="0" r="3810" b="3810"/>
-            <wp:docPr id="1633291407" name="Picture 9" descr="🌐"/>
+            <wp:docPr id="1936611407" name="Picture 27" descr="📞"/>
             <wp:cNvGraphicFramePr>
               <a:graphicFrameLocks xmlns:a="http://schemas.openxmlformats.org/drawingml/2006/main" noChangeAspect="1"/>
             </wp:cNvGraphicFramePr>
@@ -4046,13 +2681,13 @@
               <a:graphicData uri="http://schemas.openxmlformats.org/drawingml/2006/picture">
                 <pic:pic xmlns:pic="http://schemas.openxmlformats.org/drawingml/2006/picture">
                   <pic:nvPicPr>
-                    <pic:cNvPr id="0" name="Picture 60" descr="🌐"/>
+                    <pic:cNvPr id="0" name="Picture 42" descr="📞"/>
                     <pic:cNvPicPr>
                       <a:picLocks noChangeAspect="1" noChangeArrowheads="1"/>
                     </pic:cNvPicPr>
                   </pic:nvPicPr>
                   <pic:blipFill>
-                    <a:blip r:embed="rId19">
+                    <a:blip r:embed="rId21">
                       <a:extLst>
                         <a:ext uri="{28A0092B-C50C-407E-A947-70E740481C1C}">
                           <a14:useLocalDpi xmlns:a14="http://schemas.microsoft.com/office/drawing/2010/main" val="0"/>
@@ -4101,6 +2736,2306 @@
           <w:szCs w:val="21"/>
           <w:shd w:val="clear" w:color="auto" w:fill="FFFFFF"/>
         </w:rPr>
+        <w:t xml:space="preserve">+211 0927011157 Legal Aid | Access to Justice | Human Rights | Community Empowerment. </w:t>
+      </w:r>
+    </w:p>
+    <w:p>
+      <w:pPr>
+        <w:rPr>
+          <w:rFonts w:ascii="Arial" w:hAnsi="Arial" w:cs="Arial"/>
+          <w:color w:val="000000" w:themeColor="text1"/>
+          <w:sz w:val="21"/>
+          <w:szCs w:val="21"/>
+          <w:shd w:val="clear" w:color="auto" w:fill="FFFFFF"/>
+        </w:rPr>
+      </w:pPr>
+    </w:p>
+    <w:p>
+      <w:pPr>
+        <w:rPr>
+          <w:rFonts w:ascii="Arial" w:hAnsi="Arial" w:cs="Arial"/>
+          <w:color w:val="000000" w:themeColor="text1"/>
+          <w:sz w:val="21"/>
+          <w:szCs w:val="21"/>
+          <w:shd w:val="clear" w:color="auto" w:fill="FFFFFF"/>
+        </w:rPr>
+      </w:pPr>
+      <w:r>
+        <w:rPr>
+          <w:rFonts w:ascii="Arial" w:hAnsi="Arial" w:cs="Arial"/>
+          <w:color w:val="000000" w:themeColor="text1"/>
+          <w:sz w:val="21"/>
+          <w:szCs w:val="21"/>
+          <w:shd w:val="clear" w:color="auto" w:fill="FFFFFF"/>
+        </w:rPr>
+        <w:t xml:space="preserve">Finance Officer Initiative for Legal Aid (ILA) Breaking Barriers. Building Justice. </w:t>
+      </w:r>
+      <w:r>
+        <w:rPr>
+          <w:rFonts w:ascii="Arial" w:hAnsi="Arial" w:cs="Arial"/>
+          <w:color w:val="000000" w:themeColor="text1"/>
+          <w:sz w:val="21"/>
+          <w:szCs w:val="21"/>
+          <w:shd w:val="clear" w:color="auto" w:fill="FFFFFF"/>
+        </w:rPr>
+        <w:fldChar w:fldCharType="begin"/>
+      </w:r>
+      <w:r>
+        <w:rPr>
+          <w:rFonts w:ascii="Arial" w:hAnsi="Arial" w:cs="Arial"/>
+          <w:color w:val="000000" w:themeColor="text1"/>
+          <w:sz w:val="21"/>
+          <w:szCs w:val="21"/>
+          <w:shd w:val="clear" w:color="auto" w:fill="FFFFFF"/>
+        </w:rPr>
+        <w:instrText xml:space="preserve"> INCLUDEPICTURE "https://static.xx.fbcdn.net/images/emoji.php/v9/tcc/2/16/1f4cd.png" \* MERGEFORMATINET </w:instrText>
+      </w:r>
+      <w:r>
+        <w:rPr>
+          <w:rFonts w:ascii="Arial" w:hAnsi="Arial" w:cs="Arial"/>
+          <w:color w:val="000000" w:themeColor="text1"/>
+          <w:sz w:val="21"/>
+          <w:szCs w:val="21"/>
+          <w:shd w:val="clear" w:color="auto" w:fill="FFFFFF"/>
+        </w:rPr>
+        <w:fldChar w:fldCharType="separate"/>
+      </w:r>
+      <w:r>
+        <w:rPr>
+          <w:rFonts w:ascii="Arial" w:hAnsi="Arial" w:cs="Arial"/>
+          <w:noProof/>
+          <w:color w:val="000000" w:themeColor="text1"/>
+          <w:sz w:val="21"/>
+          <w:szCs w:val="21"/>
+          <w:shd w:val="clear" w:color="auto" w:fill="FFFFFF"/>
+        </w:rPr>
+        <w:drawing>
+          <wp:inline distT="0" distB="0" distL="0" distR="0" wp14:anchorId="1CB5BA13" wp14:editId="02B01A69">
+            <wp:extent cx="199390" cy="199390"/>
+            <wp:effectExtent l="0" t="0" r="0" b="3810"/>
+            <wp:docPr id="613317907" name="Picture 26" descr="📍"/>
+            <wp:cNvGraphicFramePr>
+              <a:graphicFrameLocks xmlns:a="http://schemas.openxmlformats.org/drawingml/2006/main" noChangeAspect="1"/>
+            </wp:cNvGraphicFramePr>
+            <a:graphic xmlns:a="http://schemas.openxmlformats.org/drawingml/2006/main">
+              <a:graphicData uri="http://schemas.openxmlformats.org/drawingml/2006/picture">
+                <pic:pic xmlns:pic="http://schemas.openxmlformats.org/drawingml/2006/picture">
+                  <pic:nvPicPr>
+                    <pic:cNvPr id="0" name="Picture 43" descr="📍"/>
+                    <pic:cNvPicPr>
+                      <a:picLocks noChangeAspect="1" noChangeArrowheads="1"/>
+                    </pic:cNvPicPr>
+                  </pic:nvPicPr>
+                  <pic:blipFill>
+                    <a:blip r:embed="rId12">
+                      <a:extLst>
+                        <a:ext uri="{28A0092B-C50C-407E-A947-70E740481C1C}">
+                          <a14:useLocalDpi xmlns:a14="http://schemas.microsoft.com/office/drawing/2010/main" val="0"/>
+                        </a:ext>
+                      </a:extLst>
+                    </a:blip>
+                    <a:srcRect/>
+                    <a:stretch>
+                      <a:fillRect/>
+                    </a:stretch>
+                  </pic:blipFill>
+                  <pic:spPr bwMode="auto">
+                    <a:xfrm>
+                      <a:off x="0" y="0"/>
+                      <a:ext cx="199390" cy="199390"/>
+                    </a:xfrm>
+                    <a:prstGeom prst="rect">
+                      <a:avLst/>
+                    </a:prstGeom>
+                    <a:noFill/>
+                    <a:ln>
+                      <a:noFill/>
+                    </a:ln>
+                  </pic:spPr>
+                </pic:pic>
+              </a:graphicData>
+            </a:graphic>
+          </wp:inline>
+        </w:drawing>
+      </w:r>
+      <w:r>
+        <w:rPr>
+          <w:rFonts w:ascii="Arial" w:hAnsi="Arial" w:cs="Arial"/>
+          <w:color w:val="000000" w:themeColor="text1"/>
+          <w:sz w:val="21"/>
+          <w:szCs w:val="21"/>
+          <w:shd w:val="clear" w:color="auto" w:fill="FFFFFF"/>
+        </w:rPr>
+        <w:fldChar w:fldCharType="end"/>
+      </w:r>
+      <w:r>
+        <w:rPr>
+          <w:rFonts w:ascii="Arial" w:hAnsi="Arial" w:cs="Arial"/>
+          <w:color w:val="000000" w:themeColor="text1"/>
+          <w:sz w:val="21"/>
+          <w:szCs w:val="21"/>
+          <w:shd w:val="clear" w:color="auto" w:fill="FFFFFF"/>
+        </w:rPr>
+        <w:t xml:space="preserve">Juba, South Sudan </w:t>
+      </w:r>
+      <w:r>
+        <w:rPr>
+          <w:rFonts w:ascii="Arial" w:hAnsi="Arial" w:cs="Arial"/>
+          <w:color w:val="000000" w:themeColor="text1"/>
+          <w:sz w:val="21"/>
+          <w:szCs w:val="21"/>
+          <w:shd w:val="clear" w:color="auto" w:fill="FFFFFF"/>
+        </w:rPr>
+        <w:fldChar w:fldCharType="begin"/>
+      </w:r>
+      <w:r>
+        <w:rPr>
+          <w:rFonts w:ascii="Arial" w:hAnsi="Arial" w:cs="Arial"/>
+          <w:color w:val="000000" w:themeColor="text1"/>
+          <w:sz w:val="21"/>
+          <w:szCs w:val="21"/>
+          <w:shd w:val="clear" w:color="auto" w:fill="FFFFFF"/>
+        </w:rPr>
+        <w:instrText xml:space="preserve"> INCLUDEPICTURE "https://static.xx.fbcdn.net/images/emoji.php/v9/t5d/2/16/1f4e7.png" \* MERGEFORMATINET </w:instrText>
+      </w:r>
+      <w:r>
+        <w:rPr>
+          <w:rFonts w:ascii="Arial" w:hAnsi="Arial" w:cs="Arial"/>
+          <w:color w:val="000000" w:themeColor="text1"/>
+          <w:sz w:val="21"/>
+          <w:szCs w:val="21"/>
+          <w:shd w:val="clear" w:color="auto" w:fill="FFFFFF"/>
+        </w:rPr>
+        <w:fldChar w:fldCharType="separate"/>
+      </w:r>
+      <w:r>
+        <w:rPr>
+          <w:rFonts w:ascii="Arial" w:hAnsi="Arial" w:cs="Arial"/>
+          <w:noProof/>
+          <w:color w:val="000000" w:themeColor="text1"/>
+          <w:sz w:val="21"/>
+          <w:szCs w:val="21"/>
+          <w:shd w:val="clear" w:color="auto" w:fill="FFFFFF"/>
+        </w:rPr>
+        <w:drawing>
+          <wp:inline distT="0" distB="0" distL="0" distR="0" wp14:anchorId="38F1E7C4" wp14:editId="335517D5">
+            <wp:extent cx="199390" cy="199390"/>
+            <wp:effectExtent l="0" t="0" r="3810" b="3810"/>
+            <wp:docPr id="1087424127" name="Picture 25" descr="📧"/>
+            <wp:cNvGraphicFramePr>
+              <a:graphicFrameLocks xmlns:a="http://schemas.openxmlformats.org/drawingml/2006/main" noChangeAspect="1"/>
+            </wp:cNvGraphicFramePr>
+            <a:graphic xmlns:a="http://schemas.openxmlformats.org/drawingml/2006/main">
+              <a:graphicData uri="http://schemas.openxmlformats.org/drawingml/2006/picture">
+                <pic:pic xmlns:pic="http://schemas.openxmlformats.org/drawingml/2006/picture">
+                  <pic:nvPicPr>
+                    <pic:cNvPr id="0" name="Picture 44" descr="📧"/>
+                    <pic:cNvPicPr>
+                      <a:picLocks noChangeAspect="1" noChangeArrowheads="1"/>
+                    </pic:cNvPicPr>
+                  </pic:nvPicPr>
+                  <pic:blipFill>
+                    <a:blip r:embed="rId13">
+                      <a:extLst>
+                        <a:ext uri="{28A0092B-C50C-407E-A947-70E740481C1C}">
+                          <a14:useLocalDpi xmlns:a14="http://schemas.microsoft.com/office/drawing/2010/main" val="0"/>
+                        </a:ext>
+                      </a:extLst>
+                    </a:blip>
+                    <a:srcRect/>
+                    <a:stretch>
+                      <a:fillRect/>
+                    </a:stretch>
+                  </pic:blipFill>
+                  <pic:spPr bwMode="auto">
+                    <a:xfrm>
+                      <a:off x="0" y="0"/>
+                      <a:ext cx="199390" cy="199390"/>
+                    </a:xfrm>
+                    <a:prstGeom prst="rect">
+                      <a:avLst/>
+                    </a:prstGeom>
+                    <a:noFill/>
+                    <a:ln>
+                      <a:noFill/>
+                    </a:ln>
+                  </pic:spPr>
+                </pic:pic>
+              </a:graphicData>
+            </a:graphic>
+          </wp:inline>
+        </w:drawing>
+      </w:r>
+      <w:r>
+        <w:rPr>
+          <w:rFonts w:ascii="Arial" w:hAnsi="Arial" w:cs="Arial"/>
+          <w:color w:val="000000" w:themeColor="text1"/>
+          <w:sz w:val="21"/>
+          <w:szCs w:val="21"/>
+          <w:shd w:val="clear" w:color="auto" w:fill="FFFFFF"/>
+        </w:rPr>
+        <w:fldChar w:fldCharType="end"/>
+      </w:r>
+      <w:r>
+        <w:rPr>
+          <w:rFonts w:ascii="Arial" w:hAnsi="Arial" w:cs="Arial"/>
+          <w:color w:val="000000" w:themeColor="text1"/>
+          <w:sz w:val="21"/>
+          <w:szCs w:val="21"/>
+          <w:shd w:val="clear" w:color="auto" w:fill="FFFFFF"/>
+        </w:rPr>
+        <w:t xml:space="preserve">finance@initiativeforlegalaid.org </w:t>
+      </w:r>
+      <w:r>
+        <w:rPr>
+          <w:rFonts w:ascii="Arial" w:hAnsi="Arial" w:cs="Arial"/>
+          <w:color w:val="000000" w:themeColor="text1"/>
+          <w:sz w:val="21"/>
+          <w:szCs w:val="21"/>
+          <w:shd w:val="clear" w:color="auto" w:fill="FFFFFF"/>
+        </w:rPr>
+        <w:fldChar w:fldCharType="begin"/>
+      </w:r>
+      <w:r>
+        <w:rPr>
+          <w:rFonts w:ascii="Arial" w:hAnsi="Arial" w:cs="Arial"/>
+          <w:color w:val="000000" w:themeColor="text1"/>
+          <w:sz w:val="21"/>
+          <w:szCs w:val="21"/>
+          <w:shd w:val="clear" w:color="auto" w:fill="FFFFFF"/>
+        </w:rPr>
+        <w:instrText xml:space="preserve"> INCLUDEPICTURE "https://static.xx.fbcdn.net/images/emoji.php/v9/t49/2/16/1f310.png" \* MERGEFORMATINET </w:instrText>
+      </w:r>
+      <w:r>
+        <w:rPr>
+          <w:rFonts w:ascii="Arial" w:hAnsi="Arial" w:cs="Arial"/>
+          <w:color w:val="000000" w:themeColor="text1"/>
+          <w:sz w:val="21"/>
+          <w:szCs w:val="21"/>
+          <w:shd w:val="clear" w:color="auto" w:fill="FFFFFF"/>
+        </w:rPr>
+        <w:fldChar w:fldCharType="separate"/>
+      </w:r>
+      <w:r>
+        <w:rPr>
+          <w:rFonts w:ascii="Arial" w:hAnsi="Arial" w:cs="Arial"/>
+          <w:noProof/>
+          <w:color w:val="000000" w:themeColor="text1"/>
+          <w:sz w:val="21"/>
+          <w:szCs w:val="21"/>
+          <w:shd w:val="clear" w:color="auto" w:fill="FFFFFF"/>
+        </w:rPr>
+        <w:drawing>
+          <wp:inline distT="0" distB="0" distL="0" distR="0" wp14:anchorId="628017C0" wp14:editId="671C04A1">
+            <wp:extent cx="199390" cy="199390"/>
+            <wp:effectExtent l="0" t="0" r="3810" b="3810"/>
+            <wp:docPr id="1593885429" name="Picture 24" descr="🌐"/>
+            <wp:cNvGraphicFramePr>
+              <a:graphicFrameLocks xmlns:a="http://schemas.openxmlformats.org/drawingml/2006/main" noChangeAspect="1"/>
+            </wp:cNvGraphicFramePr>
+            <a:graphic xmlns:a="http://schemas.openxmlformats.org/drawingml/2006/main">
+              <a:graphicData uri="http://schemas.openxmlformats.org/drawingml/2006/picture">
+                <pic:pic xmlns:pic="http://schemas.openxmlformats.org/drawingml/2006/picture">
+                  <pic:nvPicPr>
+                    <pic:cNvPr id="0" name="Picture 45" descr="🌐"/>
+                    <pic:cNvPicPr>
+                      <a:picLocks noChangeAspect="1" noChangeArrowheads="1"/>
+                    </pic:cNvPicPr>
+                  </pic:nvPicPr>
+                  <pic:blipFill>
+                    <a:blip r:embed="rId14">
+                      <a:extLst>
+                        <a:ext uri="{28A0092B-C50C-407E-A947-70E740481C1C}">
+                          <a14:useLocalDpi xmlns:a14="http://schemas.microsoft.com/office/drawing/2010/main" val="0"/>
+                        </a:ext>
+                      </a:extLst>
+                    </a:blip>
+                    <a:srcRect/>
+                    <a:stretch>
+                      <a:fillRect/>
+                    </a:stretch>
+                  </pic:blipFill>
+                  <pic:spPr bwMode="auto">
+                    <a:xfrm>
+                      <a:off x="0" y="0"/>
+                      <a:ext cx="199390" cy="199390"/>
+                    </a:xfrm>
+                    <a:prstGeom prst="rect">
+                      <a:avLst/>
+                    </a:prstGeom>
+                    <a:noFill/>
+                    <a:ln>
+                      <a:noFill/>
+                    </a:ln>
+                  </pic:spPr>
+                </pic:pic>
+              </a:graphicData>
+            </a:graphic>
+          </wp:inline>
+        </w:drawing>
+      </w:r>
+      <w:r>
+        <w:rPr>
+          <w:rFonts w:ascii="Arial" w:hAnsi="Arial" w:cs="Arial"/>
+          <w:color w:val="000000" w:themeColor="text1"/>
+          <w:sz w:val="21"/>
+          <w:szCs w:val="21"/>
+          <w:shd w:val="clear" w:color="auto" w:fill="FFFFFF"/>
+        </w:rPr>
+        <w:fldChar w:fldCharType="end"/>
+      </w:r>
+      <w:r>
+        <w:rPr>
+          <w:rFonts w:ascii="Arial" w:hAnsi="Arial" w:cs="Arial"/>
+          <w:color w:val="000000" w:themeColor="text1"/>
+          <w:sz w:val="21"/>
+          <w:szCs w:val="21"/>
+          <w:shd w:val="clear" w:color="auto" w:fill="FFFFFF"/>
+        </w:rPr>
+        <w:t xml:space="preserve">initiativeforlegalaid.org. </w:t>
+      </w:r>
+    </w:p>
+    <w:p>
+      <w:pPr>
+        <w:rPr>
+          <w:rFonts w:ascii="Arial" w:hAnsi="Arial" w:cs="Arial"/>
+          <w:color w:val="000000" w:themeColor="text1"/>
+          <w:sz w:val="21"/>
+          <w:szCs w:val="21"/>
+          <w:shd w:val="clear" w:color="auto" w:fill="FFFFFF"/>
+        </w:rPr>
+      </w:pPr>
+    </w:p>
+    <w:p>
+      <w:pPr>
+        <w:rPr>
+          <w:rFonts w:ascii="Arial" w:hAnsi="Arial" w:cs="Arial"/>
+          <w:color w:val="000000" w:themeColor="text1"/>
+          <w:sz w:val="21"/>
+          <w:szCs w:val="21"/>
+          <w:shd w:val="clear" w:color="auto" w:fill="FFFFFF"/>
+        </w:rPr>
+      </w:pPr>
+      <w:proofErr w:type="spellStart"/>
+      <w:r>
+        <w:rPr>
+          <w:rFonts w:ascii="Arial" w:hAnsi="Arial" w:cs="Arial"/>
+          <w:color w:val="000000" w:themeColor="text1"/>
+          <w:sz w:val="21"/>
+          <w:szCs w:val="21"/>
+          <w:shd w:val="clear" w:color="auto" w:fill="FFFFFF"/>
+        </w:rPr>
+        <w:t>victoria</w:t>
+      </w:r>
+      <w:proofErr w:type="spellEnd"/>
+      <w:r>
+        <w:rPr>
+          <w:rFonts w:ascii="Arial" w:hAnsi="Arial" w:cs="Arial"/>
+          <w:color w:val="000000" w:themeColor="text1"/>
+          <w:sz w:val="21"/>
+          <w:szCs w:val="21"/>
+          <w:shd w:val="clear" w:color="auto" w:fill="FFFFFF"/>
+        </w:rPr>
+        <w:t xml:space="preserve"> </w:t>
+      </w:r>
+      <w:proofErr w:type="spellStart"/>
+      <w:r>
+        <w:rPr>
+          <w:rFonts w:ascii="Arial" w:hAnsi="Arial" w:cs="Arial"/>
+          <w:color w:val="000000" w:themeColor="text1"/>
+          <w:sz w:val="21"/>
+          <w:szCs w:val="21"/>
+          <w:shd w:val="clear" w:color="auto" w:fill="FFFFFF"/>
+        </w:rPr>
+        <w:t>Namuru</w:t>
+      </w:r>
+      <w:proofErr w:type="spellEnd"/>
+      <w:r>
+        <w:rPr>
+          <w:rFonts w:ascii="Arial" w:hAnsi="Arial" w:cs="Arial"/>
+          <w:color w:val="000000" w:themeColor="text1"/>
+          <w:sz w:val="21"/>
+          <w:szCs w:val="21"/>
+          <w:shd w:val="clear" w:color="auto" w:fill="FFFFFF"/>
+        </w:rPr>
+        <w:t xml:space="preserve"> Human Resources Officer. Initiative for Legal Aid (ILA) Breaking Barriers. Building Justice. </w:t>
+      </w:r>
+      <w:r>
+        <w:rPr>
+          <w:rFonts w:ascii="Arial" w:hAnsi="Arial" w:cs="Arial"/>
+          <w:color w:val="000000" w:themeColor="text1"/>
+          <w:sz w:val="21"/>
+          <w:szCs w:val="21"/>
+          <w:shd w:val="clear" w:color="auto" w:fill="FFFFFF"/>
+        </w:rPr>
+        <w:fldChar w:fldCharType="begin"/>
+      </w:r>
+      <w:r>
+        <w:rPr>
+          <w:rFonts w:ascii="Arial" w:hAnsi="Arial" w:cs="Arial"/>
+          <w:color w:val="000000" w:themeColor="text1"/>
+          <w:sz w:val="21"/>
+          <w:szCs w:val="21"/>
+          <w:shd w:val="clear" w:color="auto" w:fill="FFFFFF"/>
+        </w:rPr>
+        <w:instrText xml:space="preserve"> INCLUDEPICTURE "https://static.xx.fbcdn.net/images/emoji.php/v9/tcc/2/16/1f4cd.png" \* MERGEFORMATINET </w:instrText>
+      </w:r>
+      <w:r>
+        <w:rPr>
+          <w:rFonts w:ascii="Arial" w:hAnsi="Arial" w:cs="Arial"/>
+          <w:color w:val="000000" w:themeColor="text1"/>
+          <w:sz w:val="21"/>
+          <w:szCs w:val="21"/>
+          <w:shd w:val="clear" w:color="auto" w:fill="FFFFFF"/>
+        </w:rPr>
+        <w:fldChar w:fldCharType="separate"/>
+      </w:r>
+      <w:r>
+        <w:rPr>
+          <w:rFonts w:ascii="Arial" w:hAnsi="Arial" w:cs="Arial"/>
+          <w:noProof/>
+          <w:color w:val="000000" w:themeColor="text1"/>
+          <w:sz w:val="21"/>
+          <w:szCs w:val="21"/>
+          <w:shd w:val="clear" w:color="auto" w:fill="FFFFFF"/>
+        </w:rPr>
+        <w:drawing>
+          <wp:inline distT="0" distB="0" distL="0" distR="0" wp14:anchorId="38EA7333" wp14:editId="155235C9">
+            <wp:extent cx="199390" cy="199390"/>
+            <wp:effectExtent l="0" t="0" r="0" b="3810"/>
+            <wp:docPr id="1178151187" name="Picture 23" descr="📍"/>
+            <wp:cNvGraphicFramePr>
+              <a:graphicFrameLocks xmlns:a="http://schemas.openxmlformats.org/drawingml/2006/main" noChangeAspect="1"/>
+            </wp:cNvGraphicFramePr>
+            <a:graphic xmlns:a="http://schemas.openxmlformats.org/drawingml/2006/main">
+              <a:graphicData uri="http://schemas.openxmlformats.org/drawingml/2006/picture">
+                <pic:pic xmlns:pic="http://schemas.openxmlformats.org/drawingml/2006/picture">
+                  <pic:nvPicPr>
+                    <pic:cNvPr id="0" name="Picture 46" descr="📍"/>
+                    <pic:cNvPicPr>
+                      <a:picLocks noChangeAspect="1" noChangeArrowheads="1"/>
+                    </pic:cNvPicPr>
+                  </pic:nvPicPr>
+                  <pic:blipFill>
+                    <a:blip r:embed="rId12">
+                      <a:extLst>
+                        <a:ext uri="{28A0092B-C50C-407E-A947-70E740481C1C}">
+                          <a14:useLocalDpi xmlns:a14="http://schemas.microsoft.com/office/drawing/2010/main" val="0"/>
+                        </a:ext>
+                      </a:extLst>
+                    </a:blip>
+                    <a:srcRect/>
+                    <a:stretch>
+                      <a:fillRect/>
+                    </a:stretch>
+                  </pic:blipFill>
+                  <pic:spPr bwMode="auto">
+                    <a:xfrm>
+                      <a:off x="0" y="0"/>
+                      <a:ext cx="199390" cy="199390"/>
+                    </a:xfrm>
+                    <a:prstGeom prst="rect">
+                      <a:avLst/>
+                    </a:prstGeom>
+                    <a:noFill/>
+                    <a:ln>
+                      <a:noFill/>
+                    </a:ln>
+                  </pic:spPr>
+                </pic:pic>
+              </a:graphicData>
+            </a:graphic>
+          </wp:inline>
+        </w:drawing>
+      </w:r>
+      <w:r>
+        <w:rPr>
+          <w:rFonts w:ascii="Arial" w:hAnsi="Arial" w:cs="Arial"/>
+          <w:color w:val="000000" w:themeColor="text1"/>
+          <w:sz w:val="21"/>
+          <w:szCs w:val="21"/>
+          <w:shd w:val="clear" w:color="auto" w:fill="FFFFFF"/>
+        </w:rPr>
+        <w:fldChar w:fldCharType="end"/>
+      </w:r>
+      <w:r>
+        <w:rPr>
+          <w:rFonts w:ascii="Arial" w:hAnsi="Arial" w:cs="Arial"/>
+          <w:color w:val="000000" w:themeColor="text1"/>
+          <w:sz w:val="21"/>
+          <w:szCs w:val="21"/>
+          <w:shd w:val="clear" w:color="auto" w:fill="FFFFFF"/>
+        </w:rPr>
+        <w:t xml:space="preserve">Juba, South Sudan </w:t>
+      </w:r>
+      <w:r>
+        <w:rPr>
+          <w:rFonts w:ascii="Arial" w:hAnsi="Arial" w:cs="Arial"/>
+          <w:color w:val="000000" w:themeColor="text1"/>
+          <w:sz w:val="21"/>
+          <w:szCs w:val="21"/>
+          <w:shd w:val="clear" w:color="auto" w:fill="FFFFFF"/>
+        </w:rPr>
+        <w:fldChar w:fldCharType="begin"/>
+      </w:r>
+      <w:r>
+        <w:rPr>
+          <w:rFonts w:ascii="Arial" w:hAnsi="Arial" w:cs="Arial"/>
+          <w:color w:val="000000" w:themeColor="text1"/>
+          <w:sz w:val="21"/>
+          <w:szCs w:val="21"/>
+          <w:shd w:val="clear" w:color="auto" w:fill="FFFFFF"/>
+        </w:rPr>
+        <w:instrText xml:space="preserve"> INCLUDEPICTURE "https://static.xx.fbcdn.net/images/emoji.php/v9/t5d/2/16/1f4e7.png" \* MERGEFORMATINET </w:instrText>
+      </w:r>
+      <w:r>
+        <w:rPr>
+          <w:rFonts w:ascii="Arial" w:hAnsi="Arial" w:cs="Arial"/>
+          <w:color w:val="000000" w:themeColor="text1"/>
+          <w:sz w:val="21"/>
+          <w:szCs w:val="21"/>
+          <w:shd w:val="clear" w:color="auto" w:fill="FFFFFF"/>
+        </w:rPr>
+        <w:fldChar w:fldCharType="separate"/>
+      </w:r>
+      <w:r>
+        <w:rPr>
+          <w:rFonts w:ascii="Arial" w:hAnsi="Arial" w:cs="Arial"/>
+          <w:noProof/>
+          <w:color w:val="000000" w:themeColor="text1"/>
+          <w:sz w:val="21"/>
+          <w:szCs w:val="21"/>
+          <w:shd w:val="clear" w:color="auto" w:fill="FFFFFF"/>
+        </w:rPr>
+        <w:drawing>
+          <wp:inline distT="0" distB="0" distL="0" distR="0" wp14:anchorId="0DE613B9" wp14:editId="4E8F606C">
+            <wp:extent cx="199390" cy="199390"/>
+            <wp:effectExtent l="0" t="0" r="3810" b="3810"/>
+            <wp:docPr id="101381046" name="Picture 22" descr="📧"/>
+            <wp:cNvGraphicFramePr>
+              <a:graphicFrameLocks xmlns:a="http://schemas.openxmlformats.org/drawingml/2006/main" noChangeAspect="1"/>
+            </wp:cNvGraphicFramePr>
+            <a:graphic xmlns:a="http://schemas.openxmlformats.org/drawingml/2006/main">
+              <a:graphicData uri="http://schemas.openxmlformats.org/drawingml/2006/picture">
+                <pic:pic xmlns:pic="http://schemas.openxmlformats.org/drawingml/2006/picture">
+                  <pic:nvPicPr>
+                    <pic:cNvPr id="0" name="Picture 47" descr="📧"/>
+                    <pic:cNvPicPr>
+                      <a:picLocks noChangeAspect="1" noChangeArrowheads="1"/>
+                    </pic:cNvPicPr>
+                  </pic:nvPicPr>
+                  <pic:blipFill>
+                    <a:blip r:embed="rId13">
+                      <a:extLst>
+                        <a:ext uri="{28A0092B-C50C-407E-A947-70E740481C1C}">
+                          <a14:useLocalDpi xmlns:a14="http://schemas.microsoft.com/office/drawing/2010/main" val="0"/>
+                        </a:ext>
+                      </a:extLst>
+                    </a:blip>
+                    <a:srcRect/>
+                    <a:stretch>
+                      <a:fillRect/>
+                    </a:stretch>
+                  </pic:blipFill>
+                  <pic:spPr bwMode="auto">
+                    <a:xfrm>
+                      <a:off x="0" y="0"/>
+                      <a:ext cx="199390" cy="199390"/>
+                    </a:xfrm>
+                    <a:prstGeom prst="rect">
+                      <a:avLst/>
+                    </a:prstGeom>
+                    <a:noFill/>
+                    <a:ln>
+                      <a:noFill/>
+                    </a:ln>
+                  </pic:spPr>
+                </pic:pic>
+              </a:graphicData>
+            </a:graphic>
+          </wp:inline>
+        </w:drawing>
+      </w:r>
+      <w:r>
+        <w:rPr>
+          <w:rFonts w:ascii="Arial" w:hAnsi="Arial" w:cs="Arial"/>
+          <w:color w:val="000000" w:themeColor="text1"/>
+          <w:sz w:val="21"/>
+          <w:szCs w:val="21"/>
+          <w:shd w:val="clear" w:color="auto" w:fill="FFFFFF"/>
+        </w:rPr>
+        <w:fldChar w:fldCharType="end"/>
+      </w:r>
+      <w:r>
+        <w:rPr>
+          <w:rFonts w:ascii="Arial" w:hAnsi="Arial" w:cs="Arial"/>
+          <w:color w:val="000000" w:themeColor="text1"/>
+          <w:sz w:val="21"/>
+          <w:szCs w:val="21"/>
+          <w:shd w:val="clear" w:color="auto" w:fill="FFFFFF"/>
+        </w:rPr>
+        <w:t xml:space="preserve">hr@initiativeforlegalaid.org </w:t>
+      </w:r>
+      <w:r>
+        <w:rPr>
+          <w:rFonts w:ascii="Arial" w:hAnsi="Arial" w:cs="Arial"/>
+          <w:color w:val="000000" w:themeColor="text1"/>
+          <w:sz w:val="21"/>
+          <w:szCs w:val="21"/>
+          <w:shd w:val="clear" w:color="auto" w:fill="FFFFFF"/>
+        </w:rPr>
+        <w:fldChar w:fldCharType="begin"/>
+      </w:r>
+      <w:r>
+        <w:rPr>
+          <w:rFonts w:ascii="Arial" w:hAnsi="Arial" w:cs="Arial"/>
+          <w:color w:val="000000" w:themeColor="text1"/>
+          <w:sz w:val="21"/>
+          <w:szCs w:val="21"/>
+          <w:shd w:val="clear" w:color="auto" w:fill="FFFFFF"/>
+        </w:rPr>
+        <w:instrText xml:space="preserve"> INCLUDEPICTURE "https://static.xx.fbcdn.net/images/emoji.php/v9/t49/2/16/1f310.png" \* MERGEFORMATINET </w:instrText>
+      </w:r>
+      <w:r>
+        <w:rPr>
+          <w:rFonts w:ascii="Arial" w:hAnsi="Arial" w:cs="Arial"/>
+          <w:color w:val="000000" w:themeColor="text1"/>
+          <w:sz w:val="21"/>
+          <w:szCs w:val="21"/>
+          <w:shd w:val="clear" w:color="auto" w:fill="FFFFFF"/>
+        </w:rPr>
+        <w:fldChar w:fldCharType="separate"/>
+      </w:r>
+      <w:r>
+        <w:rPr>
+          <w:rFonts w:ascii="Arial" w:hAnsi="Arial" w:cs="Arial"/>
+          <w:noProof/>
+          <w:color w:val="000000" w:themeColor="text1"/>
+          <w:sz w:val="21"/>
+          <w:szCs w:val="21"/>
+          <w:shd w:val="clear" w:color="auto" w:fill="FFFFFF"/>
+        </w:rPr>
+        <w:drawing>
+          <wp:inline distT="0" distB="0" distL="0" distR="0" wp14:anchorId="6D72DC42" wp14:editId="6A78C5B0">
+            <wp:extent cx="199390" cy="199390"/>
+            <wp:effectExtent l="0" t="0" r="3810" b="3810"/>
+            <wp:docPr id="1053708218" name="Picture 21" descr="🌐"/>
+            <wp:cNvGraphicFramePr>
+              <a:graphicFrameLocks xmlns:a="http://schemas.openxmlformats.org/drawingml/2006/main" noChangeAspect="1"/>
+            </wp:cNvGraphicFramePr>
+            <a:graphic xmlns:a="http://schemas.openxmlformats.org/drawingml/2006/main">
+              <a:graphicData uri="http://schemas.openxmlformats.org/drawingml/2006/picture">
+                <pic:pic xmlns:pic="http://schemas.openxmlformats.org/drawingml/2006/picture">
+                  <pic:nvPicPr>
+                    <pic:cNvPr id="0" name="Picture 48" descr="🌐"/>
+                    <pic:cNvPicPr>
+                      <a:picLocks noChangeAspect="1" noChangeArrowheads="1"/>
+                    </pic:cNvPicPr>
+                  </pic:nvPicPr>
+                  <pic:blipFill>
+                    <a:blip r:embed="rId14">
+                      <a:extLst>
+                        <a:ext uri="{28A0092B-C50C-407E-A947-70E740481C1C}">
+                          <a14:useLocalDpi xmlns:a14="http://schemas.microsoft.com/office/drawing/2010/main" val="0"/>
+                        </a:ext>
+                      </a:extLst>
+                    </a:blip>
+                    <a:srcRect/>
+                    <a:stretch>
+                      <a:fillRect/>
+                    </a:stretch>
+                  </pic:blipFill>
+                  <pic:spPr bwMode="auto">
+                    <a:xfrm>
+                      <a:off x="0" y="0"/>
+                      <a:ext cx="199390" cy="199390"/>
+                    </a:xfrm>
+                    <a:prstGeom prst="rect">
+                      <a:avLst/>
+                    </a:prstGeom>
+                    <a:noFill/>
+                    <a:ln>
+                      <a:noFill/>
+                    </a:ln>
+                  </pic:spPr>
+                </pic:pic>
+              </a:graphicData>
+            </a:graphic>
+          </wp:inline>
+        </w:drawing>
+      </w:r>
+      <w:r>
+        <w:rPr>
+          <w:rFonts w:ascii="Arial" w:hAnsi="Arial" w:cs="Arial"/>
+          <w:color w:val="000000" w:themeColor="text1"/>
+          <w:sz w:val="21"/>
+          <w:szCs w:val="21"/>
+          <w:shd w:val="clear" w:color="auto" w:fill="FFFFFF"/>
+        </w:rPr>
+        <w:fldChar w:fldCharType="end"/>
+      </w:r>
+      <w:r>
+        <w:rPr>
+          <w:rFonts w:ascii="Arial" w:hAnsi="Arial" w:cs="Arial"/>
+          <w:color w:val="000000" w:themeColor="text1"/>
+          <w:sz w:val="21"/>
+          <w:szCs w:val="21"/>
+          <w:shd w:val="clear" w:color="auto" w:fill="FFFFFF"/>
+        </w:rPr>
+        <w:t xml:space="preserve">initiativeforlegalaid.org Protection &amp; Safeguarding </w:t>
+      </w:r>
+    </w:p>
+    <w:p>
+      <w:pPr>
+        <w:rPr>
+          <w:rFonts w:ascii="Arial" w:hAnsi="Arial" w:cs="Arial"/>
+          <w:color w:val="000000" w:themeColor="text1"/>
+          <w:sz w:val="21"/>
+          <w:szCs w:val="21"/>
+          <w:shd w:val="clear" w:color="auto" w:fill="FFFFFF"/>
+        </w:rPr>
+      </w:pPr>
+    </w:p>
+    <w:p>
+      <w:pPr>
+        <w:rPr>
+          <w:rFonts w:ascii="Arial" w:hAnsi="Arial" w:cs="Arial"/>
+          <w:color w:val="000000" w:themeColor="text1"/>
+          <w:sz w:val="21"/>
+          <w:szCs w:val="21"/>
+          <w:shd w:val="clear" w:color="auto" w:fill="FFFFFF"/>
+        </w:rPr>
+      </w:pPr>
+      <w:r>
+        <w:rPr>
+          <w:rFonts w:ascii="Arial" w:hAnsi="Arial" w:cs="Arial"/>
+          <w:color w:val="000000" w:themeColor="text1"/>
+          <w:sz w:val="21"/>
+          <w:szCs w:val="21"/>
+          <w:shd w:val="clear" w:color="auto" w:fill="FFFFFF"/>
+        </w:rPr>
+        <w:t xml:space="preserve">Nicodemus </w:t>
+      </w:r>
+      <w:proofErr w:type="spellStart"/>
+      <w:r>
+        <w:rPr>
+          <w:rFonts w:ascii="Arial" w:hAnsi="Arial" w:cs="Arial"/>
+          <w:color w:val="000000" w:themeColor="text1"/>
+          <w:sz w:val="21"/>
+          <w:szCs w:val="21"/>
+          <w:shd w:val="clear" w:color="auto" w:fill="FFFFFF"/>
+        </w:rPr>
+        <w:t>Arkangelo</w:t>
+      </w:r>
+      <w:proofErr w:type="spellEnd"/>
+      <w:r>
+        <w:rPr>
+          <w:rFonts w:ascii="Arial" w:hAnsi="Arial" w:cs="Arial"/>
+          <w:color w:val="000000" w:themeColor="text1"/>
+          <w:sz w:val="21"/>
+          <w:szCs w:val="21"/>
+          <w:shd w:val="clear" w:color="auto" w:fill="FFFFFF"/>
+        </w:rPr>
+        <w:t xml:space="preserve"> Protection &amp; Safeguarding Officer Initiative for Legal Aid (ILA) Breaking Barriers. Building Justice. </w:t>
+      </w:r>
+      <w:r>
+        <w:rPr>
+          <w:rFonts w:ascii="Arial" w:hAnsi="Arial" w:cs="Arial"/>
+          <w:color w:val="000000" w:themeColor="text1"/>
+          <w:sz w:val="21"/>
+          <w:szCs w:val="21"/>
+          <w:shd w:val="clear" w:color="auto" w:fill="FFFFFF"/>
+        </w:rPr>
+        <w:fldChar w:fldCharType="begin"/>
+      </w:r>
+      <w:r>
+        <w:rPr>
+          <w:rFonts w:ascii="Arial" w:hAnsi="Arial" w:cs="Arial"/>
+          <w:color w:val="000000" w:themeColor="text1"/>
+          <w:sz w:val="21"/>
+          <w:szCs w:val="21"/>
+          <w:shd w:val="clear" w:color="auto" w:fill="FFFFFF"/>
+        </w:rPr>
+        <w:instrText xml:space="preserve"> INCLUDEPICTURE "https://static.xx.fbcdn.net/images/emoji.php/v9/tcc/2/16/1f4cd.png" \* MERGEFORMATINET </w:instrText>
+      </w:r>
+      <w:r>
+        <w:rPr>
+          <w:rFonts w:ascii="Arial" w:hAnsi="Arial" w:cs="Arial"/>
+          <w:color w:val="000000" w:themeColor="text1"/>
+          <w:sz w:val="21"/>
+          <w:szCs w:val="21"/>
+          <w:shd w:val="clear" w:color="auto" w:fill="FFFFFF"/>
+        </w:rPr>
+        <w:fldChar w:fldCharType="separate"/>
+      </w:r>
+      <w:r>
+        <w:rPr>
+          <w:rFonts w:ascii="Arial" w:hAnsi="Arial" w:cs="Arial"/>
+          <w:noProof/>
+          <w:color w:val="000000" w:themeColor="text1"/>
+          <w:sz w:val="21"/>
+          <w:szCs w:val="21"/>
+          <w:shd w:val="clear" w:color="auto" w:fill="FFFFFF"/>
+        </w:rPr>
+        <w:drawing>
+          <wp:inline distT="0" distB="0" distL="0" distR="0" wp14:anchorId="3644D890" wp14:editId="0A34EE2C">
+            <wp:extent cx="199390" cy="199390"/>
+            <wp:effectExtent l="0" t="0" r="0" b="3810"/>
+            <wp:docPr id="1118583104" name="Picture 20" descr="📍"/>
+            <wp:cNvGraphicFramePr>
+              <a:graphicFrameLocks xmlns:a="http://schemas.openxmlformats.org/drawingml/2006/main" noChangeAspect="1"/>
+            </wp:cNvGraphicFramePr>
+            <a:graphic xmlns:a="http://schemas.openxmlformats.org/drawingml/2006/main">
+              <a:graphicData uri="http://schemas.openxmlformats.org/drawingml/2006/picture">
+                <pic:pic xmlns:pic="http://schemas.openxmlformats.org/drawingml/2006/picture">
+                  <pic:nvPicPr>
+                    <pic:cNvPr id="0" name="Picture 49" descr="📍"/>
+                    <pic:cNvPicPr>
+                      <a:picLocks noChangeAspect="1" noChangeArrowheads="1"/>
+                    </pic:cNvPicPr>
+                  </pic:nvPicPr>
+                  <pic:blipFill>
+                    <a:blip r:embed="rId12">
+                      <a:extLst>
+                        <a:ext uri="{28A0092B-C50C-407E-A947-70E740481C1C}">
+                          <a14:useLocalDpi xmlns:a14="http://schemas.microsoft.com/office/drawing/2010/main" val="0"/>
+                        </a:ext>
+                      </a:extLst>
+                    </a:blip>
+                    <a:srcRect/>
+                    <a:stretch>
+                      <a:fillRect/>
+                    </a:stretch>
+                  </pic:blipFill>
+                  <pic:spPr bwMode="auto">
+                    <a:xfrm>
+                      <a:off x="0" y="0"/>
+                      <a:ext cx="199390" cy="199390"/>
+                    </a:xfrm>
+                    <a:prstGeom prst="rect">
+                      <a:avLst/>
+                    </a:prstGeom>
+                    <a:noFill/>
+                    <a:ln>
+                      <a:noFill/>
+                    </a:ln>
+                  </pic:spPr>
+                </pic:pic>
+              </a:graphicData>
+            </a:graphic>
+          </wp:inline>
+        </w:drawing>
+      </w:r>
+      <w:r>
+        <w:rPr>
+          <w:rFonts w:ascii="Arial" w:hAnsi="Arial" w:cs="Arial"/>
+          <w:color w:val="000000" w:themeColor="text1"/>
+          <w:sz w:val="21"/>
+          <w:szCs w:val="21"/>
+          <w:shd w:val="clear" w:color="auto" w:fill="FFFFFF"/>
+        </w:rPr>
+        <w:fldChar w:fldCharType="end"/>
+      </w:r>
+      <w:r>
+        <w:rPr>
+          <w:rFonts w:ascii="Arial" w:hAnsi="Arial" w:cs="Arial"/>
+          <w:color w:val="000000" w:themeColor="text1"/>
+          <w:sz w:val="21"/>
+          <w:szCs w:val="21"/>
+          <w:shd w:val="clear" w:color="auto" w:fill="FFFFFF"/>
+        </w:rPr>
+        <w:t xml:space="preserve">Juba, South Sudan </w:t>
+      </w:r>
+      <w:r>
+        <w:rPr>
+          <w:rFonts w:ascii="Arial" w:hAnsi="Arial" w:cs="Arial"/>
+          <w:color w:val="000000" w:themeColor="text1"/>
+          <w:sz w:val="21"/>
+          <w:szCs w:val="21"/>
+          <w:shd w:val="clear" w:color="auto" w:fill="FFFFFF"/>
+        </w:rPr>
+        <w:fldChar w:fldCharType="begin"/>
+      </w:r>
+      <w:r>
+        <w:rPr>
+          <w:rFonts w:ascii="Arial" w:hAnsi="Arial" w:cs="Arial"/>
+          <w:color w:val="000000" w:themeColor="text1"/>
+          <w:sz w:val="21"/>
+          <w:szCs w:val="21"/>
+          <w:shd w:val="clear" w:color="auto" w:fill="FFFFFF"/>
+        </w:rPr>
+        <w:instrText xml:space="preserve"> INCLUDEPICTURE "https://static.xx.fbcdn.net/images/emoji.php/v9/t5d/2/16/1f4e7.png" \* MERGEFORMATINET </w:instrText>
+      </w:r>
+      <w:r>
+        <w:rPr>
+          <w:rFonts w:ascii="Arial" w:hAnsi="Arial" w:cs="Arial"/>
+          <w:color w:val="000000" w:themeColor="text1"/>
+          <w:sz w:val="21"/>
+          <w:szCs w:val="21"/>
+          <w:shd w:val="clear" w:color="auto" w:fill="FFFFFF"/>
+        </w:rPr>
+        <w:fldChar w:fldCharType="separate"/>
+      </w:r>
+      <w:r>
+        <w:rPr>
+          <w:rFonts w:ascii="Arial" w:hAnsi="Arial" w:cs="Arial"/>
+          <w:noProof/>
+          <w:color w:val="000000" w:themeColor="text1"/>
+          <w:sz w:val="21"/>
+          <w:szCs w:val="21"/>
+          <w:shd w:val="clear" w:color="auto" w:fill="FFFFFF"/>
+        </w:rPr>
+        <w:drawing>
+          <wp:inline distT="0" distB="0" distL="0" distR="0" wp14:anchorId="2BA1CA01" wp14:editId="78CF4ECB">
+            <wp:extent cx="199390" cy="199390"/>
+            <wp:effectExtent l="0" t="0" r="3810" b="3810"/>
+            <wp:docPr id="810277849" name="Picture 19" descr="📧"/>
+            <wp:cNvGraphicFramePr>
+              <a:graphicFrameLocks xmlns:a="http://schemas.openxmlformats.org/drawingml/2006/main" noChangeAspect="1"/>
+            </wp:cNvGraphicFramePr>
+            <a:graphic xmlns:a="http://schemas.openxmlformats.org/drawingml/2006/main">
+              <a:graphicData uri="http://schemas.openxmlformats.org/drawingml/2006/picture">
+                <pic:pic xmlns:pic="http://schemas.openxmlformats.org/drawingml/2006/picture">
+                  <pic:nvPicPr>
+                    <pic:cNvPr id="0" name="Picture 50" descr="📧"/>
+                    <pic:cNvPicPr>
+                      <a:picLocks noChangeAspect="1" noChangeArrowheads="1"/>
+                    </pic:cNvPicPr>
+                  </pic:nvPicPr>
+                  <pic:blipFill>
+                    <a:blip r:embed="rId13">
+                      <a:extLst>
+                        <a:ext uri="{28A0092B-C50C-407E-A947-70E740481C1C}">
+                          <a14:useLocalDpi xmlns:a14="http://schemas.microsoft.com/office/drawing/2010/main" val="0"/>
+                        </a:ext>
+                      </a:extLst>
+                    </a:blip>
+                    <a:srcRect/>
+                    <a:stretch>
+                      <a:fillRect/>
+                    </a:stretch>
+                  </pic:blipFill>
+                  <pic:spPr bwMode="auto">
+                    <a:xfrm>
+                      <a:off x="0" y="0"/>
+                      <a:ext cx="199390" cy="199390"/>
+                    </a:xfrm>
+                    <a:prstGeom prst="rect">
+                      <a:avLst/>
+                    </a:prstGeom>
+                    <a:noFill/>
+                    <a:ln>
+                      <a:noFill/>
+                    </a:ln>
+                  </pic:spPr>
+                </pic:pic>
+              </a:graphicData>
+            </a:graphic>
+          </wp:inline>
+        </w:drawing>
+      </w:r>
+      <w:r>
+        <w:rPr>
+          <w:rFonts w:ascii="Arial" w:hAnsi="Arial" w:cs="Arial"/>
+          <w:color w:val="000000" w:themeColor="text1"/>
+          <w:sz w:val="21"/>
+          <w:szCs w:val="21"/>
+          <w:shd w:val="clear" w:color="auto" w:fill="FFFFFF"/>
+        </w:rPr>
+        <w:fldChar w:fldCharType="end"/>
+      </w:r>
+      <w:r>
+        <w:rPr>
+          <w:rFonts w:ascii="Arial" w:hAnsi="Arial" w:cs="Arial"/>
+          <w:color w:val="000000" w:themeColor="text1"/>
+          <w:sz w:val="21"/>
+          <w:szCs w:val="21"/>
+          <w:shd w:val="clear" w:color="auto" w:fill="FFFFFF"/>
+        </w:rPr>
+        <w:t xml:space="preserve">protection@initiativeforlegalaid.org </w:t>
+      </w:r>
+      <w:r>
+        <w:rPr>
+          <w:rFonts w:ascii="Arial" w:hAnsi="Arial" w:cs="Arial"/>
+          <w:color w:val="000000" w:themeColor="text1"/>
+          <w:sz w:val="21"/>
+          <w:szCs w:val="21"/>
+          <w:shd w:val="clear" w:color="auto" w:fill="FFFFFF"/>
+        </w:rPr>
+        <w:fldChar w:fldCharType="begin"/>
+      </w:r>
+      <w:r>
+        <w:rPr>
+          <w:rFonts w:ascii="Arial" w:hAnsi="Arial" w:cs="Arial"/>
+          <w:color w:val="000000" w:themeColor="text1"/>
+          <w:sz w:val="21"/>
+          <w:szCs w:val="21"/>
+          <w:shd w:val="clear" w:color="auto" w:fill="FFFFFF"/>
+        </w:rPr>
+        <w:instrText xml:space="preserve"> INCLUDEPICTURE "https://static.xx.fbcdn.net/images/emoji.php/v9/t5d/2/16/1f4e7.png" \* MERGEFORMATINET </w:instrText>
+      </w:r>
+      <w:r>
+        <w:rPr>
+          <w:rFonts w:ascii="Arial" w:hAnsi="Arial" w:cs="Arial"/>
+          <w:color w:val="000000" w:themeColor="text1"/>
+          <w:sz w:val="21"/>
+          <w:szCs w:val="21"/>
+          <w:shd w:val="clear" w:color="auto" w:fill="FFFFFF"/>
+        </w:rPr>
+        <w:fldChar w:fldCharType="separate"/>
+      </w:r>
+      <w:r>
+        <w:rPr>
+          <w:rFonts w:ascii="Arial" w:hAnsi="Arial" w:cs="Arial"/>
+          <w:noProof/>
+          <w:color w:val="000000" w:themeColor="text1"/>
+          <w:sz w:val="21"/>
+          <w:szCs w:val="21"/>
+          <w:shd w:val="clear" w:color="auto" w:fill="FFFFFF"/>
+        </w:rPr>
+        <w:drawing>
+          <wp:inline distT="0" distB="0" distL="0" distR="0" wp14:anchorId="440EB80F" wp14:editId="03B7EA19">
+            <wp:extent cx="199390" cy="199390"/>
+            <wp:effectExtent l="0" t="0" r="3810" b="3810"/>
+            <wp:docPr id="2030356782" name="Picture 18" descr="📧"/>
+            <wp:cNvGraphicFramePr>
+              <a:graphicFrameLocks xmlns:a="http://schemas.openxmlformats.org/drawingml/2006/main" noChangeAspect="1"/>
+            </wp:cNvGraphicFramePr>
+            <a:graphic xmlns:a="http://schemas.openxmlformats.org/drawingml/2006/main">
+              <a:graphicData uri="http://schemas.openxmlformats.org/drawingml/2006/picture">
+                <pic:pic xmlns:pic="http://schemas.openxmlformats.org/drawingml/2006/picture">
+                  <pic:nvPicPr>
+                    <pic:cNvPr id="0" name="Picture 51" descr="📧"/>
+                    <pic:cNvPicPr>
+                      <a:picLocks noChangeAspect="1" noChangeArrowheads="1"/>
+                    </pic:cNvPicPr>
+                  </pic:nvPicPr>
+                  <pic:blipFill>
+                    <a:blip r:embed="rId13">
+                      <a:extLst>
+                        <a:ext uri="{28A0092B-C50C-407E-A947-70E740481C1C}">
+                          <a14:useLocalDpi xmlns:a14="http://schemas.microsoft.com/office/drawing/2010/main" val="0"/>
+                        </a:ext>
+                      </a:extLst>
+                    </a:blip>
+                    <a:srcRect/>
+                    <a:stretch>
+                      <a:fillRect/>
+                    </a:stretch>
+                  </pic:blipFill>
+                  <pic:spPr bwMode="auto">
+                    <a:xfrm>
+                      <a:off x="0" y="0"/>
+                      <a:ext cx="199390" cy="199390"/>
+                    </a:xfrm>
+                    <a:prstGeom prst="rect">
+                      <a:avLst/>
+                    </a:prstGeom>
+                    <a:noFill/>
+                    <a:ln>
+                      <a:noFill/>
+                    </a:ln>
+                  </pic:spPr>
+                </pic:pic>
+              </a:graphicData>
+            </a:graphic>
+          </wp:inline>
+        </w:drawing>
+      </w:r>
+      <w:r>
+        <w:rPr>
+          <w:rFonts w:ascii="Arial" w:hAnsi="Arial" w:cs="Arial"/>
+          <w:color w:val="000000" w:themeColor="text1"/>
+          <w:sz w:val="21"/>
+          <w:szCs w:val="21"/>
+          <w:shd w:val="clear" w:color="auto" w:fill="FFFFFF"/>
+        </w:rPr>
+        <w:fldChar w:fldCharType="end"/>
+      </w:r>
+      <w:r>
+        <w:rPr>
+          <w:rFonts w:ascii="Arial" w:hAnsi="Arial" w:cs="Arial"/>
+          <w:color w:val="000000" w:themeColor="text1"/>
+          <w:sz w:val="21"/>
+          <w:szCs w:val="21"/>
+          <w:shd w:val="clear" w:color="auto" w:fill="FFFFFF"/>
+        </w:rPr>
+        <w:t xml:space="preserve">safeguarding@initiativeforlegalaid.org </w:t>
+      </w:r>
+      <w:r>
+        <w:rPr>
+          <w:rFonts w:ascii="Arial" w:hAnsi="Arial" w:cs="Arial"/>
+          <w:color w:val="000000" w:themeColor="text1"/>
+          <w:sz w:val="21"/>
+          <w:szCs w:val="21"/>
+          <w:shd w:val="clear" w:color="auto" w:fill="FFFFFF"/>
+        </w:rPr>
+        <w:fldChar w:fldCharType="begin"/>
+      </w:r>
+      <w:r>
+        <w:rPr>
+          <w:rFonts w:ascii="Arial" w:hAnsi="Arial" w:cs="Arial"/>
+          <w:color w:val="000000" w:themeColor="text1"/>
+          <w:sz w:val="21"/>
+          <w:szCs w:val="21"/>
+          <w:shd w:val="clear" w:color="auto" w:fill="FFFFFF"/>
+        </w:rPr>
+        <w:instrText xml:space="preserve"> INCLUDEPICTURE "https://static.xx.fbcdn.net/images/emoji.php/v9/t49/2/16/1f310.png" \* MERGEFORMATINET </w:instrText>
+      </w:r>
+      <w:r>
+        <w:rPr>
+          <w:rFonts w:ascii="Arial" w:hAnsi="Arial" w:cs="Arial"/>
+          <w:color w:val="000000" w:themeColor="text1"/>
+          <w:sz w:val="21"/>
+          <w:szCs w:val="21"/>
+          <w:shd w:val="clear" w:color="auto" w:fill="FFFFFF"/>
+        </w:rPr>
+        <w:fldChar w:fldCharType="separate"/>
+      </w:r>
+      <w:r>
+        <w:rPr>
+          <w:rFonts w:ascii="Arial" w:hAnsi="Arial" w:cs="Arial"/>
+          <w:noProof/>
+          <w:color w:val="000000" w:themeColor="text1"/>
+          <w:sz w:val="21"/>
+          <w:szCs w:val="21"/>
+          <w:shd w:val="clear" w:color="auto" w:fill="FFFFFF"/>
+        </w:rPr>
+        <w:drawing>
+          <wp:inline distT="0" distB="0" distL="0" distR="0" wp14:anchorId="419C81F8" wp14:editId="2C32EC79">
+            <wp:extent cx="199390" cy="199390"/>
+            <wp:effectExtent l="0" t="0" r="3810" b="3810"/>
+            <wp:docPr id="1069922269" name="Picture 17" descr="🌐"/>
+            <wp:cNvGraphicFramePr>
+              <a:graphicFrameLocks xmlns:a="http://schemas.openxmlformats.org/drawingml/2006/main" noChangeAspect="1"/>
+            </wp:cNvGraphicFramePr>
+            <a:graphic xmlns:a="http://schemas.openxmlformats.org/drawingml/2006/main">
+              <a:graphicData uri="http://schemas.openxmlformats.org/drawingml/2006/picture">
+                <pic:pic xmlns:pic="http://schemas.openxmlformats.org/drawingml/2006/picture">
+                  <pic:nvPicPr>
+                    <pic:cNvPr id="0" name="Picture 52" descr="🌐"/>
+                    <pic:cNvPicPr>
+                      <a:picLocks noChangeAspect="1" noChangeArrowheads="1"/>
+                    </pic:cNvPicPr>
+                  </pic:nvPicPr>
+                  <pic:blipFill>
+                    <a:blip r:embed="rId14">
+                      <a:extLst>
+                        <a:ext uri="{28A0092B-C50C-407E-A947-70E740481C1C}">
+                          <a14:useLocalDpi xmlns:a14="http://schemas.microsoft.com/office/drawing/2010/main" val="0"/>
+                        </a:ext>
+                      </a:extLst>
+                    </a:blip>
+                    <a:srcRect/>
+                    <a:stretch>
+                      <a:fillRect/>
+                    </a:stretch>
+                  </pic:blipFill>
+                  <pic:spPr bwMode="auto">
+                    <a:xfrm>
+                      <a:off x="0" y="0"/>
+                      <a:ext cx="199390" cy="199390"/>
+                    </a:xfrm>
+                    <a:prstGeom prst="rect">
+                      <a:avLst/>
+                    </a:prstGeom>
+                    <a:noFill/>
+                    <a:ln>
+                      <a:noFill/>
+                    </a:ln>
+                  </pic:spPr>
+                </pic:pic>
+              </a:graphicData>
+            </a:graphic>
+          </wp:inline>
+        </w:drawing>
+      </w:r>
+      <w:r>
+        <w:rPr>
+          <w:rFonts w:ascii="Arial" w:hAnsi="Arial" w:cs="Arial"/>
+          <w:color w:val="000000" w:themeColor="text1"/>
+          <w:sz w:val="21"/>
+          <w:szCs w:val="21"/>
+          <w:shd w:val="clear" w:color="auto" w:fill="FFFFFF"/>
+        </w:rPr>
+        <w:fldChar w:fldCharType="end"/>
+      </w:r>
+      <w:r>
+        <w:rPr>
+          <w:rFonts w:ascii="Arial" w:hAnsi="Arial" w:cs="Arial"/>
+          <w:color w:val="000000" w:themeColor="text1"/>
+          <w:sz w:val="21"/>
+          <w:szCs w:val="21"/>
+          <w:shd w:val="clear" w:color="auto" w:fill="FFFFFF"/>
+        </w:rPr>
+        <w:t xml:space="preserve">initiativeforlegalaid.org </w:t>
+      </w:r>
+    </w:p>
+    <w:p>
+      <w:pPr>
+        <w:rPr>
+          <w:rFonts w:ascii="Arial" w:hAnsi="Arial" w:cs="Arial"/>
+          <w:color w:val="000000" w:themeColor="text1"/>
+          <w:sz w:val="21"/>
+          <w:szCs w:val="21"/>
+          <w:shd w:val="clear" w:color="auto" w:fill="FFFFFF"/>
+        </w:rPr>
+      </w:pPr>
+    </w:p>
+    <w:p>
+      <w:pPr>
+        <w:rPr>
+          <w:rFonts w:ascii="Arial" w:hAnsi="Arial" w:cs="Arial"/>
+          <w:color w:val="000000" w:themeColor="text1"/>
+          <w:sz w:val="21"/>
+          <w:szCs w:val="21"/>
+          <w:shd w:val="clear" w:color="auto" w:fill="FFFFFF"/>
+        </w:rPr>
+      </w:pPr>
+      <w:r>
+        <w:rPr>
+          <w:rFonts w:ascii="Arial" w:hAnsi="Arial" w:cs="Arial"/>
+          <w:color w:val="000000" w:themeColor="text1"/>
+          <w:sz w:val="21"/>
+          <w:szCs w:val="21"/>
+          <w:shd w:val="clear" w:color="auto" w:fill="FFFFFF"/>
+        </w:rPr>
+        <w:t xml:space="preserve">Confidentiality Notice: This communication may contain confidential or sensitive information intended only for the recipient. If you have received it in error, please notify the sender and do not disclose, copy or distribute its contents. Communications Officer Signature </w:t>
+      </w:r>
+      <w:proofErr w:type="spellStart"/>
+      <w:r>
+        <w:rPr>
+          <w:rFonts w:ascii="Arial" w:hAnsi="Arial" w:cs="Arial"/>
+          <w:color w:val="000000" w:themeColor="text1"/>
+          <w:sz w:val="21"/>
+          <w:szCs w:val="21"/>
+          <w:shd w:val="clear" w:color="auto" w:fill="FFFFFF"/>
+        </w:rPr>
+        <w:t>Diing</w:t>
+      </w:r>
+      <w:proofErr w:type="spellEnd"/>
+      <w:r>
+        <w:rPr>
+          <w:rFonts w:ascii="Arial" w:hAnsi="Arial" w:cs="Arial"/>
+          <w:color w:val="000000" w:themeColor="text1"/>
+          <w:sz w:val="21"/>
+          <w:szCs w:val="21"/>
+          <w:shd w:val="clear" w:color="auto" w:fill="FFFFFF"/>
+        </w:rPr>
+        <w:t xml:space="preserve"> </w:t>
+      </w:r>
+      <w:proofErr w:type="spellStart"/>
+      <w:r>
+        <w:rPr>
+          <w:rFonts w:ascii="Arial" w:hAnsi="Arial" w:cs="Arial"/>
+          <w:color w:val="000000" w:themeColor="text1"/>
+          <w:sz w:val="21"/>
+          <w:szCs w:val="21"/>
+          <w:shd w:val="clear" w:color="auto" w:fill="FFFFFF"/>
+        </w:rPr>
+        <w:t>Diing</w:t>
+      </w:r>
+      <w:proofErr w:type="spellEnd"/>
+      <w:r>
+        <w:rPr>
+          <w:rFonts w:ascii="Arial" w:hAnsi="Arial" w:cs="Arial"/>
+          <w:color w:val="000000" w:themeColor="text1"/>
+          <w:sz w:val="21"/>
+          <w:szCs w:val="21"/>
+          <w:shd w:val="clear" w:color="auto" w:fill="FFFFFF"/>
+        </w:rPr>
+        <w:t xml:space="preserve"> Tong </w:t>
+      </w:r>
+      <w:proofErr w:type="spellStart"/>
+      <w:r>
+        <w:rPr>
+          <w:rFonts w:ascii="Arial" w:hAnsi="Arial" w:cs="Arial"/>
+          <w:color w:val="000000" w:themeColor="text1"/>
+          <w:sz w:val="21"/>
+          <w:szCs w:val="21"/>
+          <w:shd w:val="clear" w:color="auto" w:fill="FFFFFF"/>
+        </w:rPr>
+        <w:t>Tong</w:t>
+      </w:r>
+      <w:proofErr w:type="spellEnd"/>
+      <w:r>
+        <w:rPr>
+          <w:rFonts w:ascii="Arial" w:hAnsi="Arial" w:cs="Arial"/>
+          <w:color w:val="000000" w:themeColor="text1"/>
+          <w:sz w:val="21"/>
+          <w:szCs w:val="21"/>
+          <w:shd w:val="clear" w:color="auto" w:fill="FFFFFF"/>
+        </w:rPr>
+        <w:t xml:space="preserve"> Communications &amp; Advisory &amp; Donar Liaison Officer Initiative for Legal Aid (ILA) Breaking Barriers. Building Justice. </w:t>
+      </w:r>
+      <w:r>
+        <w:rPr>
+          <w:rFonts w:ascii="Arial" w:hAnsi="Arial" w:cs="Arial"/>
+          <w:color w:val="000000" w:themeColor="text1"/>
+          <w:sz w:val="21"/>
+          <w:szCs w:val="21"/>
+          <w:shd w:val="clear" w:color="auto" w:fill="FFFFFF"/>
+        </w:rPr>
+        <w:fldChar w:fldCharType="begin"/>
+      </w:r>
+      <w:r>
+        <w:rPr>
+          <w:rFonts w:ascii="Arial" w:hAnsi="Arial" w:cs="Arial"/>
+          <w:color w:val="000000" w:themeColor="text1"/>
+          <w:sz w:val="21"/>
+          <w:szCs w:val="21"/>
+          <w:shd w:val="clear" w:color="auto" w:fill="FFFFFF"/>
+        </w:rPr>
+        <w:instrText xml:space="preserve"> INCLUDEPICTURE "https://static.xx.fbcdn.net/images/emoji.php/v9/tcc/2/16/1f4cd.png" \* MERGEFORMATINET </w:instrText>
+      </w:r>
+      <w:r>
+        <w:rPr>
+          <w:rFonts w:ascii="Arial" w:hAnsi="Arial" w:cs="Arial"/>
+          <w:color w:val="000000" w:themeColor="text1"/>
+          <w:sz w:val="21"/>
+          <w:szCs w:val="21"/>
+          <w:shd w:val="clear" w:color="auto" w:fill="FFFFFF"/>
+        </w:rPr>
+        <w:fldChar w:fldCharType="separate"/>
+      </w:r>
+      <w:r>
+        <w:rPr>
+          <w:rFonts w:ascii="Arial" w:hAnsi="Arial" w:cs="Arial"/>
+          <w:noProof/>
+          <w:color w:val="000000" w:themeColor="text1"/>
+          <w:sz w:val="21"/>
+          <w:szCs w:val="21"/>
+          <w:shd w:val="clear" w:color="auto" w:fill="FFFFFF"/>
+        </w:rPr>
+        <w:drawing>
+          <wp:inline distT="0" distB="0" distL="0" distR="0" wp14:anchorId="38A6AE95" wp14:editId="6D844EB0">
+            <wp:extent cx="199390" cy="199390"/>
+            <wp:effectExtent l="0" t="0" r="0" b="3810"/>
+            <wp:docPr id="1699629217" name="Picture 16" descr="📍"/>
+            <wp:cNvGraphicFramePr>
+              <a:graphicFrameLocks xmlns:a="http://schemas.openxmlformats.org/drawingml/2006/main" noChangeAspect="1"/>
+            </wp:cNvGraphicFramePr>
+            <a:graphic xmlns:a="http://schemas.openxmlformats.org/drawingml/2006/main">
+              <a:graphicData uri="http://schemas.openxmlformats.org/drawingml/2006/picture">
+                <pic:pic xmlns:pic="http://schemas.openxmlformats.org/drawingml/2006/picture">
+                  <pic:nvPicPr>
+                    <pic:cNvPr id="0" name="Picture 53" descr="📍"/>
+                    <pic:cNvPicPr>
+                      <a:picLocks noChangeAspect="1" noChangeArrowheads="1"/>
+                    </pic:cNvPicPr>
+                  </pic:nvPicPr>
+                  <pic:blipFill>
+                    <a:blip r:embed="rId12">
+                      <a:extLst>
+                        <a:ext uri="{28A0092B-C50C-407E-A947-70E740481C1C}">
+                          <a14:useLocalDpi xmlns:a14="http://schemas.microsoft.com/office/drawing/2010/main" val="0"/>
+                        </a:ext>
+                      </a:extLst>
+                    </a:blip>
+                    <a:srcRect/>
+                    <a:stretch>
+                      <a:fillRect/>
+                    </a:stretch>
+                  </pic:blipFill>
+                  <pic:spPr bwMode="auto">
+                    <a:xfrm>
+                      <a:off x="0" y="0"/>
+                      <a:ext cx="199390" cy="199390"/>
+                    </a:xfrm>
+                    <a:prstGeom prst="rect">
+                      <a:avLst/>
+                    </a:prstGeom>
+                    <a:noFill/>
+                    <a:ln>
+                      <a:noFill/>
+                    </a:ln>
+                  </pic:spPr>
+                </pic:pic>
+              </a:graphicData>
+            </a:graphic>
+          </wp:inline>
+        </w:drawing>
+      </w:r>
+      <w:r>
+        <w:rPr>
+          <w:rFonts w:ascii="Arial" w:hAnsi="Arial" w:cs="Arial"/>
+          <w:color w:val="000000" w:themeColor="text1"/>
+          <w:sz w:val="21"/>
+          <w:szCs w:val="21"/>
+          <w:shd w:val="clear" w:color="auto" w:fill="FFFFFF"/>
+        </w:rPr>
+        <w:fldChar w:fldCharType="end"/>
+      </w:r>
+      <w:r>
+        <w:rPr>
+          <w:rFonts w:ascii="Arial" w:hAnsi="Arial" w:cs="Arial"/>
+          <w:color w:val="000000" w:themeColor="text1"/>
+          <w:sz w:val="21"/>
+          <w:szCs w:val="21"/>
+          <w:shd w:val="clear" w:color="auto" w:fill="FFFFFF"/>
+        </w:rPr>
+        <w:t xml:space="preserve">Juba, South Sudan </w:t>
+      </w:r>
+      <w:r>
+        <w:rPr>
+          <w:rFonts w:ascii="Arial" w:hAnsi="Arial" w:cs="Arial"/>
+          <w:color w:val="000000" w:themeColor="text1"/>
+          <w:sz w:val="21"/>
+          <w:szCs w:val="21"/>
+          <w:shd w:val="clear" w:color="auto" w:fill="FFFFFF"/>
+        </w:rPr>
+        <w:fldChar w:fldCharType="begin"/>
+      </w:r>
+      <w:r>
+        <w:rPr>
+          <w:rFonts w:ascii="Arial" w:hAnsi="Arial" w:cs="Arial"/>
+          <w:color w:val="000000" w:themeColor="text1"/>
+          <w:sz w:val="21"/>
+          <w:szCs w:val="21"/>
+          <w:shd w:val="clear" w:color="auto" w:fill="FFFFFF"/>
+        </w:rPr>
+        <w:instrText xml:space="preserve"> INCLUDEPICTURE "https://static.xx.fbcdn.net/images/emoji.php/v9/t5d/2/16/1f4e7.png" \* MERGEFORMATINET </w:instrText>
+      </w:r>
+      <w:r>
+        <w:rPr>
+          <w:rFonts w:ascii="Arial" w:hAnsi="Arial" w:cs="Arial"/>
+          <w:color w:val="000000" w:themeColor="text1"/>
+          <w:sz w:val="21"/>
+          <w:szCs w:val="21"/>
+          <w:shd w:val="clear" w:color="auto" w:fill="FFFFFF"/>
+        </w:rPr>
+        <w:fldChar w:fldCharType="separate"/>
+      </w:r>
+      <w:r>
+        <w:rPr>
+          <w:rFonts w:ascii="Arial" w:hAnsi="Arial" w:cs="Arial"/>
+          <w:noProof/>
+          <w:color w:val="000000" w:themeColor="text1"/>
+          <w:sz w:val="21"/>
+          <w:szCs w:val="21"/>
+          <w:shd w:val="clear" w:color="auto" w:fill="FFFFFF"/>
+        </w:rPr>
+        <w:drawing>
+          <wp:inline distT="0" distB="0" distL="0" distR="0" wp14:anchorId="07CB977F" wp14:editId="287FA9A5">
+            <wp:extent cx="199390" cy="199390"/>
+            <wp:effectExtent l="0" t="0" r="3810" b="3810"/>
+            <wp:docPr id="1630373506" name="Picture 15" descr="📧"/>
+            <wp:cNvGraphicFramePr>
+              <a:graphicFrameLocks xmlns:a="http://schemas.openxmlformats.org/drawingml/2006/main" noChangeAspect="1"/>
+            </wp:cNvGraphicFramePr>
+            <a:graphic xmlns:a="http://schemas.openxmlformats.org/drawingml/2006/main">
+              <a:graphicData uri="http://schemas.openxmlformats.org/drawingml/2006/picture">
+                <pic:pic xmlns:pic="http://schemas.openxmlformats.org/drawingml/2006/picture">
+                  <pic:nvPicPr>
+                    <pic:cNvPr id="0" name="Picture 54" descr="📧"/>
+                    <pic:cNvPicPr>
+                      <a:picLocks noChangeAspect="1" noChangeArrowheads="1"/>
+                    </pic:cNvPicPr>
+                  </pic:nvPicPr>
+                  <pic:blipFill>
+                    <a:blip r:embed="rId13">
+                      <a:extLst>
+                        <a:ext uri="{28A0092B-C50C-407E-A947-70E740481C1C}">
+                          <a14:useLocalDpi xmlns:a14="http://schemas.microsoft.com/office/drawing/2010/main" val="0"/>
+                        </a:ext>
+                      </a:extLst>
+                    </a:blip>
+                    <a:srcRect/>
+                    <a:stretch>
+                      <a:fillRect/>
+                    </a:stretch>
+                  </pic:blipFill>
+                  <pic:spPr bwMode="auto">
+                    <a:xfrm>
+                      <a:off x="0" y="0"/>
+                      <a:ext cx="199390" cy="199390"/>
+                    </a:xfrm>
+                    <a:prstGeom prst="rect">
+                      <a:avLst/>
+                    </a:prstGeom>
+                    <a:noFill/>
+                    <a:ln>
+                      <a:noFill/>
+                    </a:ln>
+                  </pic:spPr>
+                </pic:pic>
+              </a:graphicData>
+            </a:graphic>
+          </wp:inline>
+        </w:drawing>
+      </w:r>
+      <w:r>
+        <w:rPr>
+          <w:rFonts w:ascii="Arial" w:hAnsi="Arial" w:cs="Arial"/>
+          <w:color w:val="000000" w:themeColor="text1"/>
+          <w:sz w:val="21"/>
+          <w:szCs w:val="21"/>
+          <w:shd w:val="clear" w:color="auto" w:fill="FFFFFF"/>
+        </w:rPr>
+        <w:fldChar w:fldCharType="end"/>
+      </w:r>
+      <w:r>
+        <w:rPr>
+          <w:rFonts w:ascii="Arial" w:hAnsi="Arial" w:cs="Arial"/>
+          <w:color w:val="000000" w:themeColor="text1"/>
+          <w:sz w:val="21"/>
+          <w:szCs w:val="21"/>
+          <w:shd w:val="clear" w:color="auto" w:fill="FFFFFF"/>
+        </w:rPr>
+        <w:t xml:space="preserve">communications@initiativeforlegalaid.org </w:t>
+      </w:r>
+      <w:r>
+        <w:rPr>
+          <w:rFonts w:ascii="Arial" w:hAnsi="Arial" w:cs="Arial"/>
+          <w:color w:val="000000" w:themeColor="text1"/>
+          <w:sz w:val="21"/>
+          <w:szCs w:val="21"/>
+          <w:shd w:val="clear" w:color="auto" w:fill="FFFFFF"/>
+        </w:rPr>
+        <w:fldChar w:fldCharType="begin"/>
+      </w:r>
+      <w:r>
+        <w:rPr>
+          <w:rFonts w:ascii="Arial" w:hAnsi="Arial" w:cs="Arial"/>
+          <w:color w:val="000000" w:themeColor="text1"/>
+          <w:sz w:val="21"/>
+          <w:szCs w:val="21"/>
+          <w:shd w:val="clear" w:color="auto" w:fill="FFFFFF"/>
+        </w:rPr>
+        <w:instrText xml:space="preserve"> INCLUDEPICTURE "https://static.xx.fbcdn.net/images/emoji.php/v9/t49/2/16/1f310.png" \* MERGEFORMATINET </w:instrText>
+      </w:r>
+      <w:r>
+        <w:rPr>
+          <w:rFonts w:ascii="Arial" w:hAnsi="Arial" w:cs="Arial"/>
+          <w:color w:val="000000" w:themeColor="text1"/>
+          <w:sz w:val="21"/>
+          <w:szCs w:val="21"/>
+          <w:shd w:val="clear" w:color="auto" w:fill="FFFFFF"/>
+        </w:rPr>
+        <w:fldChar w:fldCharType="separate"/>
+      </w:r>
+      <w:r>
+        <w:rPr>
+          <w:rFonts w:ascii="Arial" w:hAnsi="Arial" w:cs="Arial"/>
+          <w:noProof/>
+          <w:color w:val="000000" w:themeColor="text1"/>
+          <w:sz w:val="21"/>
+          <w:szCs w:val="21"/>
+          <w:shd w:val="clear" w:color="auto" w:fill="FFFFFF"/>
+        </w:rPr>
+        <w:drawing>
+          <wp:inline distT="0" distB="0" distL="0" distR="0" wp14:anchorId="449BF5DC" wp14:editId="2E33C760">
+            <wp:extent cx="199390" cy="199390"/>
+            <wp:effectExtent l="0" t="0" r="3810" b="3810"/>
+            <wp:docPr id="775030112" name="Picture 14" descr="🌐"/>
+            <wp:cNvGraphicFramePr>
+              <a:graphicFrameLocks xmlns:a="http://schemas.openxmlformats.org/drawingml/2006/main" noChangeAspect="1"/>
+            </wp:cNvGraphicFramePr>
+            <a:graphic xmlns:a="http://schemas.openxmlformats.org/drawingml/2006/main">
+              <a:graphicData uri="http://schemas.openxmlformats.org/drawingml/2006/picture">
+                <pic:pic xmlns:pic="http://schemas.openxmlformats.org/drawingml/2006/picture">
+                  <pic:nvPicPr>
+                    <pic:cNvPr id="0" name="Picture 55" descr="🌐"/>
+                    <pic:cNvPicPr>
+                      <a:picLocks noChangeAspect="1" noChangeArrowheads="1"/>
+                    </pic:cNvPicPr>
+                  </pic:nvPicPr>
+                  <pic:blipFill>
+                    <a:blip r:embed="rId14">
+                      <a:extLst>
+                        <a:ext uri="{28A0092B-C50C-407E-A947-70E740481C1C}">
+                          <a14:useLocalDpi xmlns:a14="http://schemas.microsoft.com/office/drawing/2010/main" val="0"/>
+                        </a:ext>
+                      </a:extLst>
+                    </a:blip>
+                    <a:srcRect/>
+                    <a:stretch>
+                      <a:fillRect/>
+                    </a:stretch>
+                  </pic:blipFill>
+                  <pic:spPr bwMode="auto">
+                    <a:xfrm>
+                      <a:off x="0" y="0"/>
+                      <a:ext cx="199390" cy="199390"/>
+                    </a:xfrm>
+                    <a:prstGeom prst="rect">
+                      <a:avLst/>
+                    </a:prstGeom>
+                    <a:noFill/>
+                    <a:ln>
+                      <a:noFill/>
+                    </a:ln>
+                  </pic:spPr>
+                </pic:pic>
+              </a:graphicData>
+            </a:graphic>
+          </wp:inline>
+        </w:drawing>
+      </w:r>
+      <w:r>
+        <w:rPr>
+          <w:rFonts w:ascii="Arial" w:hAnsi="Arial" w:cs="Arial"/>
+          <w:color w:val="000000" w:themeColor="text1"/>
+          <w:sz w:val="21"/>
+          <w:szCs w:val="21"/>
+          <w:shd w:val="clear" w:color="auto" w:fill="FFFFFF"/>
+        </w:rPr>
+        <w:fldChar w:fldCharType="end"/>
+      </w:r>
+      <w:r>
+        <w:rPr>
+          <w:rFonts w:ascii="Arial" w:hAnsi="Arial" w:cs="Arial"/>
+          <w:color w:val="000000" w:themeColor="text1"/>
+          <w:sz w:val="21"/>
+          <w:szCs w:val="21"/>
+          <w:shd w:val="clear" w:color="auto" w:fill="FFFFFF"/>
+        </w:rPr>
+        <w:t xml:space="preserve">initiativeforlegalaid.org </w:t>
+      </w:r>
+      <w:r>
+        <w:rPr>
+          <w:rFonts w:ascii="Arial" w:hAnsi="Arial" w:cs="Arial"/>
+          <w:color w:val="000000" w:themeColor="text1"/>
+          <w:sz w:val="21"/>
+          <w:szCs w:val="21"/>
+          <w:shd w:val="clear" w:color="auto" w:fill="FFFFFF"/>
+        </w:rPr>
+        <w:fldChar w:fldCharType="begin"/>
+      </w:r>
+      <w:r>
+        <w:rPr>
+          <w:rFonts w:ascii="Arial" w:hAnsi="Arial" w:cs="Arial"/>
+          <w:color w:val="000000" w:themeColor="text1"/>
+          <w:sz w:val="21"/>
+          <w:szCs w:val="21"/>
+          <w:shd w:val="clear" w:color="auto" w:fill="FFFFFF"/>
+        </w:rPr>
+        <w:instrText xml:space="preserve"> INCLUDEPICTURE "https://static.xx.fbcdn.net/images/emoji.php/v9/tf6/2/16/1f4f1.png" \* MERGEFORMATINET </w:instrText>
+      </w:r>
+      <w:r>
+        <w:rPr>
+          <w:rFonts w:ascii="Arial" w:hAnsi="Arial" w:cs="Arial"/>
+          <w:color w:val="000000" w:themeColor="text1"/>
+          <w:sz w:val="21"/>
+          <w:szCs w:val="21"/>
+          <w:shd w:val="clear" w:color="auto" w:fill="FFFFFF"/>
+        </w:rPr>
+        <w:fldChar w:fldCharType="separate"/>
+      </w:r>
+      <w:r>
+        <w:rPr>
+          <w:rFonts w:ascii="Arial" w:hAnsi="Arial" w:cs="Arial"/>
+          <w:noProof/>
+          <w:color w:val="000000" w:themeColor="text1"/>
+          <w:sz w:val="21"/>
+          <w:szCs w:val="21"/>
+          <w:shd w:val="clear" w:color="auto" w:fill="FFFFFF"/>
+        </w:rPr>
+        <w:drawing>
+          <wp:inline distT="0" distB="0" distL="0" distR="0" wp14:anchorId="1374682C" wp14:editId="73CD1F98">
+            <wp:extent cx="199390" cy="199390"/>
+            <wp:effectExtent l="0" t="0" r="0" b="3810"/>
+            <wp:docPr id="918158189" name="Picture 13" descr="📱"/>
+            <wp:cNvGraphicFramePr>
+              <a:graphicFrameLocks xmlns:a="http://schemas.openxmlformats.org/drawingml/2006/main" noChangeAspect="1"/>
+            </wp:cNvGraphicFramePr>
+            <a:graphic xmlns:a="http://schemas.openxmlformats.org/drawingml/2006/main">
+              <a:graphicData uri="http://schemas.openxmlformats.org/drawingml/2006/picture">
+                <pic:pic xmlns:pic="http://schemas.openxmlformats.org/drawingml/2006/picture">
+                  <pic:nvPicPr>
+                    <pic:cNvPr id="0" name="Picture 56" descr="📱"/>
+                    <pic:cNvPicPr>
+                      <a:picLocks noChangeAspect="1" noChangeArrowheads="1"/>
+                    </pic:cNvPicPr>
+                  </pic:nvPicPr>
+                  <pic:blipFill>
+                    <a:blip r:embed="rId22">
+                      <a:extLst>
+                        <a:ext uri="{28A0092B-C50C-407E-A947-70E740481C1C}">
+                          <a14:useLocalDpi xmlns:a14="http://schemas.microsoft.com/office/drawing/2010/main" val="0"/>
+                        </a:ext>
+                      </a:extLst>
+                    </a:blip>
+                    <a:srcRect/>
+                    <a:stretch>
+                      <a:fillRect/>
+                    </a:stretch>
+                  </pic:blipFill>
+                  <pic:spPr bwMode="auto">
+                    <a:xfrm>
+                      <a:off x="0" y="0"/>
+                      <a:ext cx="199390" cy="199390"/>
+                    </a:xfrm>
+                    <a:prstGeom prst="rect">
+                      <a:avLst/>
+                    </a:prstGeom>
+                    <a:noFill/>
+                    <a:ln>
+                      <a:noFill/>
+                    </a:ln>
+                  </pic:spPr>
+                </pic:pic>
+              </a:graphicData>
+            </a:graphic>
+          </wp:inline>
+        </w:drawing>
+      </w:r>
+      <w:r>
+        <w:rPr>
+          <w:rFonts w:ascii="Arial" w:hAnsi="Arial" w:cs="Arial"/>
+          <w:color w:val="000000" w:themeColor="text1"/>
+          <w:sz w:val="21"/>
+          <w:szCs w:val="21"/>
+          <w:shd w:val="clear" w:color="auto" w:fill="FFFFFF"/>
+        </w:rPr>
+        <w:fldChar w:fldCharType="end"/>
+      </w:r>
+      <w:r>
+        <w:rPr>
+          <w:rFonts w:ascii="Arial" w:hAnsi="Arial" w:cs="Arial"/>
+          <w:color w:val="000000" w:themeColor="text1"/>
+          <w:sz w:val="21"/>
+          <w:szCs w:val="21"/>
+          <w:shd w:val="clear" w:color="auto" w:fill="FFFFFF"/>
+        </w:rPr>
+        <w:t xml:space="preserve">Facebook | LinkedIn </w:t>
+      </w:r>
+    </w:p>
+    <w:p>
+      <w:pPr>
+        <w:rPr>
+          <w:rFonts w:ascii="Arial" w:hAnsi="Arial" w:cs="Arial"/>
+          <w:color w:val="000000" w:themeColor="text1"/>
+          <w:sz w:val="21"/>
+          <w:szCs w:val="21"/>
+          <w:shd w:val="clear" w:color="auto" w:fill="FFFFFF"/>
+        </w:rPr>
+      </w:pPr>
+    </w:p>
+    <w:p>
+      <w:pPr>
+        <w:rPr>
+          <w:color w:val="000000" w:themeColor="text1"/>
+        </w:rPr>
+      </w:pPr>
+      <w:proofErr w:type="spellStart"/>
+      <w:r>
+        <w:rPr>
+          <w:rFonts w:ascii="Arial" w:hAnsi="Arial" w:cs="Arial"/>
+          <w:color w:val="000000" w:themeColor="text1"/>
+          <w:sz w:val="21"/>
+          <w:szCs w:val="21"/>
+          <w:shd w:val="clear" w:color="auto" w:fill="FFFFFF"/>
+        </w:rPr>
+        <w:t>Diing</w:t>
+      </w:r>
+      <w:proofErr w:type="spellEnd"/>
+      <w:r>
+        <w:rPr>
+          <w:rFonts w:ascii="Arial" w:hAnsi="Arial" w:cs="Arial"/>
+          <w:color w:val="000000" w:themeColor="text1"/>
+          <w:sz w:val="21"/>
+          <w:szCs w:val="21"/>
+          <w:shd w:val="clear" w:color="auto" w:fill="FFFFFF"/>
+        </w:rPr>
+        <w:t xml:space="preserve"> </w:t>
+      </w:r>
+      <w:proofErr w:type="spellStart"/>
+      <w:r>
+        <w:rPr>
+          <w:rFonts w:ascii="Arial" w:hAnsi="Arial" w:cs="Arial"/>
+          <w:color w:val="000000" w:themeColor="text1"/>
+          <w:sz w:val="21"/>
+          <w:szCs w:val="21"/>
+          <w:shd w:val="clear" w:color="auto" w:fill="FFFFFF"/>
+        </w:rPr>
+        <w:t>Diing</w:t>
+      </w:r>
+      <w:proofErr w:type="spellEnd"/>
+      <w:r>
+        <w:rPr>
+          <w:rFonts w:ascii="Arial" w:hAnsi="Arial" w:cs="Arial"/>
+          <w:color w:val="000000" w:themeColor="text1"/>
+          <w:sz w:val="21"/>
+          <w:szCs w:val="21"/>
+          <w:shd w:val="clear" w:color="auto" w:fill="FFFFFF"/>
+        </w:rPr>
+        <w:t xml:space="preserve"> Tong </w:t>
+      </w:r>
+      <w:proofErr w:type="spellStart"/>
+      <w:r>
+        <w:rPr>
+          <w:rFonts w:ascii="Arial" w:hAnsi="Arial" w:cs="Arial"/>
+          <w:color w:val="000000" w:themeColor="text1"/>
+          <w:sz w:val="21"/>
+          <w:szCs w:val="21"/>
+          <w:shd w:val="clear" w:color="auto" w:fill="FFFFFF"/>
+        </w:rPr>
+        <w:t>Tong</w:t>
+      </w:r>
+      <w:proofErr w:type="spellEnd"/>
+      <w:r>
+        <w:rPr>
+          <w:rFonts w:ascii="Arial" w:hAnsi="Arial" w:cs="Arial"/>
+          <w:color w:val="000000" w:themeColor="text1"/>
+          <w:sz w:val="21"/>
+          <w:szCs w:val="21"/>
+          <w:shd w:val="clear" w:color="auto" w:fill="FFFFFF"/>
+        </w:rPr>
+        <w:t xml:space="preserve"> Donor, Partnerships &amp; Resource </w:t>
+      </w:r>
+      <w:proofErr w:type="spellStart"/>
+      <w:r>
+        <w:rPr>
+          <w:rFonts w:ascii="Arial" w:hAnsi="Arial" w:cs="Arial"/>
+          <w:color w:val="000000" w:themeColor="text1"/>
+          <w:sz w:val="21"/>
+          <w:szCs w:val="21"/>
+          <w:shd w:val="clear" w:color="auto" w:fill="FFFFFF"/>
+        </w:rPr>
+        <w:t>Mobilisation</w:t>
+      </w:r>
+      <w:proofErr w:type="spellEnd"/>
+      <w:r>
+        <w:rPr>
+          <w:rFonts w:ascii="Arial" w:hAnsi="Arial" w:cs="Arial"/>
+          <w:color w:val="000000" w:themeColor="text1"/>
+          <w:sz w:val="21"/>
+          <w:szCs w:val="21"/>
+          <w:shd w:val="clear" w:color="auto" w:fill="FFFFFF"/>
+        </w:rPr>
+        <w:t xml:space="preserve"> Officer Initiative for Legal Aid (ILA) Breaking Barriers. Building Justice. </w:t>
+      </w:r>
+      <w:r>
+        <w:rPr>
+          <w:rFonts w:ascii="Arial" w:hAnsi="Arial" w:cs="Arial"/>
+          <w:color w:val="000000" w:themeColor="text1"/>
+          <w:sz w:val="21"/>
+          <w:szCs w:val="21"/>
+          <w:shd w:val="clear" w:color="auto" w:fill="FFFFFF"/>
+        </w:rPr>
+        <w:fldChar w:fldCharType="begin"/>
+      </w:r>
+      <w:r>
+        <w:rPr>
+          <w:rFonts w:ascii="Arial" w:hAnsi="Arial" w:cs="Arial"/>
+          <w:color w:val="000000" w:themeColor="text1"/>
+          <w:sz w:val="21"/>
+          <w:szCs w:val="21"/>
+          <w:shd w:val="clear" w:color="auto" w:fill="FFFFFF"/>
+        </w:rPr>
+        <w:instrText xml:space="preserve"> INCLUDEPICTURE "https://static.xx.fbcdn.net/images/emoji.php/v9/tcc/2/16/1f4cd.png" \* MERGEFORMATINET </w:instrText>
+      </w:r>
+      <w:r>
+        <w:rPr>
+          <w:rFonts w:ascii="Arial" w:hAnsi="Arial" w:cs="Arial"/>
+          <w:color w:val="000000" w:themeColor="text1"/>
+          <w:sz w:val="21"/>
+          <w:szCs w:val="21"/>
+          <w:shd w:val="clear" w:color="auto" w:fill="FFFFFF"/>
+        </w:rPr>
+        <w:fldChar w:fldCharType="separate"/>
+      </w:r>
+      <w:r>
+        <w:rPr>
+          <w:rFonts w:ascii="Arial" w:hAnsi="Arial" w:cs="Arial"/>
+          <w:noProof/>
+          <w:color w:val="000000" w:themeColor="text1"/>
+          <w:sz w:val="21"/>
+          <w:szCs w:val="21"/>
+          <w:shd w:val="clear" w:color="auto" w:fill="FFFFFF"/>
+        </w:rPr>
+        <w:drawing>
+          <wp:inline distT="0" distB="0" distL="0" distR="0" wp14:anchorId="1F421297" wp14:editId="44CFF4CF">
+            <wp:extent cx="199390" cy="199390"/>
+            <wp:effectExtent l="0" t="0" r="0" b="3810"/>
+            <wp:docPr id="1759689161" name="Picture 12" descr="📍"/>
+            <wp:cNvGraphicFramePr>
+              <a:graphicFrameLocks xmlns:a="http://schemas.openxmlformats.org/drawingml/2006/main" noChangeAspect="1"/>
+            </wp:cNvGraphicFramePr>
+            <a:graphic xmlns:a="http://schemas.openxmlformats.org/drawingml/2006/main">
+              <a:graphicData uri="http://schemas.openxmlformats.org/drawingml/2006/picture">
+                <pic:pic xmlns:pic="http://schemas.openxmlformats.org/drawingml/2006/picture">
+                  <pic:nvPicPr>
+                    <pic:cNvPr id="0" name="Picture 57" descr="📍"/>
+                    <pic:cNvPicPr>
+                      <a:picLocks noChangeAspect="1" noChangeArrowheads="1"/>
+                    </pic:cNvPicPr>
+                  </pic:nvPicPr>
+                  <pic:blipFill>
+                    <a:blip r:embed="rId12">
+                      <a:extLst>
+                        <a:ext uri="{28A0092B-C50C-407E-A947-70E740481C1C}">
+                          <a14:useLocalDpi xmlns:a14="http://schemas.microsoft.com/office/drawing/2010/main" val="0"/>
+                        </a:ext>
+                      </a:extLst>
+                    </a:blip>
+                    <a:srcRect/>
+                    <a:stretch>
+                      <a:fillRect/>
+                    </a:stretch>
+                  </pic:blipFill>
+                  <pic:spPr bwMode="auto">
+                    <a:xfrm>
+                      <a:off x="0" y="0"/>
+                      <a:ext cx="199390" cy="199390"/>
+                    </a:xfrm>
+                    <a:prstGeom prst="rect">
+                      <a:avLst/>
+                    </a:prstGeom>
+                    <a:noFill/>
+                    <a:ln>
+                      <a:noFill/>
+                    </a:ln>
+                  </pic:spPr>
+                </pic:pic>
+              </a:graphicData>
+            </a:graphic>
+          </wp:inline>
+        </w:drawing>
+      </w:r>
+      <w:r>
+        <w:rPr>
+          <w:rFonts w:ascii="Arial" w:hAnsi="Arial" w:cs="Arial"/>
+          <w:color w:val="000000" w:themeColor="text1"/>
+          <w:sz w:val="21"/>
+          <w:szCs w:val="21"/>
+          <w:shd w:val="clear" w:color="auto" w:fill="FFFFFF"/>
+        </w:rPr>
+        <w:fldChar w:fldCharType="end"/>
+      </w:r>
+      <w:r>
+        <w:rPr>
+          <w:rFonts w:ascii="Arial" w:hAnsi="Arial" w:cs="Arial"/>
+          <w:color w:val="000000" w:themeColor="text1"/>
+          <w:sz w:val="21"/>
+          <w:szCs w:val="21"/>
+          <w:shd w:val="clear" w:color="auto" w:fill="FFFFFF"/>
+        </w:rPr>
+        <w:t xml:space="preserve">Juba, South Sudan </w:t>
+      </w:r>
+      <w:r>
+        <w:rPr>
+          <w:rFonts w:ascii="Arial" w:hAnsi="Arial" w:cs="Arial"/>
+          <w:color w:val="000000" w:themeColor="text1"/>
+          <w:sz w:val="21"/>
+          <w:szCs w:val="21"/>
+          <w:shd w:val="clear" w:color="auto" w:fill="FFFFFF"/>
+        </w:rPr>
+        <w:fldChar w:fldCharType="begin"/>
+      </w:r>
+      <w:r>
+        <w:rPr>
+          <w:rFonts w:ascii="Arial" w:hAnsi="Arial" w:cs="Arial"/>
+          <w:color w:val="000000" w:themeColor="text1"/>
+          <w:sz w:val="21"/>
+          <w:szCs w:val="21"/>
+          <w:shd w:val="clear" w:color="auto" w:fill="FFFFFF"/>
+        </w:rPr>
+        <w:instrText xml:space="preserve"> INCLUDEPICTURE "https://static.xx.fbcdn.net/images/emoji.php/v9/t5d/2/16/1f4e7.png" \* MERGEFORMATINET </w:instrText>
+      </w:r>
+      <w:r>
+        <w:rPr>
+          <w:rFonts w:ascii="Arial" w:hAnsi="Arial" w:cs="Arial"/>
+          <w:color w:val="000000" w:themeColor="text1"/>
+          <w:sz w:val="21"/>
+          <w:szCs w:val="21"/>
+          <w:shd w:val="clear" w:color="auto" w:fill="FFFFFF"/>
+        </w:rPr>
+        <w:fldChar w:fldCharType="separate"/>
+      </w:r>
+      <w:r>
+        <w:rPr>
+          <w:rFonts w:ascii="Arial" w:hAnsi="Arial" w:cs="Arial"/>
+          <w:noProof/>
+          <w:color w:val="000000" w:themeColor="text1"/>
+          <w:sz w:val="21"/>
+          <w:szCs w:val="21"/>
+          <w:shd w:val="clear" w:color="auto" w:fill="FFFFFF"/>
+        </w:rPr>
+        <w:drawing>
+          <wp:inline distT="0" distB="0" distL="0" distR="0" wp14:anchorId="78EF8DC0" wp14:editId="191DF5D0">
+            <wp:extent cx="199390" cy="199390"/>
+            <wp:effectExtent l="0" t="0" r="3810" b="3810"/>
+            <wp:docPr id="473293277" name="Picture 11" descr="📧"/>
+            <wp:cNvGraphicFramePr>
+              <a:graphicFrameLocks xmlns:a="http://schemas.openxmlformats.org/drawingml/2006/main" noChangeAspect="1"/>
+            </wp:cNvGraphicFramePr>
+            <a:graphic xmlns:a="http://schemas.openxmlformats.org/drawingml/2006/main">
+              <a:graphicData uri="http://schemas.openxmlformats.org/drawingml/2006/picture">
+                <pic:pic xmlns:pic="http://schemas.openxmlformats.org/drawingml/2006/picture">
+                  <pic:nvPicPr>
+                    <pic:cNvPr id="0" name="Picture 58" descr="📧"/>
+                    <pic:cNvPicPr>
+                      <a:picLocks noChangeAspect="1" noChangeArrowheads="1"/>
+                    </pic:cNvPicPr>
+                  </pic:nvPicPr>
+                  <pic:blipFill>
+                    <a:blip r:embed="rId13">
+                      <a:extLst>
+                        <a:ext uri="{28A0092B-C50C-407E-A947-70E740481C1C}">
+                          <a14:useLocalDpi xmlns:a14="http://schemas.microsoft.com/office/drawing/2010/main" val="0"/>
+                        </a:ext>
+                      </a:extLst>
+                    </a:blip>
+                    <a:srcRect/>
+                    <a:stretch>
+                      <a:fillRect/>
+                    </a:stretch>
+                  </pic:blipFill>
+                  <pic:spPr bwMode="auto">
+                    <a:xfrm>
+                      <a:off x="0" y="0"/>
+                      <a:ext cx="199390" cy="199390"/>
+                    </a:xfrm>
+                    <a:prstGeom prst="rect">
+                      <a:avLst/>
+                    </a:prstGeom>
+                    <a:noFill/>
+                    <a:ln>
+                      <a:noFill/>
+                    </a:ln>
+                  </pic:spPr>
+                </pic:pic>
+              </a:graphicData>
+            </a:graphic>
+          </wp:inline>
+        </w:drawing>
+      </w:r>
+      <w:r>
+        <w:rPr>
+          <w:rFonts w:ascii="Arial" w:hAnsi="Arial" w:cs="Arial"/>
+          <w:color w:val="000000" w:themeColor="text1"/>
+          <w:sz w:val="21"/>
+          <w:szCs w:val="21"/>
+          <w:shd w:val="clear" w:color="auto" w:fill="FFFFFF"/>
+        </w:rPr>
+        <w:fldChar w:fldCharType="end"/>
+      </w:r>
+      <w:r>
+        <w:rPr>
+          <w:rFonts w:ascii="Arial" w:hAnsi="Arial" w:cs="Arial"/>
+          <w:color w:val="000000" w:themeColor="text1"/>
+          <w:sz w:val="21"/>
+          <w:szCs w:val="21"/>
+          <w:shd w:val="clear" w:color="auto" w:fill="FFFFFF"/>
+        </w:rPr>
+        <w:t xml:space="preserve">partnerships@initiativeforlegalaid.org </w:t>
+      </w:r>
+      <w:r>
+        <w:rPr>
+          <w:rFonts w:ascii="Arial" w:hAnsi="Arial" w:cs="Arial"/>
+          <w:color w:val="000000" w:themeColor="text1"/>
+          <w:sz w:val="21"/>
+          <w:szCs w:val="21"/>
+          <w:shd w:val="clear" w:color="auto" w:fill="FFFFFF"/>
+        </w:rPr>
+        <w:fldChar w:fldCharType="begin"/>
+      </w:r>
+      <w:r>
+        <w:rPr>
+          <w:rFonts w:ascii="Arial" w:hAnsi="Arial" w:cs="Arial"/>
+          <w:color w:val="000000" w:themeColor="text1"/>
+          <w:sz w:val="21"/>
+          <w:szCs w:val="21"/>
+          <w:shd w:val="clear" w:color="auto" w:fill="FFFFFF"/>
+        </w:rPr>
+        <w:instrText xml:space="preserve"> INCLUDEPICTURE "https://static.xx.fbcdn.net/images/emoji.php/v9/t5d/2/16/1f4e7.png" \* MERGEFORMATINET </w:instrText>
+      </w:r>
+      <w:r>
+        <w:rPr>
+          <w:rFonts w:ascii="Arial" w:hAnsi="Arial" w:cs="Arial"/>
+          <w:color w:val="000000" w:themeColor="text1"/>
+          <w:sz w:val="21"/>
+          <w:szCs w:val="21"/>
+          <w:shd w:val="clear" w:color="auto" w:fill="FFFFFF"/>
+        </w:rPr>
+        <w:fldChar w:fldCharType="separate"/>
+      </w:r>
+      <w:r>
+        <w:rPr>
+          <w:rFonts w:ascii="Arial" w:hAnsi="Arial" w:cs="Arial"/>
+          <w:noProof/>
+          <w:color w:val="000000" w:themeColor="text1"/>
+          <w:sz w:val="21"/>
+          <w:szCs w:val="21"/>
+          <w:shd w:val="clear" w:color="auto" w:fill="FFFFFF"/>
+        </w:rPr>
+        <w:drawing>
+          <wp:inline distT="0" distB="0" distL="0" distR="0" wp14:anchorId="2D6BF82B" wp14:editId="221C47AA">
+            <wp:extent cx="199390" cy="199390"/>
+            <wp:effectExtent l="0" t="0" r="3810" b="3810"/>
+            <wp:docPr id="1471544537" name="Picture 10" descr="📧"/>
+            <wp:cNvGraphicFramePr>
+              <a:graphicFrameLocks xmlns:a="http://schemas.openxmlformats.org/drawingml/2006/main" noChangeAspect="1"/>
+            </wp:cNvGraphicFramePr>
+            <a:graphic xmlns:a="http://schemas.openxmlformats.org/drawingml/2006/main">
+              <a:graphicData uri="http://schemas.openxmlformats.org/drawingml/2006/picture">
+                <pic:pic xmlns:pic="http://schemas.openxmlformats.org/drawingml/2006/picture">
+                  <pic:nvPicPr>
+                    <pic:cNvPr id="0" name="Picture 59" descr="📧"/>
+                    <pic:cNvPicPr>
+                      <a:picLocks noChangeAspect="1" noChangeArrowheads="1"/>
+                    </pic:cNvPicPr>
+                  </pic:nvPicPr>
+                  <pic:blipFill>
+                    <a:blip r:embed="rId13">
+                      <a:extLst>
+                        <a:ext uri="{28A0092B-C50C-407E-A947-70E740481C1C}">
+                          <a14:useLocalDpi xmlns:a14="http://schemas.microsoft.com/office/drawing/2010/main" val="0"/>
+                        </a:ext>
+                      </a:extLst>
+                    </a:blip>
+                    <a:srcRect/>
+                    <a:stretch>
+                      <a:fillRect/>
+                    </a:stretch>
+                  </pic:blipFill>
+                  <pic:spPr bwMode="auto">
+                    <a:xfrm>
+                      <a:off x="0" y="0"/>
+                      <a:ext cx="199390" cy="199390"/>
+                    </a:xfrm>
+                    <a:prstGeom prst="rect">
+                      <a:avLst/>
+                    </a:prstGeom>
+                    <a:noFill/>
+                    <a:ln>
+                      <a:noFill/>
+                    </a:ln>
+                  </pic:spPr>
+                </pic:pic>
+              </a:graphicData>
+            </a:graphic>
+          </wp:inline>
+        </w:drawing>
+      </w:r>
+      <w:r>
+        <w:rPr>
+          <w:rFonts w:ascii="Arial" w:hAnsi="Arial" w:cs="Arial"/>
+          <w:color w:val="000000" w:themeColor="text1"/>
+          <w:sz w:val="21"/>
+          <w:szCs w:val="21"/>
+          <w:shd w:val="clear" w:color="auto" w:fill="FFFFFF"/>
+        </w:rPr>
+        <w:fldChar w:fldCharType="end"/>
+      </w:r>
+      <w:r>
+        <w:rPr>
+          <w:rFonts w:ascii="Arial" w:hAnsi="Arial" w:cs="Arial"/>
+          <w:color w:val="000000" w:themeColor="text1"/>
+          <w:sz w:val="21"/>
+          <w:szCs w:val="21"/>
+          <w:shd w:val="clear" w:color="auto" w:fill="FFFFFF"/>
+        </w:rPr>
+        <w:t xml:space="preserve">donors@initiativeforlegalaid.org </w:t>
+      </w:r>
+      <w:r>
+        <w:rPr>
+          <w:rFonts w:ascii="Arial" w:hAnsi="Arial" w:cs="Arial"/>
+          <w:color w:val="000000" w:themeColor="text1"/>
+          <w:sz w:val="21"/>
+          <w:szCs w:val="21"/>
+          <w:shd w:val="clear" w:color="auto" w:fill="FFFFFF"/>
+        </w:rPr>
+        <w:fldChar w:fldCharType="begin"/>
+      </w:r>
+      <w:r>
+        <w:rPr>
+          <w:rFonts w:ascii="Arial" w:hAnsi="Arial" w:cs="Arial"/>
+          <w:color w:val="000000" w:themeColor="text1"/>
+          <w:sz w:val="21"/>
+          <w:szCs w:val="21"/>
+          <w:shd w:val="clear" w:color="auto" w:fill="FFFFFF"/>
+        </w:rPr>
+        <w:instrText xml:space="preserve"> INCLUDEPICTURE "https://static.xx.fbcdn.net/images/emoji.php/v9/t49/2/16/1f310.png" \* MERGEFORMATINET </w:instrText>
+      </w:r>
+      <w:r>
+        <w:rPr>
+          <w:rFonts w:ascii="Arial" w:hAnsi="Arial" w:cs="Arial"/>
+          <w:color w:val="000000" w:themeColor="text1"/>
+          <w:sz w:val="21"/>
+          <w:szCs w:val="21"/>
+          <w:shd w:val="clear" w:color="auto" w:fill="FFFFFF"/>
+        </w:rPr>
+        <w:fldChar w:fldCharType="separate"/>
+      </w:r>
+      <w:r>
+        <w:rPr>
+          <w:rFonts w:ascii="Arial" w:hAnsi="Arial" w:cs="Arial"/>
+          <w:noProof/>
+          <w:color w:val="000000" w:themeColor="text1"/>
+          <w:sz w:val="21"/>
+          <w:szCs w:val="21"/>
+          <w:shd w:val="clear" w:color="auto" w:fill="FFFFFF"/>
+        </w:rPr>
+        <w:drawing>
+          <wp:inline distT="0" distB="0" distL="0" distR="0" wp14:anchorId="31F60785" wp14:editId="468B4D16">
+            <wp:extent cx="199390" cy="199390"/>
+            <wp:effectExtent l="0" t="0" r="3810" b="3810"/>
+            <wp:docPr id="1633291407" name="Picture 9" descr="🌐"/>
+            <wp:cNvGraphicFramePr>
+              <a:graphicFrameLocks xmlns:a="http://schemas.openxmlformats.org/drawingml/2006/main" noChangeAspect="1"/>
+            </wp:cNvGraphicFramePr>
+            <a:graphic xmlns:a="http://schemas.openxmlformats.org/drawingml/2006/main">
+              <a:graphicData uri="http://schemas.openxmlformats.org/drawingml/2006/picture">
+                <pic:pic xmlns:pic="http://schemas.openxmlformats.org/drawingml/2006/picture">
+                  <pic:nvPicPr>
+                    <pic:cNvPr id="0" name="Picture 60" descr="🌐"/>
+                    <pic:cNvPicPr>
+                      <a:picLocks noChangeAspect="1" noChangeArrowheads="1"/>
+                    </pic:cNvPicPr>
+                  </pic:nvPicPr>
+                  <pic:blipFill>
+                    <a:blip r:embed="rId14">
+                      <a:extLst>
+                        <a:ext uri="{28A0092B-C50C-407E-A947-70E740481C1C}">
+                          <a14:useLocalDpi xmlns:a14="http://schemas.microsoft.com/office/drawing/2010/main" val="0"/>
+                        </a:ext>
+                      </a:extLst>
+                    </a:blip>
+                    <a:srcRect/>
+                    <a:stretch>
+                      <a:fillRect/>
+                    </a:stretch>
+                  </pic:blipFill>
+                  <pic:spPr bwMode="auto">
+                    <a:xfrm>
+                      <a:off x="0" y="0"/>
+                      <a:ext cx="199390" cy="199390"/>
+                    </a:xfrm>
+                    <a:prstGeom prst="rect">
+                      <a:avLst/>
+                    </a:prstGeom>
+                    <a:noFill/>
+                    <a:ln>
+                      <a:noFill/>
+                    </a:ln>
+                  </pic:spPr>
+                </pic:pic>
+              </a:graphicData>
+            </a:graphic>
+          </wp:inline>
+        </w:drawing>
+      </w:r>
+      <w:r>
+        <w:rPr>
+          <w:rFonts w:ascii="Arial" w:hAnsi="Arial" w:cs="Arial"/>
+          <w:color w:val="000000" w:themeColor="text1"/>
+          <w:sz w:val="21"/>
+          <w:szCs w:val="21"/>
+          <w:shd w:val="clear" w:color="auto" w:fill="FFFFFF"/>
+        </w:rPr>
+        <w:fldChar w:fldCharType="end"/>
+      </w:r>
+      <w:r>
+        <w:rPr>
+          <w:rFonts w:ascii="Arial" w:hAnsi="Arial" w:cs="Arial"/>
+          <w:color w:val="000000" w:themeColor="text1"/>
+          <w:sz w:val="21"/>
+          <w:szCs w:val="21"/>
+          <w:shd w:val="clear" w:color="auto" w:fill="FFFFFF"/>
+        </w:rPr>
         <w:t xml:space="preserve">initiativeforlegalaid.org Building Partnerships. </w:t>
       </w:r>
       <w:proofErr w:type="spellStart"/>
@@ -4362,6 +5297,7 @@
           <w:kern w:val="0"/>
           <w14:ligatures w14:val="none"/>
         </w:rPr>
+        <w:lastRenderedPageBreak/>
         <w:br/>
         <w:t>10:42 AM</w:t>
       </w:r>
@@ -4448,7 +5384,7 @@
                     <pic:cNvPicPr/>
                   </pic:nvPicPr>
                   <pic:blipFill>
-                    <a:blip r:embed="rId22"/>
+                    <a:blip r:embed="rId23"/>
                     <a:stretch>
                       <a:fillRect/>
                     </a:stretch>
@@ -4488,7 +5424,7 @@
                     <pic:cNvPicPr/>
                   </pic:nvPicPr>
                   <pic:blipFill>
-                    <a:blip r:embed="rId23"/>
+                    <a:blip r:embed="rId24"/>
                     <a:stretch>
                       <a:fillRect/>
                     </a:stretch>
@@ -4515,7 +5451,6 @@
         <w:rPr>
           <w:noProof/>
         </w:rPr>
-        <w:lastRenderedPageBreak/>
         <w:drawing>
           <wp:inline distT="0" distB="0" distL="0" distR="0" wp14:anchorId="7D536DAE" wp14:editId="11B43F94">
             <wp:extent cx="2544024" cy="1386710"/>
@@ -4532,7 +5467,7 @@
                     <pic:cNvPicPr/>
                   </pic:nvPicPr>
                   <pic:blipFill>
-                    <a:blip r:embed="rId24"/>
+                    <a:blip r:embed="rId25"/>
                     <a:stretch>
                       <a:fillRect/>
                     </a:stretch>

--- a/Website details.docx
+++ b/Website details.docx
@@ -1197,7 +1197,8 @@
       </w:r>
       <w:r>
         <w:rPr>
-          <w:rFonts w:ascii="Arial" w:hAnsi="Arial" w:cs="Arial"/>
+          <w:rStyle w:val="HTMLCode"/>
+          <w:rFonts w:ascii="Menlo" w:eastAsiaTheme="minorHAnsi" w:hAnsi="Menlo" w:cs="Menlo"/>
           <w:color w:val="000000" w:themeColor="text1"/>
           <w:sz w:val="21"/>
           <w:szCs w:val="21"/>
@@ -1207,7 +1208,8 @@
       </w:r>
       <w:r>
         <w:rPr>
-          <w:rFonts w:ascii="Arial" w:hAnsi="Arial" w:cs="Arial"/>
+          <w:rStyle w:val="HTMLCode"/>
+          <w:rFonts w:ascii="Menlo" w:eastAsiaTheme="minorHAnsi" w:hAnsi="Menlo" w:cs="Menlo"/>
           <w:color w:val="000000" w:themeColor="text1"/>
           <w:sz w:val="21"/>
           <w:szCs w:val="21"/>
@@ -1217,6 +1219,17 @@
       </w:r>
       <w:r>
         <w:rPr>
+          <w:rStyle w:val="HTMLCode"/>
+          <w:rFonts w:ascii="Menlo" w:eastAsiaTheme="minorHAnsi" w:hAnsi="Menlo" w:cs="Menlo"/>
+          <w:color w:val="000000" w:themeColor="text1"/>
+          <w:sz w:val="21"/>
+          <w:szCs w:val="21"/>
+          <w:shd w:val="clear" w:color="auto" w:fill="FFFFFF"/>
+        </w:rPr>
+        <w:instrText>partnerships@initiative4legalaid.org</w:instrText>
+      </w:r>
+      <w:r>
+        <w:rPr>
           <w:rFonts w:ascii="Arial" w:hAnsi="Arial" w:cs="Arial"/>
           <w:color w:val="000000" w:themeColor="text1"/>
           <w:sz w:val="21"/>
@@ -1227,25 +1240,8 @@
       </w:r>
       <w:r>
         <w:rPr>
-          <w:rFonts w:ascii="Arial" w:hAnsi="Arial" w:cs="Arial"/>
-          <w:color w:val="000000" w:themeColor="text1"/>
-          <w:sz w:val="21"/>
-          <w:szCs w:val="21"/>
-          <w:shd w:val="clear" w:color="auto" w:fill="FFFFFF"/>
-        </w:rPr>
-        <w:instrText>partnerships</w:instrText>
-      </w:r>
-      <w:r>
-        <w:rPr>
-          <w:rFonts w:ascii="Raleway" w:eastAsia="Times New Roman" w:hAnsi="Raleway" w:cs="Arial"/>
-          <w:kern w:val="36"/>
-          <w14:ligatures w14:val="none"/>
-        </w:rPr>
-        <w:instrText>@initiative4legalaid.org</w:instrText>
-      </w:r>
-      <w:r>
-        <w:rPr>
-          <w:rFonts w:ascii="Arial" w:hAnsi="Arial" w:cs="Arial"/>
+          <w:rStyle w:val="HTMLCode"/>
+          <w:rFonts w:ascii="Menlo" w:eastAsiaTheme="minorHAnsi" w:hAnsi="Menlo" w:cs="Menlo"/>
           <w:color w:val="000000" w:themeColor="text1"/>
           <w:sz w:val="21"/>
           <w:szCs w:val="21"/>
@@ -1255,7 +1251,8 @@
       </w:r>
       <w:r>
         <w:rPr>
-          <w:rFonts w:ascii="Arial" w:hAnsi="Arial" w:cs="Arial"/>
+          <w:rStyle w:val="HTMLCode"/>
+          <w:rFonts w:ascii="Menlo" w:eastAsiaTheme="minorHAnsi" w:hAnsi="Menlo" w:cs="Menlo"/>
           <w:color w:val="000000" w:themeColor="text1"/>
           <w:sz w:val="21"/>
           <w:szCs w:val="21"/>
@@ -1266,6 +1263,26 @@
       <w:r>
         <w:rPr>
           <w:rStyle w:val="Hyperlink"/>
+          <w:rFonts w:ascii="Menlo" w:hAnsi="Menlo" w:cs="Menlo"/>
+          <w:sz w:val="21"/>
+          <w:szCs w:val="21"/>
+          <w:shd w:val="clear" w:color="auto" w:fill="FFFFFF"/>
+        </w:rPr>
+        <w:t>p</w:t>
+      </w:r>
+      <w:r>
+        <w:rPr>
+          <w:rStyle w:val="Hyperlink"/>
+          <w:rFonts w:ascii="Menlo" w:hAnsi="Menlo" w:cs="Menlo"/>
+          <w:sz w:val="21"/>
+          <w:szCs w:val="21"/>
+          <w:shd w:val="clear" w:color="auto" w:fill="FFFFFF"/>
+        </w:rPr>
+        <w:t>artnerships@initiative4legalaid.org</w:t>
+      </w:r>
+      <w:r>
+        <w:rPr>
+          <w:rStyle w:val="Hyperlink"/>
           <w:rFonts w:ascii="Arial" w:hAnsi="Arial" w:cs="Arial"/>
           <w:sz w:val="21"/>
           <w:szCs w:val="21"/>
@@ -1275,35 +1292,8 @@
       </w:r>
       <w:r>
         <w:rPr>
-          <w:rStyle w:val="Hyperlink"/>
-          <w:rFonts w:ascii="Arial" w:hAnsi="Arial" w:cs="Arial"/>
-          <w:sz w:val="21"/>
-          <w:szCs w:val="21"/>
-          <w:shd w:val="clear" w:color="auto" w:fill="FFFFFF"/>
-        </w:rPr>
-        <w:t>partnerships</w:t>
-      </w:r>
-      <w:r>
-        <w:rPr>
-          <w:rStyle w:val="Hyperlink"/>
-          <w:rFonts w:ascii="Raleway" w:eastAsia="Times New Roman" w:hAnsi="Raleway" w:cs="Arial"/>
-          <w:kern w:val="36"/>
-          <w14:ligatures w14:val="none"/>
-        </w:rPr>
-        <w:t>@</w:t>
-      </w:r>
-      <w:r>
-        <w:rPr>
-          <w:rStyle w:val="Hyperlink"/>
-          <w:rFonts w:ascii="Raleway" w:eastAsia="Times New Roman" w:hAnsi="Raleway" w:cs="Arial"/>
-          <w:kern w:val="36"/>
-          <w14:ligatures w14:val="none"/>
-        </w:rPr>
-        <w:t>initiative4legalaid.org</w:t>
-      </w:r>
-      <w:r>
-        <w:rPr>
-          <w:rFonts w:ascii="Arial" w:hAnsi="Arial" w:cs="Arial"/>
+          <w:rStyle w:val="HTMLCode"/>
+          <w:rFonts w:ascii="Menlo" w:eastAsiaTheme="minorHAnsi" w:hAnsi="Menlo" w:cs="Menlo"/>
           <w:color w:val="000000" w:themeColor="text1"/>
           <w:sz w:val="21"/>
           <w:szCs w:val="21"/>
@@ -1338,45 +1328,15 @@
       </w:r>
       <w:r>
         <w:rPr>
-          <w:rFonts w:ascii="Raleway" w:eastAsia="Times New Roman" w:hAnsi="Raleway" w:cs="Arial"/>
-          <w:color w:val="005588"/>
-          <w:kern w:val="36"/>
-          <w14:ligatures w14:val="none"/>
+          <w:rStyle w:val="HTMLCode"/>
+          <w:rFonts w:ascii="Menlo" w:eastAsiaTheme="minorHAnsi" w:hAnsi="Menlo" w:cs="Menlo"/>
+          <w:color w:val="000000" w:themeColor="text1"/>
+          <w:sz w:val="21"/>
+          <w:szCs w:val="21"/>
+          <w:shd w:val="clear" w:color="auto" w:fill="FFFFFF"/>
         </w:rPr>
         <w:t>Admin123</w:t>
       </w:r>
-    </w:p>
-    <w:p>
-      <w:pPr>
-        <w:pBdr>
-          <w:bottom w:val="single" w:sz="6" w:space="5" w:color="CCCCCC"/>
-        </w:pBdr>
-        <w:shd w:val="clear" w:color="auto" w:fill="FFFFFF"/>
-        <w:spacing w:after="225" w:line="240" w:lineRule="auto"/>
-        <w:outlineLvl w:val="0"/>
-        <w:rPr>
-          <w:rFonts w:ascii="Raleway" w:eastAsia="Times New Roman" w:hAnsi="Raleway" w:cs="Arial"/>
-          <w:color w:val="005588"/>
-          <w:kern w:val="36"/>
-          <w14:ligatures w14:val="none"/>
-        </w:rPr>
-      </w:pPr>
-    </w:p>
-    <w:p>
-      <w:pPr>
-        <w:pBdr>
-          <w:bottom w:val="single" w:sz="6" w:space="5" w:color="CCCCCC"/>
-        </w:pBdr>
-        <w:shd w:val="clear" w:color="auto" w:fill="FFFFFF"/>
-        <w:spacing w:after="225" w:line="240" w:lineRule="auto"/>
-        <w:outlineLvl w:val="0"/>
-        <w:rPr>
-          <w:rFonts w:ascii="Raleway" w:eastAsia="Times New Roman" w:hAnsi="Raleway" w:cs="Arial"/>
-          <w:color w:val="005588"/>
-          <w:kern w:val="36"/>
-          <w14:ligatures w14:val="none"/>
-        </w:rPr>
-      </w:pPr>
     </w:p>
     <w:p>
       <w:pPr>
@@ -3125,6 +3085,7 @@
           <w:szCs w:val="21"/>
           <w:shd w:val="clear" w:color="auto" w:fill="FFFFFF"/>
         </w:rPr>
+        <w:lastRenderedPageBreak/>
         <w:t>victoria</w:t>
       </w:r>
       <w:proofErr w:type="spellEnd"/>
@@ -5297,7 +5258,6 @@
           <w:kern w:val="0"/>
           <w14:ligatures w14:val="none"/>
         </w:rPr>
-        <w:lastRenderedPageBreak/>
         <w:br/>
         <w:t>10:42 AM</w:t>
       </w:r>
@@ -5320,6 +5280,7 @@
           <w:kern w:val="0"/>
           <w14:ligatures w14:val="none"/>
         </w:rPr>
+        <w:lastRenderedPageBreak/>
         <w:t>OK, good. SSH is now enabled for your account.</w:t>
       </w:r>
       <w:r>
@@ -6506,6 +6467,19 @@
       <w:bCs/>
     </w:rPr>
   </w:style>
+  <w:style w:type="character" w:styleId="HTMLCode">
+    <w:name w:val="HTML Code"/>
+    <w:basedOn w:val="DefaultParagraphFont"/>
+    <w:uiPriority w:val="99"/>
+    <w:semiHidden/>
+    <w:unhideWhenUsed/>
+    <w:rsid w:val="00E73BDD"/>
+    <w:rPr>
+      <w:rFonts w:ascii="Courier New" w:eastAsia="Times New Roman" w:hAnsi="Courier New" w:cs="Courier New"/>
+      <w:sz w:val="20"/>
+      <w:szCs w:val="20"/>
+    </w:rPr>
+  </w:style>
 </w:styles>
 </file>
 
